--- a/01_Standards/Document_Workflow.docx
+++ b/01_Standards/Document_Workflow.docx
@@ -52,7 +52,7 @@
           <w:rFonts w:ascii="Times New Roman" w:eastAsia="Times New Roman" w:hAnsi="Times New Roman" w:cs="Times New Roman"/>
         </w:rPr>
         <w:pict w14:anchorId="57174A62">
-          <v:rect id="_x0000_i1085" style="width:0;height:1.5pt" o:hralign="center" o:hrstd="t" o:hr="t" fillcolor="#a0a0a0" stroked="f"/>
+          <v:rect id="_x0000_i1025" style="width:0;height:1.5pt" o:hralign="center" o:hrstd="t" o:hr="t" fillcolor="#a0a0a0" stroked="f"/>
         </w:pict>
       </w:r>
     </w:p>
@@ -102,7 +102,7 @@
           <w:rFonts w:ascii="Times New Roman" w:eastAsia="Times New Roman" w:hAnsi="Times New Roman" w:cs="Times New Roman"/>
         </w:rPr>
         <w:pict w14:anchorId="338D6AFE">
-          <v:rect id="_x0000_i1086" style="width:0;height:1.5pt" o:hralign="center" o:hrstd="t" o:hr="t" fillcolor="#a0a0a0" stroked="f"/>
+          <v:rect id="_x0000_i1026" style="width:0;height:1.5pt" o:hralign="center" o:hrstd="t" o:hr="t" fillcolor="#a0a0a0" stroked="f"/>
         </w:pict>
       </w:r>
     </w:p>
@@ -160,11 +160,19 @@
           <w:rFonts w:ascii="Times New Roman" w:eastAsia="Times New Roman" w:hAnsi="Times New Roman" w:cs="Times New Roman"/>
         </w:rPr>
       </w:pPr>
-      <w:r>
-        <w:rPr>
-          <w:rFonts w:ascii="Times New Roman" w:eastAsia="Times New Roman" w:hAnsi="Times New Roman" w:cs="Times New Roman"/>
-        </w:rPr>
-        <w:t>Oversees the entire project</w:t>
+      <w:proofErr w:type="gramStart"/>
+      <w:r>
+        <w:rPr>
+          <w:rFonts w:ascii="Times New Roman" w:eastAsia="Times New Roman" w:hAnsi="Times New Roman" w:cs="Times New Roman"/>
+        </w:rPr>
+        <w:t>Oversees</w:t>
+      </w:r>
+      <w:proofErr w:type="gramEnd"/>
+      <w:r>
+        <w:rPr>
+          <w:rFonts w:ascii="Times New Roman" w:eastAsia="Times New Roman" w:hAnsi="Times New Roman" w:cs="Times New Roman"/>
+        </w:rPr>
+        <w:t xml:space="preserve"> the entire project</w:t>
       </w:r>
     </w:p>
     <w:p>
@@ -267,11 +275,19 @@
           <w:rFonts w:ascii="Times New Roman" w:eastAsia="Times New Roman" w:hAnsi="Times New Roman" w:cs="Times New Roman"/>
         </w:rPr>
       </w:pPr>
-      <w:r>
-        <w:rPr>
-          <w:rFonts w:ascii="Times New Roman" w:eastAsia="Times New Roman" w:hAnsi="Times New Roman" w:cs="Times New Roman"/>
-        </w:rPr>
-        <w:t>Reviews submissions from all teams</w:t>
+      <w:proofErr w:type="gramStart"/>
+      <w:r>
+        <w:rPr>
+          <w:rFonts w:ascii="Times New Roman" w:eastAsia="Times New Roman" w:hAnsi="Times New Roman" w:cs="Times New Roman"/>
+        </w:rPr>
+        <w:t>Reviews</w:t>
+      </w:r>
+      <w:proofErr w:type="gramEnd"/>
+      <w:r>
+        <w:rPr>
+          <w:rFonts w:ascii="Times New Roman" w:eastAsia="Times New Roman" w:hAnsi="Times New Roman" w:cs="Times New Roman"/>
+        </w:rPr>
+        <w:t xml:space="preserve"> submissions from all teams</w:t>
       </w:r>
     </w:p>
     <w:p>
@@ -471,7 +487,25 @@
           <w:sz w:val="20"/>
           <w:szCs w:val="20"/>
         </w:rPr>
-        <w:t>04_QA_Review/Pending_Review/</w:t>
+        <w:t>04_QA_Review/</w:t>
+      </w:r>
+      <w:proofErr w:type="spellStart"/>
+      <w:r>
+        <w:rPr>
+          <w:rFonts w:ascii="Courier New" w:eastAsia="Times New Roman" w:hAnsi="Courier New" w:cs="Courier New"/>
+          <w:sz w:val="20"/>
+          <w:szCs w:val="20"/>
+        </w:rPr>
+        <w:t>Pending_Review</w:t>
+      </w:r>
+      <w:proofErr w:type="spellEnd"/>
+      <w:r>
+        <w:rPr>
+          <w:rFonts w:ascii="Courier New" w:eastAsia="Times New Roman" w:hAnsi="Courier New" w:cs="Courier New"/>
+          <w:sz w:val="20"/>
+          <w:szCs w:val="20"/>
+        </w:rPr>
+        <w:t>/</w:t>
       </w:r>
     </w:p>
     <w:p>
@@ -705,7 +739,7 @@
           <w:rFonts w:ascii="Times New Roman" w:eastAsia="Times New Roman" w:hAnsi="Times New Roman" w:cs="Times New Roman"/>
         </w:rPr>
         <w:pict w14:anchorId="534E607F">
-          <v:rect id="_x0000_i1087" style="width:0;height:1.5pt" o:hralign="center" o:hrstd="t" o:hr="t" fillcolor="#a0a0a0" stroked="f"/>
+          <v:rect id="_x0000_i1027" style="width:0;height:1.5pt" o:hralign="center" o:hrstd="t" o:hr="t" fillcolor="#a0a0a0" stroked="f"/>
         </w:pict>
       </w:r>
     </w:p>
@@ -938,6 +972,7 @@
         </w:rPr>
         <w:t xml:space="preserve">    </w:t>
       </w:r>
+      <w:proofErr w:type="spellStart"/>
       <w:r>
         <w:rPr>
           <w:rFonts w:ascii="Courier New" w:eastAsia="Times New Roman" w:hAnsi="Courier New" w:cs="Courier New"/>
@@ -968,7 +1003,16 @@
           <w:sz w:val="20"/>
           <w:szCs w:val="20"/>
         </w:rPr>
-        <w:t>eview/</w:t>
+        <w:t>eview</w:t>
+      </w:r>
+      <w:proofErr w:type="spellEnd"/>
+      <w:r>
+        <w:rPr>
+          <w:rFonts w:ascii="Courier New" w:eastAsia="Times New Roman" w:hAnsi="Courier New" w:cs="Courier New"/>
+          <w:sz w:val="20"/>
+          <w:szCs w:val="20"/>
+        </w:rPr>
+        <w:t>/</w:t>
       </w:r>
     </w:p>
     <w:p>
@@ -1056,6 +1100,7 @@
         </w:rPr>
         <w:t xml:space="preserve">    </w:t>
       </w:r>
+      <w:proofErr w:type="spellStart"/>
       <w:r>
         <w:rPr>
           <w:rFonts w:ascii="Courier New" w:eastAsia="Times New Roman" w:hAnsi="Courier New" w:cs="Courier New"/>
@@ -1086,7 +1131,16 @@
           <w:sz w:val="20"/>
           <w:szCs w:val="20"/>
         </w:rPr>
-        <w:t>eports/</w:t>
+        <w:t>eports</w:t>
+      </w:r>
+      <w:proofErr w:type="spellEnd"/>
+      <w:r>
+        <w:rPr>
+          <w:rFonts w:ascii="Courier New" w:eastAsia="Times New Roman" w:hAnsi="Courier New" w:cs="Courier New"/>
+          <w:sz w:val="20"/>
+          <w:szCs w:val="20"/>
+        </w:rPr>
+        <w:t>/</w:t>
       </w:r>
     </w:p>
     <w:p>
@@ -1258,6 +1312,7 @@
         </w:rPr>
         <w:t xml:space="preserve"> </w:t>
       </w:r>
+      <w:proofErr w:type="gramStart"/>
       <w:r>
         <w:rPr>
           <w:rFonts w:ascii="Times New Roman" w:eastAsia="Times New Roman" w:hAnsi="Times New Roman" w:cs="Times New Roman"/>
@@ -1283,6 +1338,12 @@
           <w:rFonts w:ascii="Times New Roman" w:eastAsia="Times New Roman" w:hAnsi="Times New Roman" w:cs="Times New Roman"/>
         </w:rPr>
         <w:tab/>
+      </w:r>
+      <w:proofErr w:type="gramEnd"/>
+      <w:r>
+        <w:rPr>
+          <w:rFonts w:ascii="Times New Roman" w:eastAsia="Times New Roman" w:hAnsi="Times New Roman" w:cs="Times New Roman"/>
+        </w:rPr>
         <w:t xml:space="preserve"> </w:t>
       </w:r>
       <w:r>
@@ -1324,138 +1385,78 @@
           <w:rFonts w:ascii="Times New Roman" w:eastAsia="Times New Roman" w:hAnsi="Times New Roman" w:cs="Times New Roman"/>
         </w:rPr>
       </w:pPr>
+      <w:proofErr w:type="spellStart"/>
       <w:r>
         <w:rPr>
           <w:rFonts w:ascii="Courier New" w:eastAsia="Times New Roman" w:hAnsi="Courier New" w:cs="Courier New"/>
           <w:sz w:val="20"/>
           <w:szCs w:val="20"/>
         </w:rPr>
-        <w:t>Faulty_Final_Integrated/</w:t>
-      </w:r>
-      <w:r>
-        <w:rPr>
-          <w:rFonts w:ascii="Times New Roman" w:eastAsia="Times New Roman" w:hAnsi="Times New Roman" w:cs="Times New Roman"/>
-        </w:rPr>
-        <w:t xml:space="preserve"> </w:t>
-      </w:r>
-      <w:r>
-        <w:rPr>
-          <w:rFonts w:ascii="Algerian" w:eastAsia="Times New Roman" w:hAnsi="Algerian" w:cs="Courier New"/>
-          <w:b/>
-          <w:bCs/>
-        </w:rPr>
-        <w:t>-</w:t>
-      </w:r>
-      <w:r>
-        <w:rPr>
-          <w:rFonts w:ascii="Amasis MT Pro Black" w:eastAsia="Times New Roman" w:hAnsi="Amasis MT Pro Black" w:cs="Courier New"/>
-          <w:b/>
-          <w:bCs/>
-        </w:rPr>
-        <w:t>&gt;</w:t>
-      </w:r>
-      <w:r>
-        <w:rPr>
-          <w:rFonts w:ascii="Times New Roman" w:eastAsia="Times New Roman" w:hAnsi="Times New Roman" w:cs="Times New Roman"/>
-        </w:rPr>
-        <w:t xml:space="preserve">  Rejected final deliverable from Chief of Q/A</w:t>
-      </w:r>
-    </w:p>
-    <w:p>
-      <w:pPr>
-        <w:numPr>
-          <w:ilvl w:val="0"/>
-          <w:numId w:val="8"/>
-        </w:numPr>
-        <w:rPr>
-          <w:rFonts w:ascii="Times New Roman" w:eastAsia="Times New Roman" w:hAnsi="Times New Roman" w:cs="Times New Roman"/>
-        </w:rPr>
-      </w:pPr>
-      <w:r>
-        <w:rPr>
-          <w:rFonts w:ascii="Times New Roman" w:eastAsia="Times New Roman" w:hAnsi="Times New Roman" w:cs="Times New Roman"/>
-          <w:b/>
-          <w:bCs/>
-        </w:rPr>
-        <w:t>03_Team_Work/</w:t>
-      </w:r>
-      <w:r>
-        <w:rPr>
-          <w:rFonts w:ascii="Times New Roman" w:eastAsia="Times New Roman" w:hAnsi="Times New Roman" w:cs="Times New Roman"/>
-        </w:rPr>
-        <w:t xml:space="preserve"> </w:t>
-      </w:r>
-      <w:r>
-        <w:rPr>
-          <w:rFonts w:ascii="Times New Roman" w:eastAsia="Times New Roman" w:hAnsi="Times New Roman" w:cs="Times New Roman"/>
-        </w:rPr>
-        <w:tab/>
-      </w:r>
-      <w:r>
-        <w:rPr>
-          <w:rFonts w:ascii="Times New Roman" w:eastAsia="Times New Roman" w:hAnsi="Times New Roman" w:cs="Times New Roman"/>
-        </w:rPr>
-        <w:tab/>
-      </w:r>
-      <w:r>
-        <w:rPr>
-          <w:rFonts w:ascii="Times New Roman" w:eastAsia="Times New Roman" w:hAnsi="Times New Roman" w:cs="Times New Roman"/>
-        </w:rPr>
-        <w:tab/>
-        <w:t xml:space="preserve"> </w:t>
-      </w:r>
-      <w:r>
-        <w:rPr>
-          <w:rFonts w:ascii="Algerian" w:eastAsia="Times New Roman" w:hAnsi="Algerian" w:cs="Courier New"/>
-          <w:b/>
-          <w:bCs/>
-        </w:rPr>
-        <w:t>-</w:t>
-      </w:r>
-      <w:r>
-        <w:rPr>
-          <w:rFonts w:ascii="Amasis MT Pro Black" w:eastAsia="Times New Roman" w:hAnsi="Amasis MT Pro Black" w:cs="Courier New"/>
-          <w:b/>
-          <w:bCs/>
-        </w:rPr>
-        <w:t>&gt;</w:t>
-      </w:r>
-      <w:r>
-        <w:rPr>
-          <w:rFonts w:ascii="Calibri" w:eastAsia="Times New Roman" w:hAnsi="Calibri" w:cs="Calibri"/>
-        </w:rPr>
-        <w:t xml:space="preserve"> </w:t>
-      </w:r>
-      <w:r>
-        <w:rPr>
-          <w:rFonts w:ascii="Calibri" w:eastAsia="Times New Roman" w:hAnsi="Calibri" w:cs="Calibri"/>
-        </w:rPr>
-        <w:t xml:space="preserve"> </w:t>
-      </w:r>
-      <w:r>
-        <w:rPr>
-          <w:rFonts w:ascii="Times New Roman" w:eastAsia="Times New Roman" w:hAnsi="Times New Roman" w:cs="Times New Roman"/>
-        </w:rPr>
-        <w:t>Team-specific working files</w:t>
-      </w:r>
-    </w:p>
-    <w:p>
-      <w:pPr>
-        <w:numPr>
-          <w:ilvl w:val="1"/>
-          <w:numId w:val="8"/>
-        </w:numPr>
-        <w:rPr>
-          <w:rFonts w:ascii="Times New Roman" w:eastAsia="Times New Roman" w:hAnsi="Times New Roman" w:cs="Times New Roman"/>
-        </w:rPr>
-      </w:pPr>
+        <w:t>Faulty_Final_Integrated</w:t>
+      </w:r>
+      <w:proofErr w:type="spellEnd"/>
       <w:r>
         <w:rPr>
           <w:rFonts w:ascii="Courier New" w:eastAsia="Times New Roman" w:hAnsi="Courier New" w:cs="Courier New"/>
           <w:sz w:val="20"/>
           <w:szCs w:val="20"/>
         </w:rPr>
-        <w:t>Working/</w:t>
+        <w:t>/</w:t>
+      </w:r>
+      <w:r>
+        <w:rPr>
+          <w:rFonts w:ascii="Times New Roman" w:eastAsia="Times New Roman" w:hAnsi="Times New Roman" w:cs="Times New Roman"/>
+        </w:rPr>
+        <w:t xml:space="preserve"> </w:t>
+      </w:r>
+      <w:r>
+        <w:rPr>
+          <w:rFonts w:ascii="Algerian" w:eastAsia="Times New Roman" w:hAnsi="Algerian" w:cs="Courier New"/>
+          <w:b/>
+          <w:bCs/>
+        </w:rPr>
+        <w:t>-</w:t>
+      </w:r>
+      <w:proofErr w:type="gramStart"/>
+      <w:r>
+        <w:rPr>
+          <w:rFonts w:ascii="Amasis MT Pro Black" w:eastAsia="Times New Roman" w:hAnsi="Amasis MT Pro Black" w:cs="Courier New"/>
+          <w:b/>
+          <w:bCs/>
+        </w:rPr>
+        <w:t>&gt;</w:t>
+      </w:r>
+      <w:r>
+        <w:rPr>
+          <w:rFonts w:ascii="Times New Roman" w:eastAsia="Times New Roman" w:hAnsi="Times New Roman" w:cs="Times New Roman"/>
+        </w:rPr>
+        <w:t xml:space="preserve">  Rejected</w:t>
+      </w:r>
+      <w:proofErr w:type="gramEnd"/>
+      <w:r>
+        <w:rPr>
+          <w:rFonts w:ascii="Times New Roman" w:eastAsia="Times New Roman" w:hAnsi="Times New Roman" w:cs="Times New Roman"/>
+        </w:rPr>
+        <w:t xml:space="preserve"> final deliverable from Chief of Q/A</w:t>
+      </w:r>
+    </w:p>
+    <w:p>
+      <w:pPr>
+        <w:numPr>
+          <w:ilvl w:val="0"/>
+          <w:numId w:val="8"/>
+        </w:numPr>
+        <w:rPr>
+          <w:rFonts w:ascii="Times New Roman" w:eastAsia="Times New Roman" w:hAnsi="Times New Roman" w:cs="Times New Roman"/>
+        </w:rPr>
+      </w:pPr>
+      <w:r>
+        <w:rPr>
+          <w:rFonts w:ascii="Times New Roman" w:eastAsia="Times New Roman" w:hAnsi="Times New Roman" w:cs="Times New Roman"/>
+          <w:b/>
+          <w:bCs/>
+        </w:rPr>
+        <w:t>03_Team_Work/</w:t>
       </w:r>
       <w:r>
         <w:rPr>
@@ -1490,6 +1491,7 @@
         </w:rPr>
         <w:t>-</w:t>
       </w:r>
+      <w:proofErr w:type="gramStart"/>
       <w:r>
         <w:rPr>
           <w:rFonts w:ascii="Amasis MT Pro Black" w:eastAsia="Times New Roman" w:hAnsi="Amasis MT Pro Black" w:cs="Courier New"/>
@@ -1500,13 +1502,13 @@
       </w:r>
       <w:r>
         <w:rPr>
-          <w:rFonts w:ascii="Times New Roman" w:eastAsia="Times New Roman" w:hAnsi="Times New Roman" w:cs="Times New Roman"/>
+          <w:rFonts w:ascii="Calibri" w:eastAsia="Times New Roman" w:hAnsi="Calibri" w:cs="Calibri"/>
         </w:rPr>
         <w:t xml:space="preserve"> </w:t>
       </w:r>
       <w:r>
         <w:rPr>
-          <w:rFonts w:ascii="Times New Roman" w:eastAsia="Times New Roman" w:hAnsi="Times New Roman" w:cs="Times New Roman"/>
+          <w:rFonts w:ascii="Calibri" w:eastAsia="Times New Roman" w:hAnsi="Calibri" w:cs="Calibri"/>
         </w:rPr>
         <w:t xml:space="preserve"> </w:t>
       </w:r>
@@ -1514,7 +1516,14 @@
         <w:rPr>
           <w:rFonts w:ascii="Times New Roman" w:eastAsia="Times New Roman" w:hAnsi="Times New Roman" w:cs="Times New Roman"/>
         </w:rPr>
-        <w:t>ICs actively editing</w:t>
+        <w:t>Team</w:t>
+      </w:r>
+      <w:proofErr w:type="gramEnd"/>
+      <w:r>
+        <w:rPr>
+          <w:rFonts w:ascii="Times New Roman" w:eastAsia="Times New Roman" w:hAnsi="Times New Roman" w:cs="Times New Roman"/>
+        </w:rPr>
+        <w:t>-specific working files</w:t>
       </w:r>
     </w:p>
     <w:p>
@@ -1527,21 +1536,99 @@
           <w:rFonts w:ascii="Times New Roman" w:eastAsia="Times New Roman" w:hAnsi="Times New Roman" w:cs="Times New Roman"/>
         </w:rPr>
       </w:pPr>
+      <w:proofErr w:type="gramStart"/>
       <w:r>
         <w:rPr>
           <w:rFonts w:ascii="Courier New" w:eastAsia="Times New Roman" w:hAnsi="Courier New" w:cs="Courier New"/>
           <w:sz w:val="20"/>
           <w:szCs w:val="20"/>
         </w:rPr>
-        <w:t>Ready/</w:t>
-      </w:r>
+        <w:t>Working/</w:t>
+      </w:r>
+      <w:r>
+        <w:rPr>
+          <w:rFonts w:ascii="Times New Roman" w:eastAsia="Times New Roman" w:hAnsi="Times New Roman" w:cs="Times New Roman"/>
+        </w:rPr>
+        <w:t xml:space="preserve"> </w:t>
+      </w:r>
+      <w:r>
+        <w:rPr>
+          <w:rFonts w:ascii="Times New Roman" w:eastAsia="Times New Roman" w:hAnsi="Times New Roman" w:cs="Times New Roman"/>
+        </w:rPr>
+        <w:tab/>
+      </w:r>
+      <w:r>
+        <w:rPr>
+          <w:rFonts w:ascii="Times New Roman" w:eastAsia="Times New Roman" w:hAnsi="Times New Roman" w:cs="Times New Roman"/>
+        </w:rPr>
+        <w:tab/>
+      </w:r>
+      <w:r>
+        <w:rPr>
+          <w:rFonts w:ascii="Times New Roman" w:eastAsia="Times New Roman" w:hAnsi="Times New Roman" w:cs="Times New Roman"/>
+        </w:rPr>
+        <w:tab/>
+        <w:t xml:space="preserve"> </w:t>
+      </w:r>
+      <w:r>
+        <w:rPr>
+          <w:rFonts w:ascii="Algerian" w:eastAsia="Times New Roman" w:hAnsi="Algerian" w:cs="Courier New"/>
+          <w:b/>
+          <w:bCs/>
+        </w:rPr>
+        <w:t>-</w:t>
+      </w:r>
+      <w:r>
+        <w:rPr>
+          <w:rFonts w:ascii="Amasis MT Pro Black" w:eastAsia="Times New Roman" w:hAnsi="Amasis MT Pro Black" w:cs="Courier New"/>
+          <w:b/>
+          <w:bCs/>
+        </w:rPr>
+        <w:t>&gt;</w:t>
+      </w:r>
+      <w:r>
+        <w:rPr>
+          <w:rFonts w:ascii="Times New Roman" w:eastAsia="Times New Roman" w:hAnsi="Times New Roman" w:cs="Times New Roman"/>
+        </w:rPr>
+        <w:t xml:space="preserve"> </w:t>
+      </w:r>
+      <w:r>
+        <w:rPr>
+          <w:rFonts w:ascii="Times New Roman" w:eastAsia="Times New Roman" w:hAnsi="Times New Roman" w:cs="Times New Roman"/>
+        </w:rPr>
+        <w:t xml:space="preserve"> </w:t>
+      </w:r>
+      <w:r>
+        <w:rPr>
+          <w:rFonts w:ascii="Times New Roman" w:eastAsia="Times New Roman" w:hAnsi="Times New Roman" w:cs="Times New Roman"/>
+        </w:rPr>
+        <w:t>ICs</w:t>
+      </w:r>
+      <w:proofErr w:type="gramEnd"/>
+      <w:r>
+        <w:rPr>
+          <w:rFonts w:ascii="Times New Roman" w:eastAsia="Times New Roman" w:hAnsi="Times New Roman" w:cs="Times New Roman"/>
+        </w:rPr>
+        <w:t xml:space="preserve"> actively editing</w:t>
+      </w:r>
+    </w:p>
+    <w:p>
+      <w:pPr>
+        <w:numPr>
+          <w:ilvl w:val="1"/>
+          <w:numId w:val="8"/>
+        </w:numPr>
+        <w:rPr>
+          <w:rFonts w:ascii="Times New Roman" w:eastAsia="Times New Roman" w:hAnsi="Times New Roman" w:cs="Times New Roman"/>
+        </w:rPr>
+      </w:pPr>
       <w:r>
         <w:rPr>
           <w:rFonts w:ascii="Courier New" w:eastAsia="Times New Roman" w:hAnsi="Courier New" w:cs="Courier New"/>
           <w:sz w:val="20"/>
           <w:szCs w:val="20"/>
         </w:rPr>
-        <w:tab/>
+        <w:t>Ready/</w:t>
       </w:r>
       <w:r>
         <w:rPr>
@@ -1561,62 +1648,11 @@
       </w:r>
       <w:r>
         <w:rPr>
-          <w:rFonts w:ascii="Times New Roman" w:eastAsia="Times New Roman" w:hAnsi="Times New Roman" w:cs="Times New Roman"/>
-        </w:rPr>
-        <w:t xml:space="preserve"> </w:t>
-      </w:r>
-      <w:r>
-        <w:rPr>
-          <w:rFonts w:ascii="Algerian" w:eastAsia="Times New Roman" w:hAnsi="Algerian" w:cs="Courier New"/>
-          <w:b/>
-          <w:bCs/>
-        </w:rPr>
-        <w:t>-</w:t>
-      </w:r>
-      <w:r>
-        <w:rPr>
-          <w:rFonts w:ascii="Amasis MT Pro Black" w:eastAsia="Times New Roman" w:hAnsi="Amasis MT Pro Black" w:cs="Courier New"/>
-          <w:b/>
-          <w:bCs/>
-        </w:rPr>
-        <w:t>&gt;</w:t>
-      </w:r>
-      <w:r>
-        <w:rPr>
-          <w:rFonts w:ascii="Times New Roman" w:eastAsia="Times New Roman" w:hAnsi="Times New Roman" w:cs="Times New Roman"/>
-        </w:rPr>
-        <w:t xml:space="preserve"> </w:t>
-      </w:r>
-      <w:r>
-        <w:rPr>
-          <w:rFonts w:ascii="Times New Roman" w:eastAsia="Times New Roman" w:hAnsi="Times New Roman" w:cs="Times New Roman"/>
-        </w:rPr>
-        <w:t xml:space="preserve"> </w:t>
-      </w:r>
-      <w:r>
-        <w:rPr>
-          <w:rFonts w:ascii="Times New Roman" w:eastAsia="Times New Roman" w:hAnsi="Times New Roman" w:cs="Times New Roman"/>
-        </w:rPr>
-        <w:t>IC thinks it's done</w:t>
-      </w:r>
-    </w:p>
-    <w:p>
-      <w:pPr>
-        <w:numPr>
-          <w:ilvl w:val="1"/>
-          <w:numId w:val="8"/>
-        </w:numPr>
-        <w:rPr>
-          <w:rFonts w:ascii="Times New Roman" w:eastAsia="Times New Roman" w:hAnsi="Times New Roman" w:cs="Times New Roman"/>
-        </w:rPr>
-      </w:pPr>
-      <w:r>
-        <w:rPr>
           <w:rFonts w:ascii="Courier New" w:eastAsia="Times New Roman" w:hAnsi="Courier New" w:cs="Courier New"/>
           <w:sz w:val="20"/>
           <w:szCs w:val="20"/>
         </w:rPr>
-        <w:t>Checked/</w:t>
+        <w:tab/>
       </w:r>
       <w:r>
         <w:rPr>
@@ -1626,41 +1662,29 @@
       </w:r>
       <w:r>
         <w:rPr>
-          <w:rFonts w:ascii="Times New Roman" w:eastAsia="Times New Roman" w:hAnsi="Times New Roman" w:cs="Times New Roman"/>
-        </w:rPr>
-        <w:tab/>
-      </w:r>
-      <w:r>
-        <w:rPr>
-          <w:rFonts w:ascii="Times New Roman" w:eastAsia="Times New Roman" w:hAnsi="Times New Roman" w:cs="Times New Roman"/>
-        </w:rPr>
-        <w:tab/>
-      </w:r>
-      <w:r>
-        <w:rPr>
-          <w:rFonts w:ascii="Times New Roman" w:eastAsia="Times New Roman" w:hAnsi="Times New Roman" w:cs="Times New Roman"/>
-        </w:rPr>
-        <w:tab/>
+          <w:rFonts w:ascii="Algerian" w:eastAsia="Times New Roman" w:hAnsi="Algerian" w:cs="Courier New"/>
+          <w:b/>
+          <w:bCs/>
+        </w:rPr>
+        <w:t>-</w:t>
+      </w:r>
+      <w:proofErr w:type="gramStart"/>
+      <w:r>
+        <w:rPr>
+          <w:rFonts w:ascii="Amasis MT Pro Black" w:eastAsia="Times New Roman" w:hAnsi="Amasis MT Pro Black" w:cs="Courier New"/>
+          <w:b/>
+          <w:bCs/>
+        </w:rPr>
+        <w:t>&gt;</w:t>
+      </w:r>
+      <w:r>
+        <w:rPr>
+          <w:rFonts w:ascii="Times New Roman" w:eastAsia="Times New Roman" w:hAnsi="Times New Roman" w:cs="Times New Roman"/>
+        </w:rPr>
         <w:t xml:space="preserve"> </w:t>
       </w:r>
       <w:r>
         <w:rPr>
-          <w:rFonts w:ascii="Algerian" w:eastAsia="Times New Roman" w:hAnsi="Algerian" w:cs="Courier New"/>
-          <w:b/>
-          <w:bCs/>
-        </w:rPr>
-        <w:t>-</w:t>
-      </w:r>
-      <w:r>
-        <w:rPr>
-          <w:rFonts w:ascii="Amasis MT Pro Black" w:eastAsia="Times New Roman" w:hAnsi="Amasis MT Pro Black" w:cs="Courier New"/>
-          <w:b/>
-          <w:bCs/>
-        </w:rPr>
-        <w:t>&gt;</w:t>
-      </w:r>
-      <w:r>
-        <w:rPr>
           <w:rFonts w:ascii="Times New Roman" w:eastAsia="Times New Roman" w:hAnsi="Times New Roman" w:cs="Times New Roman"/>
         </w:rPr>
         <w:t xml:space="preserve"> </w:t>
@@ -1669,19 +1693,14 @@
         <w:rPr>
           <w:rFonts w:ascii="Times New Roman" w:eastAsia="Times New Roman" w:hAnsi="Times New Roman" w:cs="Times New Roman"/>
         </w:rPr>
-        <w:t xml:space="preserve"> </w:t>
-      </w:r>
-      <w:r>
-        <w:rPr>
-          <w:rFonts w:ascii="Times New Roman" w:eastAsia="Times New Roman" w:hAnsi="Times New Roman" w:cs="Times New Roman"/>
-        </w:rPr>
-        <w:t>Team QA approved internally</w:t>
-      </w:r>
-      <w:r>
-        <w:rPr>
-          <w:rFonts w:ascii="Times New Roman" w:eastAsia="Times New Roman" w:hAnsi="Times New Roman" w:cs="Times New Roman"/>
-        </w:rPr>
-        <w:t xml:space="preserve"> </w:t>
+        <w:t>IC</w:t>
+      </w:r>
+      <w:proofErr w:type="gramEnd"/>
+      <w:r>
+        <w:rPr>
+          <w:rFonts w:ascii="Times New Roman" w:eastAsia="Times New Roman" w:hAnsi="Times New Roman" w:cs="Times New Roman"/>
+        </w:rPr>
+        <w:t xml:space="preserve"> thinks it's done</w:t>
       </w:r>
     </w:p>
     <w:p>
@@ -1700,15 +1719,93 @@
           <w:sz w:val="20"/>
           <w:szCs w:val="20"/>
         </w:rPr>
-        <w:t>Final_Integrated/</w:t>
-      </w:r>
+        <w:t>Checked/</w:t>
+      </w:r>
+      <w:r>
+        <w:rPr>
+          <w:rFonts w:ascii="Times New Roman" w:eastAsia="Times New Roman" w:hAnsi="Times New Roman" w:cs="Times New Roman"/>
+        </w:rPr>
+        <w:t xml:space="preserve"> </w:t>
+      </w:r>
+      <w:r>
+        <w:rPr>
+          <w:rFonts w:ascii="Times New Roman" w:eastAsia="Times New Roman" w:hAnsi="Times New Roman" w:cs="Times New Roman"/>
+        </w:rPr>
+        <w:tab/>
+      </w:r>
+      <w:r>
+        <w:rPr>
+          <w:rFonts w:ascii="Times New Roman" w:eastAsia="Times New Roman" w:hAnsi="Times New Roman" w:cs="Times New Roman"/>
+        </w:rPr>
+        <w:tab/>
+      </w:r>
+      <w:r>
+        <w:rPr>
+          <w:rFonts w:ascii="Times New Roman" w:eastAsia="Times New Roman" w:hAnsi="Times New Roman" w:cs="Times New Roman"/>
+        </w:rPr>
+        <w:tab/>
+        <w:t xml:space="preserve"> </w:t>
+      </w:r>
+      <w:r>
+        <w:rPr>
+          <w:rFonts w:ascii="Algerian" w:eastAsia="Times New Roman" w:hAnsi="Algerian" w:cs="Courier New"/>
+          <w:b/>
+          <w:bCs/>
+        </w:rPr>
+        <w:t>-</w:t>
+      </w:r>
+      <w:proofErr w:type="gramStart"/>
+      <w:r>
+        <w:rPr>
+          <w:rFonts w:ascii="Amasis MT Pro Black" w:eastAsia="Times New Roman" w:hAnsi="Amasis MT Pro Black" w:cs="Courier New"/>
+          <w:b/>
+          <w:bCs/>
+        </w:rPr>
+        <w:t>&gt;</w:t>
+      </w:r>
+      <w:r>
+        <w:rPr>
+          <w:rFonts w:ascii="Times New Roman" w:eastAsia="Times New Roman" w:hAnsi="Times New Roman" w:cs="Times New Roman"/>
+        </w:rPr>
+        <w:t xml:space="preserve"> </w:t>
+      </w:r>
+      <w:r>
+        <w:rPr>
+          <w:rFonts w:ascii="Times New Roman" w:eastAsia="Times New Roman" w:hAnsi="Times New Roman" w:cs="Times New Roman"/>
+        </w:rPr>
+        <w:t xml:space="preserve"> </w:t>
+      </w:r>
+      <w:r>
+        <w:rPr>
+          <w:rFonts w:ascii="Times New Roman" w:eastAsia="Times New Roman" w:hAnsi="Times New Roman" w:cs="Times New Roman"/>
+        </w:rPr>
+        <w:t>Team</w:t>
+      </w:r>
+      <w:proofErr w:type="gramEnd"/>
+      <w:r>
+        <w:rPr>
+          <w:rFonts w:ascii="Times New Roman" w:eastAsia="Times New Roman" w:hAnsi="Times New Roman" w:cs="Times New Roman"/>
+        </w:rPr>
+        <w:t xml:space="preserve"> QA approved internally </w:t>
+      </w:r>
+    </w:p>
+    <w:p>
+      <w:pPr>
+        <w:numPr>
+          <w:ilvl w:val="1"/>
+          <w:numId w:val="8"/>
+        </w:numPr>
+        <w:rPr>
+          <w:rFonts w:ascii="Times New Roman" w:eastAsia="Times New Roman" w:hAnsi="Times New Roman" w:cs="Times New Roman"/>
+        </w:rPr>
+      </w:pPr>
       <w:r>
         <w:rPr>
           <w:rFonts w:ascii="Courier New" w:eastAsia="Times New Roman" w:hAnsi="Courier New" w:cs="Courier New"/>
           <w:sz w:val="20"/>
           <w:szCs w:val="20"/>
         </w:rPr>
-        <w:tab/>
+        <w:t>Final_Integrated/</w:t>
       </w:r>
       <w:r>
         <w:rPr>
@@ -1720,80 +1817,11 @@
       </w:r>
       <w:r>
         <w:rPr>
-          <w:rFonts w:ascii="Times New Roman" w:eastAsia="Times New Roman" w:hAnsi="Times New Roman" w:cs="Times New Roman"/>
-        </w:rPr>
-        <w:t xml:space="preserve"> </w:t>
-      </w:r>
-      <w:r>
-        <w:rPr>
-          <w:rFonts w:ascii="Algerian" w:eastAsia="Times New Roman" w:hAnsi="Algerian" w:cs="Courier New"/>
-          <w:b/>
-          <w:bCs/>
-        </w:rPr>
-        <w:t>-</w:t>
-      </w:r>
-      <w:r>
-        <w:rPr>
-          <w:rFonts w:ascii="Amasis MT Pro Black" w:eastAsia="Times New Roman" w:hAnsi="Amasis MT Pro Black" w:cs="Courier New"/>
-          <w:b/>
-          <w:bCs/>
-        </w:rPr>
-        <w:t>&gt;</w:t>
-      </w:r>
-      <w:r>
-        <w:rPr>
-          <w:rFonts w:ascii="Times New Roman" w:eastAsia="Times New Roman" w:hAnsi="Times New Roman" w:cs="Times New Roman"/>
-        </w:rPr>
-        <w:t xml:space="preserve"> </w:t>
-      </w:r>
-      <w:r>
-        <w:rPr>
-          <w:rFonts w:ascii="Times New Roman" w:eastAsia="Times New Roman" w:hAnsi="Times New Roman" w:cs="Times New Roman"/>
-        </w:rPr>
-        <w:t xml:space="preserve"> </w:t>
-      </w:r>
-      <w:r>
-        <w:rPr>
-          <w:rFonts w:ascii="Times New Roman" w:eastAsia="Times New Roman" w:hAnsi="Times New Roman" w:cs="Times New Roman"/>
-        </w:rPr>
-        <w:t>Team Editor</w:t>
-      </w:r>
-      <w:r>
-        <w:rPr>
-          <w:rFonts w:ascii="Times New Roman" w:eastAsia="Times New Roman" w:hAnsi="Times New Roman" w:cs="Times New Roman"/>
-        </w:rPr>
-        <w:t>’s final combined d</w:t>
-      </w:r>
-      <w:r>
-        <w:rPr>
-          <w:rFonts w:ascii="Times New Roman" w:eastAsia="Times New Roman" w:hAnsi="Times New Roman" w:cs="Times New Roman"/>
-        </w:rPr>
-        <w:t>eliverable</w:t>
-      </w:r>
-      <w:r>
-        <w:rPr>
-          <w:rFonts w:ascii="Times New Roman" w:eastAsia="Times New Roman" w:hAnsi="Times New Roman" w:cs="Times New Roman"/>
-        </w:rPr>
-        <w:t xml:space="preserve"> </w:t>
-      </w:r>
-    </w:p>
-    <w:p>
-      <w:pPr>
-        <w:numPr>
-          <w:ilvl w:val="1"/>
-          <w:numId w:val="8"/>
-        </w:numPr>
-        <w:rPr>
-          <w:rFonts w:ascii="Times New Roman" w:eastAsia="Times New Roman" w:hAnsi="Times New Roman" w:cs="Times New Roman"/>
-        </w:rPr>
-      </w:pPr>
-      <w:r>
-        <w:rPr>
           <w:rFonts w:ascii="Courier New" w:eastAsia="Times New Roman" w:hAnsi="Courier New" w:cs="Courier New"/>
           <w:sz w:val="20"/>
           <w:szCs w:val="20"/>
         </w:rPr>
-        <w:t>Faulty_Final_Integrated/</w:t>
+        <w:tab/>
       </w:r>
       <w:r>
         <w:rPr>
@@ -1809,6 +1837,7 @@
         </w:rPr>
         <w:t>-</w:t>
       </w:r>
+      <w:proofErr w:type="gramStart"/>
       <w:r>
         <w:rPr>
           <w:rFonts w:ascii="Amasis MT Pro Black" w:eastAsia="Times New Roman" w:hAnsi="Amasis MT Pro Black" w:cs="Courier New"/>
@@ -1833,103 +1862,32 @@
         <w:rPr>
           <w:rFonts w:ascii="Times New Roman" w:eastAsia="Times New Roman" w:hAnsi="Times New Roman" w:cs="Times New Roman"/>
         </w:rPr>
-        <w:t>Rejected final deliverable</w:t>
+        <w:t>Team</w:t>
+      </w:r>
+      <w:proofErr w:type="gramEnd"/>
+      <w:r>
+        <w:rPr>
+          <w:rFonts w:ascii="Times New Roman" w:eastAsia="Times New Roman" w:hAnsi="Times New Roman" w:cs="Times New Roman"/>
+        </w:rPr>
+        <w:t xml:space="preserve"> Editor</w:t>
+      </w:r>
+      <w:r>
+        <w:rPr>
+          <w:rFonts w:ascii="Times New Roman" w:eastAsia="Times New Roman" w:hAnsi="Times New Roman" w:cs="Times New Roman"/>
+        </w:rPr>
+        <w:t>’s final combined d</w:t>
+      </w:r>
+      <w:r>
+        <w:rPr>
+          <w:rFonts w:ascii="Times New Roman" w:eastAsia="Times New Roman" w:hAnsi="Times New Roman" w:cs="Times New Roman"/>
+        </w:rPr>
+        <w:t>eliverable</w:t>
       </w:r>
       <w:r>
         <w:rPr>
           <w:rFonts w:ascii="Times New Roman" w:eastAsia="Times New Roman" w:hAnsi="Times New Roman" w:cs="Times New Roman"/>
         </w:rPr>
         <w:t xml:space="preserve"> </w:t>
-      </w:r>
-      <w:r>
-        <w:rPr>
-          <w:rFonts w:ascii="Times New Roman" w:eastAsia="Times New Roman" w:hAnsi="Times New Roman" w:cs="Times New Roman"/>
-        </w:rPr>
-        <w:t>from</w:t>
-      </w:r>
-      <w:r>
-        <w:rPr>
-          <w:rFonts w:ascii="Times New Roman" w:eastAsia="Times New Roman" w:hAnsi="Times New Roman" w:cs="Times New Roman"/>
-        </w:rPr>
-        <w:t xml:space="preserve"> Chief of Q/A</w:t>
-      </w:r>
-    </w:p>
-    <w:p>
-      <w:pPr>
-        <w:numPr>
-          <w:ilvl w:val="0"/>
-          <w:numId w:val="8"/>
-        </w:numPr>
-        <w:rPr>
-          <w:rFonts w:ascii="Times New Roman" w:eastAsia="Times New Roman" w:hAnsi="Times New Roman" w:cs="Times New Roman"/>
-        </w:rPr>
-      </w:pPr>
-      <w:r>
-        <w:rPr>
-          <w:rFonts w:ascii="Times New Roman" w:eastAsia="Times New Roman" w:hAnsi="Times New Roman" w:cs="Times New Roman"/>
-          <w:b/>
-          <w:bCs/>
-        </w:rPr>
-        <w:t>04_QA_Review/</w:t>
-      </w:r>
-      <w:r>
-        <w:rPr>
-          <w:rFonts w:ascii="Times New Roman" w:eastAsia="Times New Roman" w:hAnsi="Times New Roman" w:cs="Times New Roman"/>
-        </w:rPr>
-        <w:t xml:space="preserve"> </w:t>
-      </w:r>
-      <w:r>
-        <w:rPr>
-          <w:rFonts w:ascii="Times New Roman" w:eastAsia="Times New Roman" w:hAnsi="Times New Roman" w:cs="Times New Roman"/>
-        </w:rPr>
-        <w:tab/>
-      </w:r>
-      <w:r>
-        <w:rPr>
-          <w:rFonts w:ascii="Times New Roman" w:eastAsia="Times New Roman" w:hAnsi="Times New Roman" w:cs="Times New Roman"/>
-        </w:rPr>
-        <w:tab/>
-      </w:r>
-      <w:r>
-        <w:rPr>
-          <w:rFonts w:ascii="Times New Roman" w:eastAsia="Times New Roman" w:hAnsi="Times New Roman" w:cs="Times New Roman"/>
-        </w:rPr>
-        <w:tab/>
-        <w:t xml:space="preserve"> </w:t>
-      </w:r>
-      <w:r>
-        <w:rPr>
-          <w:rFonts w:ascii="Algerian" w:eastAsia="Times New Roman" w:hAnsi="Algerian" w:cs="Courier New"/>
-          <w:b/>
-          <w:bCs/>
-        </w:rPr>
-        <w:t>-</w:t>
-      </w:r>
-      <w:r>
-        <w:rPr>
-          <w:rFonts w:ascii="Amasis MT Pro Black" w:eastAsia="Times New Roman" w:hAnsi="Amasis MT Pro Black" w:cs="Courier New"/>
-          <w:b/>
-          <w:bCs/>
-        </w:rPr>
-        <w:t>&gt;</w:t>
-      </w:r>
-      <w:r>
-        <w:rPr>
-          <w:rFonts w:ascii="Times New Roman" w:eastAsia="Times New Roman" w:hAnsi="Times New Roman" w:cs="Times New Roman"/>
-        </w:rPr>
-        <w:t xml:space="preserve"> </w:t>
-      </w:r>
-      <w:r>
-        <w:rPr>
-          <w:rFonts w:ascii="Times New Roman" w:eastAsia="Times New Roman" w:hAnsi="Times New Roman" w:cs="Times New Roman"/>
-        </w:rPr>
-        <w:t xml:space="preserve"> </w:t>
-      </w:r>
-      <w:r>
-        <w:rPr>
-          <w:rFonts w:ascii="Times New Roman" w:eastAsia="Times New Roman" w:hAnsi="Times New Roman" w:cs="Times New Roman"/>
-        </w:rPr>
-        <w:t>Central QA processing area</w:t>
       </w:r>
     </w:p>
     <w:p>
@@ -1942,29 +1900,195 @@
           <w:rFonts w:ascii="Times New Roman" w:eastAsia="Times New Roman" w:hAnsi="Times New Roman" w:cs="Times New Roman"/>
         </w:rPr>
       </w:pPr>
+      <w:proofErr w:type="spellStart"/>
       <w:r>
         <w:rPr>
           <w:rFonts w:ascii="Courier New" w:eastAsia="Times New Roman" w:hAnsi="Courier New" w:cs="Courier New"/>
           <w:sz w:val="20"/>
           <w:szCs w:val="20"/>
         </w:rPr>
-        <w:t>P</w:t>
-      </w:r>
+        <w:t>Faulty_Final_Integrated</w:t>
+      </w:r>
+      <w:proofErr w:type="spellEnd"/>
       <w:r>
         <w:rPr>
           <w:rFonts w:ascii="Courier New" w:eastAsia="Times New Roman" w:hAnsi="Courier New" w:cs="Courier New"/>
           <w:sz w:val="20"/>
           <w:szCs w:val="20"/>
         </w:rPr>
-        <w:t>ending_</w:t>
-      </w:r>
+        <w:t>/</w:t>
+      </w:r>
+      <w:r>
+        <w:rPr>
+          <w:rFonts w:ascii="Times New Roman" w:eastAsia="Times New Roman" w:hAnsi="Times New Roman" w:cs="Times New Roman"/>
+        </w:rPr>
+        <w:t xml:space="preserve"> </w:t>
+      </w:r>
+      <w:r>
+        <w:rPr>
+          <w:rFonts w:ascii="Algerian" w:eastAsia="Times New Roman" w:hAnsi="Algerian" w:cs="Courier New"/>
+          <w:b/>
+          <w:bCs/>
+        </w:rPr>
+        <w:t>-</w:t>
+      </w:r>
+      <w:proofErr w:type="gramStart"/>
+      <w:r>
+        <w:rPr>
+          <w:rFonts w:ascii="Amasis MT Pro Black" w:eastAsia="Times New Roman" w:hAnsi="Amasis MT Pro Black" w:cs="Courier New"/>
+          <w:b/>
+          <w:bCs/>
+        </w:rPr>
+        <w:t>&gt;</w:t>
+      </w:r>
+      <w:r>
+        <w:rPr>
+          <w:rFonts w:ascii="Times New Roman" w:eastAsia="Times New Roman" w:hAnsi="Times New Roman" w:cs="Times New Roman"/>
+        </w:rPr>
+        <w:t xml:space="preserve"> </w:t>
+      </w:r>
+      <w:r>
+        <w:rPr>
+          <w:rFonts w:ascii="Times New Roman" w:eastAsia="Times New Roman" w:hAnsi="Times New Roman" w:cs="Times New Roman"/>
+        </w:rPr>
+        <w:t xml:space="preserve"> </w:t>
+      </w:r>
+      <w:r>
+        <w:rPr>
+          <w:rFonts w:ascii="Times New Roman" w:eastAsia="Times New Roman" w:hAnsi="Times New Roman" w:cs="Times New Roman"/>
+        </w:rPr>
+        <w:t>Rejected</w:t>
+      </w:r>
+      <w:proofErr w:type="gramEnd"/>
+      <w:r>
+        <w:rPr>
+          <w:rFonts w:ascii="Times New Roman" w:eastAsia="Times New Roman" w:hAnsi="Times New Roman" w:cs="Times New Roman"/>
+        </w:rPr>
+        <w:t xml:space="preserve"> final deliverable</w:t>
+      </w:r>
+      <w:r>
+        <w:rPr>
+          <w:rFonts w:ascii="Times New Roman" w:eastAsia="Times New Roman" w:hAnsi="Times New Roman" w:cs="Times New Roman"/>
+        </w:rPr>
+        <w:t xml:space="preserve"> </w:t>
+      </w:r>
+      <w:r>
+        <w:rPr>
+          <w:rFonts w:ascii="Times New Roman" w:eastAsia="Times New Roman" w:hAnsi="Times New Roman" w:cs="Times New Roman"/>
+        </w:rPr>
+        <w:t>from</w:t>
+      </w:r>
+      <w:r>
+        <w:rPr>
+          <w:rFonts w:ascii="Times New Roman" w:eastAsia="Times New Roman" w:hAnsi="Times New Roman" w:cs="Times New Roman"/>
+        </w:rPr>
+        <w:t xml:space="preserve"> Chief of Q/A</w:t>
+      </w:r>
+    </w:p>
+    <w:p>
+      <w:pPr>
+        <w:numPr>
+          <w:ilvl w:val="0"/>
+          <w:numId w:val="8"/>
+        </w:numPr>
+        <w:rPr>
+          <w:rFonts w:ascii="Times New Roman" w:eastAsia="Times New Roman" w:hAnsi="Times New Roman" w:cs="Times New Roman"/>
+        </w:rPr>
+      </w:pPr>
+      <w:r>
+        <w:rPr>
+          <w:rFonts w:ascii="Times New Roman" w:eastAsia="Times New Roman" w:hAnsi="Times New Roman" w:cs="Times New Roman"/>
+          <w:b/>
+          <w:bCs/>
+        </w:rPr>
+        <w:t>04_QA_Review/</w:t>
+      </w:r>
+      <w:r>
+        <w:rPr>
+          <w:rFonts w:ascii="Times New Roman" w:eastAsia="Times New Roman" w:hAnsi="Times New Roman" w:cs="Times New Roman"/>
+        </w:rPr>
+        <w:t xml:space="preserve"> </w:t>
+      </w:r>
+      <w:r>
+        <w:rPr>
+          <w:rFonts w:ascii="Times New Roman" w:eastAsia="Times New Roman" w:hAnsi="Times New Roman" w:cs="Times New Roman"/>
+        </w:rPr>
+        <w:tab/>
+      </w:r>
+      <w:r>
+        <w:rPr>
+          <w:rFonts w:ascii="Times New Roman" w:eastAsia="Times New Roman" w:hAnsi="Times New Roman" w:cs="Times New Roman"/>
+        </w:rPr>
+        <w:tab/>
+      </w:r>
+      <w:r>
+        <w:rPr>
+          <w:rFonts w:ascii="Times New Roman" w:eastAsia="Times New Roman" w:hAnsi="Times New Roman" w:cs="Times New Roman"/>
+        </w:rPr>
+        <w:tab/>
+        <w:t xml:space="preserve"> </w:t>
+      </w:r>
+      <w:r>
+        <w:rPr>
+          <w:rFonts w:ascii="Algerian" w:eastAsia="Times New Roman" w:hAnsi="Algerian" w:cs="Courier New"/>
+          <w:b/>
+          <w:bCs/>
+        </w:rPr>
+        <w:t>-</w:t>
+      </w:r>
+      <w:proofErr w:type="gramStart"/>
+      <w:r>
+        <w:rPr>
+          <w:rFonts w:ascii="Amasis MT Pro Black" w:eastAsia="Times New Roman" w:hAnsi="Amasis MT Pro Black" w:cs="Courier New"/>
+          <w:b/>
+          <w:bCs/>
+        </w:rPr>
+        <w:t>&gt;</w:t>
+      </w:r>
+      <w:r>
+        <w:rPr>
+          <w:rFonts w:ascii="Times New Roman" w:eastAsia="Times New Roman" w:hAnsi="Times New Roman" w:cs="Times New Roman"/>
+        </w:rPr>
+        <w:t xml:space="preserve"> </w:t>
+      </w:r>
+      <w:r>
+        <w:rPr>
+          <w:rFonts w:ascii="Times New Roman" w:eastAsia="Times New Roman" w:hAnsi="Times New Roman" w:cs="Times New Roman"/>
+        </w:rPr>
+        <w:t xml:space="preserve"> </w:t>
+      </w:r>
+      <w:r>
+        <w:rPr>
+          <w:rFonts w:ascii="Times New Roman" w:eastAsia="Times New Roman" w:hAnsi="Times New Roman" w:cs="Times New Roman"/>
+        </w:rPr>
+        <w:t>Central</w:t>
+      </w:r>
+      <w:proofErr w:type="gramEnd"/>
+      <w:r>
+        <w:rPr>
+          <w:rFonts w:ascii="Times New Roman" w:eastAsia="Times New Roman" w:hAnsi="Times New Roman" w:cs="Times New Roman"/>
+        </w:rPr>
+        <w:t xml:space="preserve"> QA processing area</w:t>
+      </w:r>
+    </w:p>
+    <w:p>
+      <w:pPr>
+        <w:numPr>
+          <w:ilvl w:val="1"/>
+          <w:numId w:val="8"/>
+        </w:numPr>
+        <w:rPr>
+          <w:rFonts w:ascii="Times New Roman" w:eastAsia="Times New Roman" w:hAnsi="Times New Roman" w:cs="Times New Roman"/>
+        </w:rPr>
+      </w:pPr>
+      <w:proofErr w:type="spellStart"/>
       <w:r>
         <w:rPr>
           <w:rFonts w:ascii="Courier New" w:eastAsia="Times New Roman" w:hAnsi="Courier New" w:cs="Courier New"/>
           <w:sz w:val="20"/>
           <w:szCs w:val="20"/>
         </w:rPr>
-        <w:t>R</w:t>
+        <w:t>P</w:t>
       </w:r>
       <w:r>
         <w:rPr>
@@ -1972,91 +2096,15 @@
           <w:sz w:val="20"/>
           <w:szCs w:val="20"/>
         </w:rPr>
-        <w:t>eview/</w:t>
-      </w:r>
-      <w:r>
-        <w:rPr>
-          <w:rFonts w:ascii="Times New Roman" w:eastAsia="Times New Roman" w:hAnsi="Times New Roman" w:cs="Times New Roman"/>
-        </w:rPr>
-        <w:t xml:space="preserve"> </w:t>
-      </w:r>
-      <w:r>
-        <w:rPr>
-          <w:rFonts w:ascii="Times New Roman" w:eastAsia="Times New Roman" w:hAnsi="Times New Roman" w:cs="Times New Roman"/>
-        </w:rPr>
-        <w:tab/>
-      </w:r>
-      <w:r>
-        <w:rPr>
-          <w:rFonts w:ascii="Times New Roman" w:eastAsia="Times New Roman" w:hAnsi="Times New Roman" w:cs="Times New Roman"/>
-        </w:rPr>
-        <w:tab/>
-        <w:t xml:space="preserve"> </w:t>
-      </w:r>
-      <w:r>
-        <w:rPr>
-          <w:rFonts w:ascii="Algerian" w:eastAsia="Times New Roman" w:hAnsi="Algerian" w:cs="Courier New"/>
-          <w:b/>
-          <w:bCs/>
-        </w:rPr>
-        <w:t>-</w:t>
-      </w:r>
-      <w:r>
-        <w:rPr>
-          <w:rFonts w:ascii="Amasis MT Pro Black" w:eastAsia="Times New Roman" w:hAnsi="Amasis MT Pro Black" w:cs="Courier New"/>
-          <w:b/>
-          <w:bCs/>
-        </w:rPr>
-        <w:t>&gt;</w:t>
-      </w:r>
-      <w:r>
-        <w:rPr>
-          <w:rFonts w:ascii="Times New Roman" w:eastAsia="Times New Roman" w:hAnsi="Times New Roman" w:cs="Times New Roman"/>
-        </w:rPr>
-        <w:t xml:space="preserve"> </w:t>
-      </w:r>
-      <w:r>
-        <w:rPr>
-          <w:rFonts w:ascii="Times New Roman" w:eastAsia="Times New Roman" w:hAnsi="Times New Roman" w:cs="Times New Roman"/>
-        </w:rPr>
-        <w:t xml:space="preserve"> </w:t>
-      </w:r>
-      <w:r>
-        <w:rPr>
-          <w:rFonts w:ascii="Times New Roman" w:eastAsia="Times New Roman" w:hAnsi="Times New Roman" w:cs="Times New Roman"/>
-        </w:rPr>
-        <w:t xml:space="preserve">Submitted </w:t>
-      </w:r>
-      <w:r>
-        <w:rPr>
-          <w:rFonts w:ascii="Times New Roman" w:eastAsia="Times New Roman" w:hAnsi="Times New Roman" w:cs="Times New Roman"/>
-        </w:rPr>
-        <w:t>deliverables</w:t>
-      </w:r>
-      <w:r>
-        <w:rPr>
-          <w:rFonts w:ascii="Times New Roman" w:eastAsia="Times New Roman" w:hAnsi="Times New Roman" w:cs="Times New Roman"/>
-        </w:rPr>
-        <w:t xml:space="preserve"> awaiting QA</w:t>
-      </w:r>
-    </w:p>
-    <w:p>
-      <w:pPr>
-        <w:numPr>
-          <w:ilvl w:val="1"/>
-          <w:numId w:val="8"/>
-        </w:numPr>
-        <w:rPr>
-          <w:rFonts w:ascii="Times New Roman" w:eastAsia="Times New Roman" w:hAnsi="Times New Roman" w:cs="Times New Roman"/>
-        </w:rPr>
-      </w:pPr>
+        <w:t>ending_</w:t>
+      </w:r>
       <w:r>
         <w:rPr>
           <w:rFonts w:ascii="Courier New" w:eastAsia="Times New Roman" w:hAnsi="Courier New" w:cs="Courier New"/>
           <w:sz w:val="20"/>
           <w:szCs w:val="20"/>
         </w:rPr>
-        <w:t>A</w:t>
+        <w:t>R</w:t>
       </w:r>
       <w:r>
         <w:rPr>
@@ -2064,105 +2112,108 @@
           <w:sz w:val="20"/>
           <w:szCs w:val="20"/>
         </w:rPr>
-        <w:t>pproved/</w:t>
-      </w:r>
-      <w:r>
-        <w:rPr>
-          <w:rFonts w:ascii="Times New Roman" w:eastAsia="Times New Roman" w:hAnsi="Times New Roman" w:cs="Times New Roman"/>
-        </w:rPr>
-        <w:t xml:space="preserve"> </w:t>
-      </w:r>
-      <w:r>
-        <w:rPr>
-          <w:rFonts w:ascii="Times New Roman" w:eastAsia="Times New Roman" w:hAnsi="Times New Roman" w:cs="Times New Roman"/>
-        </w:rPr>
-        <w:tab/>
-      </w:r>
-      <w:r>
-        <w:rPr>
-          <w:rFonts w:ascii="Times New Roman" w:eastAsia="Times New Roman" w:hAnsi="Times New Roman" w:cs="Times New Roman"/>
-        </w:rPr>
-        <w:tab/>
-      </w:r>
-      <w:r>
-        <w:rPr>
-          <w:rFonts w:ascii="Times New Roman" w:eastAsia="Times New Roman" w:hAnsi="Times New Roman" w:cs="Times New Roman"/>
-        </w:rPr>
-        <w:tab/>
-        <w:t xml:space="preserve"> </w:t>
-      </w:r>
-      <w:r>
-        <w:rPr>
-          <w:rFonts w:ascii="Algerian" w:eastAsia="Times New Roman" w:hAnsi="Algerian" w:cs="Courier New"/>
-          <w:b/>
-          <w:bCs/>
-        </w:rPr>
-        <w:t>-</w:t>
-      </w:r>
-      <w:r>
-        <w:rPr>
-          <w:rFonts w:ascii="Amasis MT Pro Black" w:eastAsia="Times New Roman" w:hAnsi="Amasis MT Pro Black" w:cs="Courier New"/>
-          <w:b/>
-          <w:bCs/>
-        </w:rPr>
-        <w:t>&gt;</w:t>
-      </w:r>
-      <w:r>
-        <w:rPr>
-          <w:rFonts w:ascii="Times New Roman" w:eastAsia="Times New Roman" w:hAnsi="Times New Roman" w:cs="Times New Roman"/>
-        </w:rPr>
-        <w:t xml:space="preserve"> </w:t>
-      </w:r>
-      <w:r>
-        <w:rPr>
-          <w:rFonts w:ascii="Times New Roman" w:eastAsia="Times New Roman" w:hAnsi="Times New Roman" w:cs="Times New Roman"/>
-        </w:rPr>
-        <w:t xml:space="preserve"> </w:t>
-      </w:r>
-      <w:r>
-        <w:rPr>
-          <w:rFonts w:ascii="Times New Roman" w:eastAsia="Times New Roman" w:hAnsi="Times New Roman" w:cs="Times New Roman"/>
-        </w:rPr>
-        <w:t xml:space="preserve">QA-approved </w:t>
-      </w:r>
-      <w:r>
-        <w:rPr>
-          <w:rFonts w:ascii="Times New Roman" w:eastAsia="Times New Roman" w:hAnsi="Times New Roman" w:cs="Times New Roman"/>
-        </w:rPr>
-        <w:t>deliverable</w:t>
-      </w:r>
-      <w:r>
-        <w:rPr>
-          <w:rFonts w:ascii="Times New Roman" w:eastAsia="Times New Roman" w:hAnsi="Times New Roman" w:cs="Times New Roman"/>
-        </w:rPr>
-        <w:t>s</w:t>
-      </w:r>
-    </w:p>
-    <w:p>
-      <w:pPr>
-        <w:numPr>
-          <w:ilvl w:val="1"/>
-          <w:numId w:val="8"/>
-        </w:numPr>
-        <w:rPr>
-          <w:rFonts w:ascii="Times New Roman" w:eastAsia="Times New Roman" w:hAnsi="Times New Roman" w:cs="Times New Roman"/>
-        </w:rPr>
-      </w:pPr>
+        <w:t>eview</w:t>
+      </w:r>
+      <w:proofErr w:type="spellEnd"/>
       <w:r>
         <w:rPr>
           <w:rFonts w:ascii="Courier New" w:eastAsia="Times New Roman" w:hAnsi="Courier New" w:cs="Courier New"/>
           <w:sz w:val="20"/>
           <w:szCs w:val="20"/>
         </w:rPr>
-        <w:t>D</w:t>
-      </w:r>
+        <w:t>/</w:t>
+      </w:r>
+      <w:r>
+        <w:rPr>
+          <w:rFonts w:ascii="Times New Roman" w:eastAsia="Times New Roman" w:hAnsi="Times New Roman" w:cs="Times New Roman"/>
+        </w:rPr>
+        <w:t xml:space="preserve"> </w:t>
+      </w:r>
+      <w:r>
+        <w:rPr>
+          <w:rFonts w:ascii="Times New Roman" w:eastAsia="Times New Roman" w:hAnsi="Times New Roman" w:cs="Times New Roman"/>
+        </w:rPr>
+        <w:tab/>
+      </w:r>
+      <w:r>
+        <w:rPr>
+          <w:rFonts w:ascii="Times New Roman" w:eastAsia="Times New Roman" w:hAnsi="Times New Roman" w:cs="Times New Roman"/>
+        </w:rPr>
+        <w:tab/>
+        <w:t xml:space="preserve"> </w:t>
+      </w:r>
+      <w:r>
+        <w:rPr>
+          <w:rFonts w:ascii="Algerian" w:eastAsia="Times New Roman" w:hAnsi="Algerian" w:cs="Courier New"/>
+          <w:b/>
+          <w:bCs/>
+        </w:rPr>
+        <w:t>-</w:t>
+      </w:r>
+      <w:proofErr w:type="gramStart"/>
+      <w:r>
+        <w:rPr>
+          <w:rFonts w:ascii="Amasis MT Pro Black" w:eastAsia="Times New Roman" w:hAnsi="Amasis MT Pro Black" w:cs="Courier New"/>
+          <w:b/>
+          <w:bCs/>
+        </w:rPr>
+        <w:t>&gt;</w:t>
+      </w:r>
+      <w:r>
+        <w:rPr>
+          <w:rFonts w:ascii="Times New Roman" w:eastAsia="Times New Roman" w:hAnsi="Times New Roman" w:cs="Times New Roman"/>
+        </w:rPr>
+        <w:t xml:space="preserve"> </w:t>
+      </w:r>
+      <w:r>
+        <w:rPr>
+          <w:rFonts w:ascii="Times New Roman" w:eastAsia="Times New Roman" w:hAnsi="Times New Roman" w:cs="Times New Roman"/>
+        </w:rPr>
+        <w:t xml:space="preserve"> </w:t>
+      </w:r>
+      <w:r>
+        <w:rPr>
+          <w:rFonts w:ascii="Times New Roman" w:eastAsia="Times New Roman" w:hAnsi="Times New Roman" w:cs="Times New Roman"/>
+        </w:rPr>
+        <w:t>Submitted</w:t>
+      </w:r>
+      <w:proofErr w:type="gramEnd"/>
+      <w:r>
+        <w:rPr>
+          <w:rFonts w:ascii="Times New Roman" w:eastAsia="Times New Roman" w:hAnsi="Times New Roman" w:cs="Times New Roman"/>
+        </w:rPr>
+        <w:t xml:space="preserve"> </w:t>
+      </w:r>
+      <w:r>
+        <w:rPr>
+          <w:rFonts w:ascii="Times New Roman" w:eastAsia="Times New Roman" w:hAnsi="Times New Roman" w:cs="Times New Roman"/>
+        </w:rPr>
+        <w:t>deliverables</w:t>
+      </w:r>
+      <w:r>
+        <w:rPr>
+          <w:rFonts w:ascii="Times New Roman" w:eastAsia="Times New Roman" w:hAnsi="Times New Roman" w:cs="Times New Roman"/>
+        </w:rPr>
+        <w:t xml:space="preserve"> awaiting QA</w:t>
+      </w:r>
+    </w:p>
+    <w:p>
+      <w:pPr>
+        <w:numPr>
+          <w:ilvl w:val="1"/>
+          <w:numId w:val="8"/>
+        </w:numPr>
+        <w:rPr>
+          <w:rFonts w:ascii="Times New Roman" w:eastAsia="Times New Roman" w:hAnsi="Times New Roman" w:cs="Times New Roman"/>
+        </w:rPr>
+      </w:pPr>
       <w:r>
         <w:rPr>
           <w:rFonts w:ascii="Courier New" w:eastAsia="Times New Roman" w:hAnsi="Courier New" w:cs="Courier New"/>
           <w:sz w:val="20"/>
           <w:szCs w:val="20"/>
         </w:rPr>
-        <w:t>efect_</w:t>
+        <w:t>A</w:t>
       </w:r>
       <w:r>
         <w:rPr>
@@ -2170,443 +2221,106 @@
           <w:sz w:val="20"/>
           <w:szCs w:val="20"/>
         </w:rPr>
-        <w:t>R</w:t>
-      </w:r>
+        <w:t>pproved/</w:t>
+      </w:r>
+      <w:r>
+        <w:rPr>
+          <w:rFonts w:ascii="Times New Roman" w:eastAsia="Times New Roman" w:hAnsi="Times New Roman" w:cs="Times New Roman"/>
+        </w:rPr>
+        <w:t xml:space="preserve"> </w:t>
+      </w:r>
+      <w:r>
+        <w:rPr>
+          <w:rFonts w:ascii="Times New Roman" w:eastAsia="Times New Roman" w:hAnsi="Times New Roman" w:cs="Times New Roman"/>
+        </w:rPr>
+        <w:tab/>
+      </w:r>
+      <w:r>
+        <w:rPr>
+          <w:rFonts w:ascii="Times New Roman" w:eastAsia="Times New Roman" w:hAnsi="Times New Roman" w:cs="Times New Roman"/>
+        </w:rPr>
+        <w:tab/>
+      </w:r>
+      <w:r>
+        <w:rPr>
+          <w:rFonts w:ascii="Times New Roman" w:eastAsia="Times New Roman" w:hAnsi="Times New Roman" w:cs="Times New Roman"/>
+        </w:rPr>
+        <w:tab/>
+        <w:t xml:space="preserve"> </w:t>
+      </w:r>
+      <w:r>
+        <w:rPr>
+          <w:rFonts w:ascii="Algerian" w:eastAsia="Times New Roman" w:hAnsi="Algerian" w:cs="Courier New"/>
+          <w:b/>
+          <w:bCs/>
+        </w:rPr>
+        <w:t>-</w:t>
+      </w:r>
+      <w:proofErr w:type="gramStart"/>
+      <w:r>
+        <w:rPr>
+          <w:rFonts w:ascii="Amasis MT Pro Black" w:eastAsia="Times New Roman" w:hAnsi="Amasis MT Pro Black" w:cs="Courier New"/>
+          <w:b/>
+          <w:bCs/>
+        </w:rPr>
+        <w:t>&gt;</w:t>
+      </w:r>
+      <w:r>
+        <w:rPr>
+          <w:rFonts w:ascii="Times New Roman" w:eastAsia="Times New Roman" w:hAnsi="Times New Roman" w:cs="Times New Roman"/>
+        </w:rPr>
+        <w:t xml:space="preserve"> </w:t>
+      </w:r>
+      <w:r>
+        <w:rPr>
+          <w:rFonts w:ascii="Times New Roman" w:eastAsia="Times New Roman" w:hAnsi="Times New Roman" w:cs="Times New Roman"/>
+        </w:rPr>
+        <w:t xml:space="preserve"> </w:t>
+      </w:r>
+      <w:r>
+        <w:rPr>
+          <w:rFonts w:ascii="Times New Roman" w:eastAsia="Times New Roman" w:hAnsi="Times New Roman" w:cs="Times New Roman"/>
+        </w:rPr>
+        <w:t>QA</w:t>
+      </w:r>
+      <w:proofErr w:type="gramEnd"/>
+      <w:r>
+        <w:rPr>
+          <w:rFonts w:ascii="Times New Roman" w:eastAsia="Times New Roman" w:hAnsi="Times New Roman" w:cs="Times New Roman"/>
+        </w:rPr>
+        <w:t xml:space="preserve">-approved </w:t>
+      </w:r>
+      <w:r>
+        <w:rPr>
+          <w:rFonts w:ascii="Times New Roman" w:eastAsia="Times New Roman" w:hAnsi="Times New Roman" w:cs="Times New Roman"/>
+        </w:rPr>
+        <w:t>deliverable</w:t>
+      </w:r>
+      <w:r>
+        <w:rPr>
+          <w:rFonts w:ascii="Times New Roman" w:eastAsia="Times New Roman" w:hAnsi="Times New Roman" w:cs="Times New Roman"/>
+        </w:rPr>
+        <w:t>s</w:t>
+      </w:r>
+    </w:p>
+    <w:p>
+      <w:pPr>
+        <w:numPr>
+          <w:ilvl w:val="1"/>
+          <w:numId w:val="8"/>
+        </w:numPr>
+        <w:rPr>
+          <w:rFonts w:ascii="Times New Roman" w:eastAsia="Times New Roman" w:hAnsi="Times New Roman" w:cs="Times New Roman"/>
+        </w:rPr>
+      </w:pPr>
+      <w:proofErr w:type="spellStart"/>
       <w:r>
         <w:rPr>
           <w:rFonts w:ascii="Courier New" w:eastAsia="Times New Roman" w:hAnsi="Courier New" w:cs="Courier New"/>
           <w:sz w:val="20"/>
           <w:szCs w:val="20"/>
         </w:rPr>
-        <w:t>eports/</w:t>
-      </w:r>
-      <w:r>
-        <w:rPr>
-          <w:rFonts w:ascii="Times New Roman" w:eastAsia="Times New Roman" w:hAnsi="Times New Roman" w:cs="Times New Roman"/>
-        </w:rPr>
-        <w:t xml:space="preserve"> </w:t>
-      </w:r>
-      <w:r>
-        <w:rPr>
-          <w:rFonts w:ascii="Times New Roman" w:eastAsia="Times New Roman" w:hAnsi="Times New Roman" w:cs="Times New Roman"/>
-        </w:rPr>
-        <w:tab/>
-      </w:r>
-      <w:r>
-        <w:rPr>
-          <w:rFonts w:ascii="Times New Roman" w:eastAsia="Times New Roman" w:hAnsi="Times New Roman" w:cs="Times New Roman"/>
-        </w:rPr>
-        <w:tab/>
-        <w:t xml:space="preserve"> </w:t>
-      </w:r>
-      <w:r>
-        <w:rPr>
-          <w:rFonts w:ascii="Algerian" w:eastAsia="Times New Roman" w:hAnsi="Algerian" w:cs="Courier New"/>
-          <w:b/>
-          <w:bCs/>
-        </w:rPr>
-        <w:t>-</w:t>
-      </w:r>
-      <w:r>
-        <w:rPr>
-          <w:rFonts w:ascii="Amasis MT Pro Black" w:eastAsia="Times New Roman" w:hAnsi="Amasis MT Pro Black" w:cs="Courier New"/>
-          <w:b/>
-          <w:bCs/>
-        </w:rPr>
-        <w:t>&gt;</w:t>
-      </w:r>
-      <w:r>
-        <w:rPr>
-          <w:rFonts w:ascii="Times New Roman" w:eastAsia="Times New Roman" w:hAnsi="Times New Roman" w:cs="Times New Roman"/>
-        </w:rPr>
-        <w:t xml:space="preserve"> </w:t>
-      </w:r>
-      <w:r>
-        <w:rPr>
-          <w:rFonts w:ascii="Times New Roman" w:eastAsia="Times New Roman" w:hAnsi="Times New Roman" w:cs="Times New Roman"/>
-        </w:rPr>
-        <w:t xml:space="preserve"> </w:t>
-      </w:r>
-      <w:r>
-        <w:rPr>
-          <w:rFonts w:ascii="Times New Roman" w:eastAsia="Times New Roman" w:hAnsi="Times New Roman" w:cs="Times New Roman"/>
-        </w:rPr>
-        <w:t>F</w:t>
-      </w:r>
-      <w:r>
-        <w:rPr>
-          <w:rFonts w:ascii="Times New Roman" w:eastAsia="Times New Roman" w:hAnsi="Times New Roman" w:cs="Times New Roman"/>
-        </w:rPr>
-        <w:t>eedback</w:t>
-      </w:r>
-      <w:r>
-        <w:rPr>
-          <w:rFonts w:ascii="Times New Roman" w:eastAsia="Times New Roman" w:hAnsi="Times New Roman" w:cs="Times New Roman"/>
-        </w:rPr>
-        <w:t xml:space="preserve"> reports about rejected work</w:t>
-      </w:r>
-    </w:p>
-    <w:p>
-      <w:pPr>
-        <w:numPr>
-          <w:ilvl w:val="0"/>
-          <w:numId w:val="8"/>
-        </w:numPr>
-        <w:rPr>
-          <w:rFonts w:ascii="Times New Roman" w:eastAsia="Times New Roman" w:hAnsi="Times New Roman" w:cs="Times New Roman"/>
-        </w:rPr>
-      </w:pPr>
-      <w:r>
-        <w:rPr>
-          <w:rFonts w:ascii="Times New Roman" w:eastAsia="Times New Roman" w:hAnsi="Times New Roman" w:cs="Times New Roman"/>
-          <w:b/>
-          <w:bCs/>
-        </w:rPr>
-        <w:t>05_Final_SDD/</w:t>
-      </w:r>
-      <w:r>
-        <w:rPr>
-          <w:rFonts w:ascii="Times New Roman" w:eastAsia="Times New Roman" w:hAnsi="Times New Roman" w:cs="Times New Roman"/>
-        </w:rPr>
-        <w:t xml:space="preserve"> </w:t>
-      </w:r>
-      <w:r>
-        <w:rPr>
-          <w:rFonts w:ascii="Times New Roman" w:eastAsia="Times New Roman" w:hAnsi="Times New Roman" w:cs="Times New Roman"/>
-        </w:rPr>
-        <w:tab/>
-      </w:r>
-      <w:r>
-        <w:rPr>
-          <w:rFonts w:ascii="Times New Roman" w:eastAsia="Times New Roman" w:hAnsi="Times New Roman" w:cs="Times New Roman"/>
-        </w:rPr>
-        <w:tab/>
-      </w:r>
-      <w:r>
-        <w:rPr>
-          <w:rFonts w:ascii="Times New Roman" w:eastAsia="Times New Roman" w:hAnsi="Times New Roman" w:cs="Times New Roman"/>
-        </w:rPr>
-        <w:tab/>
-        <w:t xml:space="preserve"> </w:t>
-      </w:r>
-      <w:r>
-        <w:rPr>
-          <w:rFonts w:ascii="Algerian" w:eastAsia="Times New Roman" w:hAnsi="Algerian" w:cs="Courier New"/>
-          <w:b/>
-          <w:bCs/>
-        </w:rPr>
-        <w:t>-</w:t>
-      </w:r>
-      <w:r>
-        <w:rPr>
-          <w:rFonts w:ascii="Amasis MT Pro Black" w:eastAsia="Times New Roman" w:hAnsi="Amasis MT Pro Black" w:cs="Courier New"/>
-          <w:b/>
-          <w:bCs/>
-        </w:rPr>
-        <w:t>&gt;</w:t>
-      </w:r>
-      <w:r>
-        <w:rPr>
-          <w:rFonts w:ascii="Times New Roman" w:eastAsia="Times New Roman" w:hAnsi="Times New Roman" w:cs="Times New Roman"/>
-        </w:rPr>
-        <w:t xml:space="preserve"> </w:t>
-      </w:r>
-      <w:r>
-        <w:rPr>
-          <w:rFonts w:ascii="Times New Roman" w:eastAsia="Times New Roman" w:hAnsi="Times New Roman" w:cs="Times New Roman"/>
-        </w:rPr>
-        <w:t xml:space="preserve"> </w:t>
-      </w:r>
-      <w:r>
-        <w:rPr>
-          <w:rFonts w:ascii="Times New Roman" w:eastAsia="Times New Roman" w:hAnsi="Times New Roman" w:cs="Times New Roman"/>
-        </w:rPr>
-        <w:t>Final Word document and deliverables</w:t>
-      </w:r>
-    </w:p>
-    <w:p>
-      <w:pPr>
-        <w:rPr>
-          <w:rFonts w:ascii="Times New Roman" w:eastAsia="Times New Roman" w:hAnsi="Times New Roman" w:cs="Times New Roman"/>
-        </w:rPr>
-      </w:pPr>
-      <w:r>
-        <w:rPr>
-          <w:rFonts w:ascii="Times New Roman" w:eastAsia="Times New Roman" w:hAnsi="Times New Roman" w:cs="Times New Roman"/>
-        </w:rPr>
-        <w:pict w14:anchorId="00D8DA42">
-          <v:rect id="_x0000_i1088" style="width:0;height:1.5pt" o:hralign="center" o:hrstd="t" o:hr="t" fillcolor="#a0a0a0" stroked="f"/>
-        </w:pict>
-      </w:r>
-    </w:p>
-    <w:p>
-      <w:pPr>
-        <w:outlineLvl w:val="1"/>
-        <w:rPr>
-          <w:rFonts w:ascii="Times New Roman" w:eastAsia="Times New Roman" w:hAnsi="Times New Roman" w:cs="Times New Roman"/>
-          <w:b/>
-          <w:bCs/>
-          <w:sz w:val="36"/>
-          <w:szCs w:val="36"/>
-        </w:rPr>
-      </w:pPr>
-      <w:r>
-        <w:rPr>
-          <w:rFonts w:ascii="Times New Roman" w:eastAsia="Times New Roman" w:hAnsi="Times New Roman" w:cs="Times New Roman"/>
-          <w:b/>
-          <w:bCs/>
-          <w:sz w:val="36"/>
-          <w:szCs w:val="36"/>
-        </w:rPr>
-        <w:t xml:space="preserve">4. </w:t>
-      </w:r>
-      <w:r>
-        <w:rPr>
-          <w:rFonts w:ascii="Times New Roman" w:eastAsia="Times New Roman" w:hAnsi="Times New Roman" w:cs="Times New Roman"/>
-          <w:b/>
-          <w:bCs/>
-          <w:sz w:val="36"/>
-          <w:szCs w:val="36"/>
-        </w:rPr>
-        <w:t>P</w:t>
-      </w:r>
-      <w:r>
-        <w:rPr>
-          <w:rFonts w:ascii="Times New Roman" w:eastAsia="Times New Roman" w:hAnsi="Times New Roman" w:cs="Times New Roman"/>
-          <w:b/>
-          <w:bCs/>
-          <w:sz w:val="36"/>
-          <w:szCs w:val="36"/>
-        </w:rPr>
-        <w:t xml:space="preserve">roject </w:t>
-      </w:r>
-      <w:r>
-        <w:rPr>
-          <w:rFonts w:ascii="Times New Roman" w:eastAsia="Times New Roman" w:hAnsi="Times New Roman" w:cs="Times New Roman"/>
-          <w:b/>
-          <w:bCs/>
-          <w:sz w:val="36"/>
-          <w:szCs w:val="36"/>
-        </w:rPr>
-        <w:t>A</w:t>
-      </w:r>
-      <w:r>
-        <w:rPr>
-          <w:rFonts w:ascii="Times New Roman" w:eastAsia="Times New Roman" w:hAnsi="Times New Roman" w:cs="Times New Roman"/>
-          <w:b/>
-          <w:bCs/>
-          <w:sz w:val="36"/>
-          <w:szCs w:val="36"/>
-        </w:rPr>
-        <w:t>rtifacts</w:t>
-      </w:r>
-      <w:r>
-        <w:rPr>
-          <w:rFonts w:ascii="Times New Roman" w:eastAsia="Times New Roman" w:hAnsi="Times New Roman" w:cs="Times New Roman"/>
-          <w:b/>
-          <w:bCs/>
-          <w:sz w:val="36"/>
-          <w:szCs w:val="36"/>
-        </w:rPr>
-        <w:t xml:space="preserve"> Workflow</w:t>
-      </w:r>
-    </w:p>
-    <w:p>
-      <w:pPr>
-        <w:rPr>
-          <w:rFonts w:ascii="Times New Roman" w:eastAsia="Times New Roman" w:hAnsi="Times New Roman" w:cs="Times New Roman"/>
-        </w:rPr>
-      </w:pPr>
-      <w:r>
-        <w:rPr>
-          <w:rFonts w:ascii="Times New Roman" w:eastAsia="Times New Roman" w:hAnsi="Times New Roman" w:cs="Times New Roman"/>
-        </w:rPr>
-        <w:t xml:space="preserve">All </w:t>
-      </w:r>
-      <w:r>
-        <w:rPr>
-          <w:rFonts w:ascii="Times New Roman" w:eastAsia="Times New Roman" w:hAnsi="Times New Roman" w:cs="Times New Roman"/>
-        </w:rPr>
-        <w:t>project artifacts</w:t>
-      </w:r>
-      <w:r>
-        <w:rPr>
-          <w:rFonts w:ascii="Times New Roman" w:eastAsia="Times New Roman" w:hAnsi="Times New Roman" w:cs="Times New Roman"/>
-        </w:rPr>
-        <w:t xml:space="preserve"> must follow the workflow below:</w:t>
-      </w:r>
-    </w:p>
-    <w:p>
-      <w:pPr>
-        <w:numPr>
-          <w:ilvl w:val="0"/>
-          <w:numId w:val="9"/>
-        </w:numPr>
-        <w:rPr>
-          <w:rFonts w:ascii="Times New Roman" w:eastAsia="Times New Roman" w:hAnsi="Times New Roman" w:cs="Times New Roman"/>
-        </w:rPr>
-      </w:pPr>
-      <w:r>
-        <w:rPr>
-          <w:rFonts w:ascii="Times New Roman" w:eastAsia="Times New Roman" w:hAnsi="Times New Roman" w:cs="Times New Roman"/>
-        </w:rPr>
-        <w:t xml:space="preserve">IC creates </w:t>
-      </w:r>
-      <w:r>
-        <w:rPr>
-          <w:rFonts w:ascii="Times New Roman" w:eastAsia="Times New Roman" w:hAnsi="Times New Roman" w:cs="Times New Roman"/>
-        </w:rPr>
-        <w:t>project artifacts</w:t>
-      </w:r>
-      <w:r>
-        <w:rPr>
-          <w:rFonts w:ascii="Times New Roman" w:eastAsia="Times New Roman" w:hAnsi="Times New Roman" w:cs="Times New Roman"/>
-        </w:rPr>
-        <w:t xml:space="preserve"> in the team working folder</w:t>
-      </w:r>
-    </w:p>
-    <w:p>
-      <w:pPr>
-        <w:numPr>
-          <w:ilvl w:val="0"/>
-          <w:numId w:val="9"/>
-        </w:numPr>
-        <w:rPr>
-          <w:rFonts w:ascii="Times New Roman" w:eastAsia="Times New Roman" w:hAnsi="Times New Roman" w:cs="Times New Roman"/>
-        </w:rPr>
-      </w:pPr>
-      <w:r>
-        <w:rPr>
-          <w:rFonts w:ascii="Times New Roman" w:eastAsia="Times New Roman" w:hAnsi="Times New Roman" w:cs="Times New Roman"/>
-        </w:rPr>
-        <w:t>IC completes work and submits to Team QA</w:t>
-      </w:r>
-    </w:p>
-    <w:p>
-      <w:pPr>
-        <w:numPr>
-          <w:ilvl w:val="0"/>
-          <w:numId w:val="9"/>
-        </w:numPr>
-        <w:rPr>
-          <w:rFonts w:ascii="Times New Roman" w:eastAsia="Times New Roman" w:hAnsi="Times New Roman" w:cs="Times New Roman"/>
-        </w:rPr>
-      </w:pPr>
-      <w:r>
-        <w:rPr>
-          <w:rFonts w:ascii="Times New Roman" w:eastAsia="Times New Roman" w:hAnsi="Times New Roman" w:cs="Times New Roman"/>
-        </w:rPr>
-        <w:t>Team QA reviews for quality and standards compliance</w:t>
-      </w:r>
-    </w:p>
-    <w:p>
-      <w:pPr>
-        <w:numPr>
-          <w:ilvl w:val="0"/>
-          <w:numId w:val="9"/>
-        </w:numPr>
-        <w:rPr>
-          <w:rFonts w:ascii="Times New Roman" w:eastAsia="Times New Roman" w:hAnsi="Times New Roman" w:cs="Times New Roman"/>
-        </w:rPr>
-      </w:pPr>
-      <w:r>
-        <w:rPr>
-          <w:rFonts w:ascii="Times New Roman" w:eastAsia="Times New Roman" w:hAnsi="Times New Roman" w:cs="Times New Roman"/>
-        </w:rPr>
-        <w:t xml:space="preserve">If approved by Team QA, </w:t>
-      </w:r>
-      <w:r>
-        <w:rPr>
-          <w:rFonts w:ascii="Times New Roman" w:eastAsia="Times New Roman" w:hAnsi="Times New Roman" w:cs="Times New Roman"/>
-        </w:rPr>
-        <w:t>project artifact</w:t>
-      </w:r>
-      <w:r>
-        <w:rPr>
-          <w:rFonts w:ascii="Times New Roman" w:eastAsia="Times New Roman" w:hAnsi="Times New Roman" w:cs="Times New Roman"/>
-        </w:rPr>
-        <w:t>s</w:t>
-      </w:r>
-      <w:r>
-        <w:rPr>
-          <w:rFonts w:ascii="Times New Roman" w:eastAsia="Times New Roman" w:hAnsi="Times New Roman" w:cs="Times New Roman"/>
-        </w:rPr>
-        <w:t xml:space="preserve"> </w:t>
-      </w:r>
-      <w:r>
-        <w:rPr>
-          <w:rFonts w:ascii="Times New Roman" w:eastAsia="Times New Roman" w:hAnsi="Times New Roman" w:cs="Times New Roman"/>
-        </w:rPr>
-        <w:t>are</w:t>
-      </w:r>
-      <w:r>
-        <w:rPr>
-          <w:rFonts w:ascii="Times New Roman" w:eastAsia="Times New Roman" w:hAnsi="Times New Roman" w:cs="Times New Roman"/>
-        </w:rPr>
-        <w:t xml:space="preserve"> integrated into team final version</w:t>
-      </w:r>
-    </w:p>
-    <w:p>
-      <w:pPr>
-        <w:numPr>
-          <w:ilvl w:val="0"/>
-          <w:numId w:val="9"/>
-        </w:numPr>
-        <w:rPr>
-          <w:rFonts w:ascii="Times New Roman" w:eastAsia="Times New Roman" w:hAnsi="Times New Roman" w:cs="Times New Roman"/>
-        </w:rPr>
-      </w:pPr>
-      <w:r>
-        <w:rPr>
-          <w:rFonts w:ascii="Times New Roman" w:eastAsia="Times New Roman" w:hAnsi="Times New Roman" w:cs="Times New Roman"/>
-        </w:rPr>
-        <w:t xml:space="preserve">Team Lead submits final </w:t>
-      </w:r>
-      <w:r>
-        <w:rPr>
-          <w:rFonts w:ascii="Times New Roman" w:eastAsia="Times New Roman" w:hAnsi="Times New Roman" w:cs="Times New Roman"/>
-        </w:rPr>
-        <w:t>project artifacts</w:t>
-      </w:r>
-      <w:r>
-        <w:rPr>
-          <w:rFonts w:ascii="Times New Roman" w:eastAsia="Times New Roman" w:hAnsi="Times New Roman" w:cs="Times New Roman"/>
-        </w:rPr>
-        <w:t xml:space="preserve"> to</w:t>
-      </w:r>
-      <w:r>
-        <w:rPr>
-          <w:rFonts w:ascii="Times New Roman" w:eastAsia="Times New Roman" w:hAnsi="Times New Roman" w:cs="Times New Roman"/>
-        </w:rPr>
-        <w:t xml:space="preserve"> </w:t>
-      </w:r>
-      <w:r>
-        <w:rPr>
-          <w:rFonts w:ascii="Times New Roman" w:eastAsia="Times New Roman" w:hAnsi="Times New Roman" w:cs="Times New Roman"/>
-        </w:rPr>
-        <w:tab/>
-      </w:r>
-      <w:r>
-        <w:rPr>
-          <w:rFonts w:ascii="Algerian" w:eastAsia="Times New Roman" w:hAnsi="Algerian" w:cs="Courier New"/>
-          <w:b/>
-          <w:bCs/>
-        </w:rPr>
-        <w:t>-</w:t>
-      </w:r>
-      <w:r>
-        <w:rPr>
-          <w:rFonts w:ascii="Amasis MT Pro Black" w:eastAsia="Times New Roman" w:hAnsi="Amasis MT Pro Black" w:cs="Courier New"/>
-          <w:b/>
-          <w:bCs/>
-        </w:rPr>
-        <w:t>&gt;</w:t>
-      </w:r>
-      <w:r>
-        <w:rPr>
-          <w:rFonts w:ascii="Times New Roman" w:eastAsia="Times New Roman" w:hAnsi="Times New Roman" w:cs="Times New Roman"/>
-        </w:rPr>
-        <w:t xml:space="preserve">  </w:t>
+        <w:t>D</w:t>
       </w:r>
       <w:r>
         <w:rPr>
@@ -2614,7 +2328,7 @@
           <w:sz w:val="20"/>
           <w:szCs w:val="20"/>
         </w:rPr>
-        <w:t>04_QA_Review/</w:t>
+        <w:t>efect_</w:t>
       </w:r>
       <w:r>
         <w:rPr>
@@ -2622,7 +2336,7 @@
           <w:sz w:val="20"/>
           <w:szCs w:val="20"/>
         </w:rPr>
-        <w:t>P</w:t>
+        <w:t>R</w:t>
       </w:r>
       <w:r>
         <w:rPr>
@@ -2630,15 +2344,461 @@
           <w:sz w:val="20"/>
           <w:szCs w:val="20"/>
         </w:rPr>
-        <w:t>ending_</w:t>
-      </w:r>
+        <w:t>eports</w:t>
+      </w:r>
+      <w:proofErr w:type="spellEnd"/>
       <w:r>
         <w:rPr>
           <w:rFonts w:ascii="Courier New" w:eastAsia="Times New Roman" w:hAnsi="Courier New" w:cs="Courier New"/>
           <w:sz w:val="20"/>
           <w:szCs w:val="20"/>
         </w:rPr>
-        <w:t>R</w:t>
+        <w:t>/</w:t>
+      </w:r>
+      <w:r>
+        <w:rPr>
+          <w:rFonts w:ascii="Times New Roman" w:eastAsia="Times New Roman" w:hAnsi="Times New Roman" w:cs="Times New Roman"/>
+        </w:rPr>
+        <w:t xml:space="preserve"> </w:t>
+      </w:r>
+      <w:r>
+        <w:rPr>
+          <w:rFonts w:ascii="Times New Roman" w:eastAsia="Times New Roman" w:hAnsi="Times New Roman" w:cs="Times New Roman"/>
+        </w:rPr>
+        <w:tab/>
+      </w:r>
+      <w:r>
+        <w:rPr>
+          <w:rFonts w:ascii="Times New Roman" w:eastAsia="Times New Roman" w:hAnsi="Times New Roman" w:cs="Times New Roman"/>
+        </w:rPr>
+        <w:tab/>
+        <w:t xml:space="preserve"> </w:t>
+      </w:r>
+      <w:r>
+        <w:rPr>
+          <w:rFonts w:ascii="Algerian" w:eastAsia="Times New Roman" w:hAnsi="Algerian" w:cs="Courier New"/>
+          <w:b/>
+          <w:bCs/>
+        </w:rPr>
+        <w:t>-</w:t>
+      </w:r>
+      <w:proofErr w:type="gramStart"/>
+      <w:r>
+        <w:rPr>
+          <w:rFonts w:ascii="Amasis MT Pro Black" w:eastAsia="Times New Roman" w:hAnsi="Amasis MT Pro Black" w:cs="Courier New"/>
+          <w:b/>
+          <w:bCs/>
+        </w:rPr>
+        <w:t>&gt;</w:t>
+      </w:r>
+      <w:r>
+        <w:rPr>
+          <w:rFonts w:ascii="Times New Roman" w:eastAsia="Times New Roman" w:hAnsi="Times New Roman" w:cs="Times New Roman"/>
+        </w:rPr>
+        <w:t xml:space="preserve"> </w:t>
+      </w:r>
+      <w:r>
+        <w:rPr>
+          <w:rFonts w:ascii="Times New Roman" w:eastAsia="Times New Roman" w:hAnsi="Times New Roman" w:cs="Times New Roman"/>
+        </w:rPr>
+        <w:t xml:space="preserve"> </w:t>
+      </w:r>
+      <w:r>
+        <w:rPr>
+          <w:rFonts w:ascii="Times New Roman" w:eastAsia="Times New Roman" w:hAnsi="Times New Roman" w:cs="Times New Roman"/>
+        </w:rPr>
+        <w:t>F</w:t>
+      </w:r>
+      <w:r>
+        <w:rPr>
+          <w:rFonts w:ascii="Times New Roman" w:eastAsia="Times New Roman" w:hAnsi="Times New Roman" w:cs="Times New Roman"/>
+        </w:rPr>
+        <w:t>eedback</w:t>
+      </w:r>
+      <w:proofErr w:type="gramEnd"/>
+      <w:r>
+        <w:rPr>
+          <w:rFonts w:ascii="Times New Roman" w:eastAsia="Times New Roman" w:hAnsi="Times New Roman" w:cs="Times New Roman"/>
+        </w:rPr>
+        <w:t xml:space="preserve"> reports about rejected work</w:t>
+      </w:r>
+    </w:p>
+    <w:p>
+      <w:pPr>
+        <w:numPr>
+          <w:ilvl w:val="0"/>
+          <w:numId w:val="8"/>
+        </w:numPr>
+        <w:rPr>
+          <w:rFonts w:ascii="Times New Roman" w:eastAsia="Times New Roman" w:hAnsi="Times New Roman" w:cs="Times New Roman"/>
+        </w:rPr>
+      </w:pPr>
+      <w:r>
+        <w:rPr>
+          <w:rFonts w:ascii="Times New Roman" w:eastAsia="Times New Roman" w:hAnsi="Times New Roman" w:cs="Times New Roman"/>
+          <w:b/>
+          <w:bCs/>
+        </w:rPr>
+        <w:t>05_Final_SDD/</w:t>
+      </w:r>
+      <w:r>
+        <w:rPr>
+          <w:rFonts w:ascii="Times New Roman" w:eastAsia="Times New Roman" w:hAnsi="Times New Roman" w:cs="Times New Roman"/>
+        </w:rPr>
+        <w:t xml:space="preserve"> </w:t>
+      </w:r>
+      <w:r>
+        <w:rPr>
+          <w:rFonts w:ascii="Times New Roman" w:eastAsia="Times New Roman" w:hAnsi="Times New Roman" w:cs="Times New Roman"/>
+        </w:rPr>
+        <w:tab/>
+      </w:r>
+      <w:r>
+        <w:rPr>
+          <w:rFonts w:ascii="Times New Roman" w:eastAsia="Times New Roman" w:hAnsi="Times New Roman" w:cs="Times New Roman"/>
+        </w:rPr>
+        <w:tab/>
+      </w:r>
+      <w:r>
+        <w:rPr>
+          <w:rFonts w:ascii="Times New Roman" w:eastAsia="Times New Roman" w:hAnsi="Times New Roman" w:cs="Times New Roman"/>
+        </w:rPr>
+        <w:tab/>
+        <w:t xml:space="preserve"> </w:t>
+      </w:r>
+      <w:r>
+        <w:rPr>
+          <w:rFonts w:ascii="Algerian" w:eastAsia="Times New Roman" w:hAnsi="Algerian" w:cs="Courier New"/>
+          <w:b/>
+          <w:bCs/>
+        </w:rPr>
+        <w:t>-</w:t>
+      </w:r>
+      <w:proofErr w:type="gramStart"/>
+      <w:r>
+        <w:rPr>
+          <w:rFonts w:ascii="Amasis MT Pro Black" w:eastAsia="Times New Roman" w:hAnsi="Amasis MT Pro Black" w:cs="Courier New"/>
+          <w:b/>
+          <w:bCs/>
+        </w:rPr>
+        <w:t>&gt;</w:t>
+      </w:r>
+      <w:r>
+        <w:rPr>
+          <w:rFonts w:ascii="Times New Roman" w:eastAsia="Times New Roman" w:hAnsi="Times New Roman" w:cs="Times New Roman"/>
+        </w:rPr>
+        <w:t xml:space="preserve"> </w:t>
+      </w:r>
+      <w:r>
+        <w:rPr>
+          <w:rFonts w:ascii="Times New Roman" w:eastAsia="Times New Roman" w:hAnsi="Times New Roman" w:cs="Times New Roman"/>
+        </w:rPr>
+        <w:t xml:space="preserve"> </w:t>
+      </w:r>
+      <w:r>
+        <w:rPr>
+          <w:rFonts w:ascii="Times New Roman" w:eastAsia="Times New Roman" w:hAnsi="Times New Roman" w:cs="Times New Roman"/>
+        </w:rPr>
+        <w:t>Final</w:t>
+      </w:r>
+      <w:proofErr w:type="gramEnd"/>
+      <w:r>
+        <w:rPr>
+          <w:rFonts w:ascii="Times New Roman" w:eastAsia="Times New Roman" w:hAnsi="Times New Roman" w:cs="Times New Roman"/>
+        </w:rPr>
+        <w:t xml:space="preserve"> Word document and deliverables</w:t>
+      </w:r>
+    </w:p>
+    <w:p>
+      <w:pPr>
+        <w:rPr>
+          <w:rFonts w:ascii="Times New Roman" w:eastAsia="Times New Roman" w:hAnsi="Times New Roman" w:cs="Times New Roman"/>
+        </w:rPr>
+      </w:pPr>
+      <w:r>
+        <w:rPr>
+          <w:rFonts w:ascii="Times New Roman" w:eastAsia="Times New Roman" w:hAnsi="Times New Roman" w:cs="Times New Roman"/>
+        </w:rPr>
+        <w:pict w14:anchorId="00D8DA42">
+          <v:rect id="_x0000_i1028" style="width:0;height:1.5pt" o:hralign="center" o:hrstd="t" o:hr="t" fillcolor="#a0a0a0" stroked="f"/>
+        </w:pict>
+      </w:r>
+    </w:p>
+    <w:p>
+      <w:pPr>
+        <w:outlineLvl w:val="1"/>
+        <w:rPr>
+          <w:rFonts w:ascii="Times New Roman" w:eastAsia="Times New Roman" w:hAnsi="Times New Roman" w:cs="Times New Roman"/>
+          <w:b/>
+          <w:bCs/>
+          <w:sz w:val="36"/>
+          <w:szCs w:val="36"/>
+        </w:rPr>
+      </w:pPr>
+      <w:r>
+        <w:rPr>
+          <w:rFonts w:ascii="Times New Roman" w:eastAsia="Times New Roman" w:hAnsi="Times New Roman" w:cs="Times New Roman"/>
+          <w:b/>
+          <w:bCs/>
+          <w:sz w:val="36"/>
+          <w:szCs w:val="36"/>
+        </w:rPr>
+        <w:t xml:space="preserve">4. </w:t>
+      </w:r>
+      <w:r>
+        <w:rPr>
+          <w:rFonts w:ascii="Times New Roman" w:eastAsia="Times New Roman" w:hAnsi="Times New Roman" w:cs="Times New Roman"/>
+          <w:b/>
+          <w:bCs/>
+          <w:sz w:val="36"/>
+          <w:szCs w:val="36"/>
+        </w:rPr>
+        <w:t>P</w:t>
+      </w:r>
+      <w:r>
+        <w:rPr>
+          <w:rFonts w:ascii="Times New Roman" w:eastAsia="Times New Roman" w:hAnsi="Times New Roman" w:cs="Times New Roman"/>
+          <w:b/>
+          <w:bCs/>
+          <w:sz w:val="36"/>
+          <w:szCs w:val="36"/>
+        </w:rPr>
+        <w:t xml:space="preserve">roject </w:t>
+      </w:r>
+      <w:r>
+        <w:rPr>
+          <w:rFonts w:ascii="Times New Roman" w:eastAsia="Times New Roman" w:hAnsi="Times New Roman" w:cs="Times New Roman"/>
+          <w:b/>
+          <w:bCs/>
+          <w:sz w:val="36"/>
+          <w:szCs w:val="36"/>
+        </w:rPr>
+        <w:t>A</w:t>
+      </w:r>
+      <w:r>
+        <w:rPr>
+          <w:rFonts w:ascii="Times New Roman" w:eastAsia="Times New Roman" w:hAnsi="Times New Roman" w:cs="Times New Roman"/>
+          <w:b/>
+          <w:bCs/>
+          <w:sz w:val="36"/>
+          <w:szCs w:val="36"/>
+        </w:rPr>
+        <w:t>rtifacts</w:t>
+      </w:r>
+      <w:r>
+        <w:rPr>
+          <w:rFonts w:ascii="Times New Roman" w:eastAsia="Times New Roman" w:hAnsi="Times New Roman" w:cs="Times New Roman"/>
+          <w:b/>
+          <w:bCs/>
+          <w:sz w:val="36"/>
+          <w:szCs w:val="36"/>
+        </w:rPr>
+        <w:t xml:space="preserve"> Workflow</w:t>
+      </w:r>
+    </w:p>
+    <w:p>
+      <w:pPr>
+        <w:rPr>
+          <w:rFonts w:ascii="Times New Roman" w:eastAsia="Times New Roman" w:hAnsi="Times New Roman" w:cs="Times New Roman"/>
+        </w:rPr>
+      </w:pPr>
+      <w:r>
+        <w:rPr>
+          <w:rFonts w:ascii="Times New Roman" w:eastAsia="Times New Roman" w:hAnsi="Times New Roman" w:cs="Times New Roman"/>
+        </w:rPr>
+        <w:t xml:space="preserve">All </w:t>
+      </w:r>
+      <w:r>
+        <w:rPr>
+          <w:rFonts w:ascii="Times New Roman" w:eastAsia="Times New Roman" w:hAnsi="Times New Roman" w:cs="Times New Roman"/>
+        </w:rPr>
+        <w:t>project artifacts</w:t>
+      </w:r>
+      <w:r>
+        <w:rPr>
+          <w:rFonts w:ascii="Times New Roman" w:eastAsia="Times New Roman" w:hAnsi="Times New Roman" w:cs="Times New Roman"/>
+        </w:rPr>
+        <w:t xml:space="preserve"> must follow the workflow below:</w:t>
+      </w:r>
+    </w:p>
+    <w:p>
+      <w:pPr>
+        <w:numPr>
+          <w:ilvl w:val="0"/>
+          <w:numId w:val="9"/>
+        </w:numPr>
+        <w:rPr>
+          <w:rFonts w:ascii="Times New Roman" w:eastAsia="Times New Roman" w:hAnsi="Times New Roman" w:cs="Times New Roman"/>
+        </w:rPr>
+      </w:pPr>
+      <w:r>
+        <w:rPr>
+          <w:rFonts w:ascii="Times New Roman" w:eastAsia="Times New Roman" w:hAnsi="Times New Roman" w:cs="Times New Roman"/>
+        </w:rPr>
+        <w:t xml:space="preserve">IC creates </w:t>
+      </w:r>
+      <w:r>
+        <w:rPr>
+          <w:rFonts w:ascii="Times New Roman" w:eastAsia="Times New Roman" w:hAnsi="Times New Roman" w:cs="Times New Roman"/>
+        </w:rPr>
+        <w:t>project artifacts</w:t>
+      </w:r>
+      <w:r>
+        <w:rPr>
+          <w:rFonts w:ascii="Times New Roman" w:eastAsia="Times New Roman" w:hAnsi="Times New Roman" w:cs="Times New Roman"/>
+        </w:rPr>
+        <w:t xml:space="preserve"> in the team working folder</w:t>
+      </w:r>
+    </w:p>
+    <w:p>
+      <w:pPr>
+        <w:numPr>
+          <w:ilvl w:val="0"/>
+          <w:numId w:val="9"/>
+        </w:numPr>
+        <w:rPr>
+          <w:rFonts w:ascii="Times New Roman" w:eastAsia="Times New Roman" w:hAnsi="Times New Roman" w:cs="Times New Roman"/>
+        </w:rPr>
+      </w:pPr>
+      <w:r>
+        <w:rPr>
+          <w:rFonts w:ascii="Times New Roman" w:eastAsia="Times New Roman" w:hAnsi="Times New Roman" w:cs="Times New Roman"/>
+        </w:rPr>
+        <w:t>IC completes work and submits to Team QA</w:t>
+      </w:r>
+    </w:p>
+    <w:p>
+      <w:pPr>
+        <w:numPr>
+          <w:ilvl w:val="0"/>
+          <w:numId w:val="9"/>
+        </w:numPr>
+        <w:rPr>
+          <w:rFonts w:ascii="Times New Roman" w:eastAsia="Times New Roman" w:hAnsi="Times New Roman" w:cs="Times New Roman"/>
+        </w:rPr>
+      </w:pPr>
+      <w:r>
+        <w:rPr>
+          <w:rFonts w:ascii="Times New Roman" w:eastAsia="Times New Roman" w:hAnsi="Times New Roman" w:cs="Times New Roman"/>
+        </w:rPr>
+        <w:t>Team QA reviews for quality and standards compliance</w:t>
+      </w:r>
+    </w:p>
+    <w:p>
+      <w:pPr>
+        <w:numPr>
+          <w:ilvl w:val="0"/>
+          <w:numId w:val="9"/>
+        </w:numPr>
+        <w:rPr>
+          <w:rFonts w:ascii="Times New Roman" w:eastAsia="Times New Roman" w:hAnsi="Times New Roman" w:cs="Times New Roman"/>
+        </w:rPr>
+      </w:pPr>
+      <w:r>
+        <w:rPr>
+          <w:rFonts w:ascii="Times New Roman" w:eastAsia="Times New Roman" w:hAnsi="Times New Roman" w:cs="Times New Roman"/>
+        </w:rPr>
+        <w:t xml:space="preserve">If approved by Team QA, </w:t>
+      </w:r>
+      <w:r>
+        <w:rPr>
+          <w:rFonts w:ascii="Times New Roman" w:eastAsia="Times New Roman" w:hAnsi="Times New Roman" w:cs="Times New Roman"/>
+        </w:rPr>
+        <w:t>project artifact</w:t>
+      </w:r>
+      <w:r>
+        <w:rPr>
+          <w:rFonts w:ascii="Times New Roman" w:eastAsia="Times New Roman" w:hAnsi="Times New Roman" w:cs="Times New Roman"/>
+        </w:rPr>
+        <w:t>s</w:t>
+      </w:r>
+      <w:r>
+        <w:rPr>
+          <w:rFonts w:ascii="Times New Roman" w:eastAsia="Times New Roman" w:hAnsi="Times New Roman" w:cs="Times New Roman"/>
+        </w:rPr>
+        <w:t xml:space="preserve"> </w:t>
+      </w:r>
+      <w:r>
+        <w:rPr>
+          <w:rFonts w:ascii="Times New Roman" w:eastAsia="Times New Roman" w:hAnsi="Times New Roman" w:cs="Times New Roman"/>
+        </w:rPr>
+        <w:t>are</w:t>
+      </w:r>
+      <w:r>
+        <w:rPr>
+          <w:rFonts w:ascii="Times New Roman" w:eastAsia="Times New Roman" w:hAnsi="Times New Roman" w:cs="Times New Roman"/>
+        </w:rPr>
+        <w:t xml:space="preserve"> integrated into team final version</w:t>
+      </w:r>
+    </w:p>
+    <w:p>
+      <w:pPr>
+        <w:numPr>
+          <w:ilvl w:val="0"/>
+          <w:numId w:val="9"/>
+        </w:numPr>
+        <w:rPr>
+          <w:rFonts w:ascii="Times New Roman" w:eastAsia="Times New Roman" w:hAnsi="Times New Roman" w:cs="Times New Roman"/>
+        </w:rPr>
+      </w:pPr>
+      <w:r>
+        <w:rPr>
+          <w:rFonts w:ascii="Times New Roman" w:eastAsia="Times New Roman" w:hAnsi="Times New Roman" w:cs="Times New Roman"/>
+        </w:rPr>
+        <w:t xml:space="preserve">Team Lead submits final </w:t>
+      </w:r>
+      <w:r>
+        <w:rPr>
+          <w:rFonts w:ascii="Times New Roman" w:eastAsia="Times New Roman" w:hAnsi="Times New Roman" w:cs="Times New Roman"/>
+        </w:rPr>
+        <w:t>project artifacts</w:t>
+      </w:r>
+      <w:r>
+        <w:rPr>
+          <w:rFonts w:ascii="Times New Roman" w:eastAsia="Times New Roman" w:hAnsi="Times New Roman" w:cs="Times New Roman"/>
+        </w:rPr>
+        <w:t xml:space="preserve"> </w:t>
+      </w:r>
+      <w:proofErr w:type="gramStart"/>
+      <w:r>
+        <w:rPr>
+          <w:rFonts w:ascii="Times New Roman" w:eastAsia="Times New Roman" w:hAnsi="Times New Roman" w:cs="Times New Roman"/>
+        </w:rPr>
+        <w:t>to</w:t>
+      </w:r>
+      <w:r>
+        <w:rPr>
+          <w:rFonts w:ascii="Times New Roman" w:eastAsia="Times New Roman" w:hAnsi="Times New Roman" w:cs="Times New Roman"/>
+        </w:rPr>
+        <w:t xml:space="preserve"> </w:t>
+      </w:r>
+      <w:r>
+        <w:rPr>
+          <w:rFonts w:ascii="Times New Roman" w:eastAsia="Times New Roman" w:hAnsi="Times New Roman" w:cs="Times New Roman"/>
+        </w:rPr>
+        <w:tab/>
+      </w:r>
+      <w:r>
+        <w:rPr>
+          <w:rFonts w:ascii="Algerian" w:eastAsia="Times New Roman" w:hAnsi="Algerian" w:cs="Courier New"/>
+          <w:b/>
+          <w:bCs/>
+        </w:rPr>
+        <w:t>-</w:t>
+      </w:r>
+      <w:r>
+        <w:rPr>
+          <w:rFonts w:ascii="Amasis MT Pro Black" w:eastAsia="Times New Roman" w:hAnsi="Amasis MT Pro Black" w:cs="Courier New"/>
+          <w:b/>
+          <w:bCs/>
+        </w:rPr>
+        <w:t>&gt;</w:t>
+      </w:r>
+      <w:r>
+        <w:rPr>
+          <w:rFonts w:ascii="Times New Roman" w:eastAsia="Times New Roman" w:hAnsi="Times New Roman" w:cs="Times New Roman"/>
+        </w:rPr>
+        <w:t xml:space="preserve">  </w:t>
       </w:r>
       <w:r>
         <w:rPr>
@@ -2646,210 +2806,25 @@
           <w:sz w:val="20"/>
           <w:szCs w:val="20"/>
         </w:rPr>
-        <w:t>eview/</w:t>
-      </w:r>
-    </w:p>
-    <w:p>
-      <w:pPr>
-        <w:numPr>
-          <w:ilvl w:val="0"/>
-          <w:numId w:val="9"/>
-        </w:numPr>
-        <w:rPr>
-          <w:rFonts w:ascii="Times New Roman" w:eastAsia="Times New Roman" w:hAnsi="Times New Roman" w:cs="Times New Roman"/>
-        </w:rPr>
-      </w:pPr>
-      <w:r>
-        <w:rPr>
-          <w:rFonts w:ascii="Times New Roman" w:eastAsia="Times New Roman" w:hAnsi="Times New Roman" w:cs="Times New Roman"/>
-        </w:rPr>
-        <w:t>Chief QA reviews submission:</w:t>
-      </w:r>
-    </w:p>
-    <w:p>
-      <w:pPr>
-        <w:numPr>
-          <w:ilvl w:val="1"/>
-          <w:numId w:val="9"/>
-        </w:numPr>
-        <w:rPr>
-          <w:rFonts w:ascii="Times New Roman" w:eastAsia="Times New Roman" w:hAnsi="Times New Roman" w:cs="Times New Roman"/>
-        </w:rPr>
-      </w:pPr>
-      <w:r>
-        <w:rPr>
-          <w:rFonts w:ascii="Times New Roman" w:eastAsia="Times New Roman" w:hAnsi="Times New Roman" w:cs="Times New Roman"/>
-        </w:rPr>
-        <w:t xml:space="preserve">If rejected </w:t>
-      </w:r>
-      <w:r>
-        <w:rPr>
-          <w:rFonts w:ascii="Times New Roman" w:eastAsia="Times New Roman" w:hAnsi="Times New Roman" w:cs="Times New Roman"/>
-        </w:rPr>
-        <w:tab/>
-      </w:r>
-      <w:r>
-        <w:rPr>
-          <w:rFonts w:ascii="Times New Roman" w:eastAsia="Times New Roman" w:hAnsi="Times New Roman" w:cs="Times New Roman"/>
-        </w:rPr>
-        <w:tab/>
-      </w:r>
-      <w:r>
-        <w:rPr>
-          <w:rFonts w:ascii="Times New Roman" w:eastAsia="Times New Roman" w:hAnsi="Times New Roman" w:cs="Times New Roman"/>
-        </w:rPr>
-        <w:tab/>
-      </w:r>
-      <w:r>
-        <w:rPr>
-          <w:rFonts w:ascii="Times New Roman" w:eastAsia="Times New Roman" w:hAnsi="Times New Roman" w:cs="Times New Roman"/>
-        </w:rPr>
-        <w:tab/>
-      </w:r>
-      <w:r>
-        <w:rPr>
-          <w:rFonts w:ascii="Algerian" w:eastAsia="Times New Roman" w:hAnsi="Algerian" w:cs="Courier New"/>
-          <w:b/>
-          <w:bCs/>
-        </w:rPr>
-        <w:t>-</w:t>
-      </w:r>
-      <w:r>
-        <w:rPr>
-          <w:rFonts w:ascii="Amasis MT Pro Black" w:eastAsia="Times New Roman" w:hAnsi="Amasis MT Pro Black" w:cs="Courier New"/>
-          <w:b/>
-          <w:bCs/>
-        </w:rPr>
-        <w:t>&gt;</w:t>
-      </w:r>
-      <w:r>
-        <w:rPr>
-          <w:rFonts w:ascii="Times New Roman" w:eastAsia="Times New Roman" w:hAnsi="Times New Roman" w:cs="Times New Roman"/>
-        </w:rPr>
-        <w:t xml:space="preserve"> </w:t>
-      </w:r>
-      <w:r>
-        <w:rPr>
-          <w:rFonts w:ascii="Times New Roman" w:eastAsia="Times New Roman" w:hAnsi="Times New Roman" w:cs="Times New Roman"/>
-        </w:rPr>
-        <w:t xml:space="preserve"> </w:t>
-      </w:r>
-      <w:r>
-        <w:rPr>
-          <w:rFonts w:ascii="Times New Roman" w:eastAsia="Times New Roman" w:hAnsi="Times New Roman" w:cs="Times New Roman"/>
-        </w:rPr>
-        <w:t>defect report created</w:t>
-      </w:r>
-      <w:r>
-        <w:rPr>
-          <w:rFonts w:ascii="Times New Roman" w:eastAsia="Times New Roman" w:hAnsi="Times New Roman" w:cs="Times New Roman"/>
-        </w:rPr>
-        <w:t xml:space="preserve"> &amp; moved to Team's </w:t>
-      </w:r>
-    </w:p>
-    <w:p>
-      <w:pPr>
-        <w:ind w:left="4320" w:firstLine="720"/>
-        <w:rPr>
-          <w:rFonts w:ascii="Times New Roman" w:eastAsia="Times New Roman" w:hAnsi="Times New Roman" w:cs="Times New Roman"/>
-        </w:rPr>
-      </w:pPr>
-      <w:r>
-        <w:rPr>
-          <w:rFonts w:ascii="Times New Roman" w:eastAsia="Times New Roman" w:hAnsi="Times New Roman" w:cs="Times New Roman"/>
-        </w:rPr>
-        <w:t xml:space="preserve">    </w:t>
-      </w:r>
+        <w:t>04</w:t>
+      </w:r>
+      <w:proofErr w:type="gramEnd"/>
       <w:r>
         <w:rPr>
           <w:rFonts w:ascii="Courier New" w:eastAsia="Times New Roman" w:hAnsi="Courier New" w:cs="Courier New"/>
           <w:sz w:val="20"/>
           <w:szCs w:val="20"/>
         </w:rPr>
-        <w:t xml:space="preserve"> </w:t>
-      </w:r>
+        <w:t>_QA_Review/</w:t>
+      </w:r>
+      <w:proofErr w:type="spellStart"/>
       <w:r>
         <w:rPr>
           <w:rFonts w:ascii="Courier New" w:eastAsia="Times New Roman" w:hAnsi="Courier New" w:cs="Courier New"/>
           <w:sz w:val="20"/>
           <w:szCs w:val="20"/>
         </w:rPr>
-        <w:t>Faulty_Final_Integrated/</w:t>
-      </w:r>
-    </w:p>
-    <w:p>
-      <w:pPr>
-        <w:numPr>
-          <w:ilvl w:val="1"/>
-          <w:numId w:val="9"/>
-        </w:numPr>
-        <w:rPr>
-          <w:rFonts w:ascii="Times New Roman" w:eastAsia="Times New Roman" w:hAnsi="Times New Roman" w:cs="Times New Roman"/>
-        </w:rPr>
-      </w:pPr>
-      <w:r>
-        <w:rPr>
-          <w:rFonts w:ascii="Times New Roman" w:eastAsia="Times New Roman" w:hAnsi="Times New Roman" w:cs="Times New Roman"/>
-        </w:rPr>
-        <w:t xml:space="preserve">If approved </w:t>
-      </w:r>
-      <w:r>
-        <w:rPr>
-          <w:rFonts w:ascii="Times New Roman" w:eastAsia="Times New Roman" w:hAnsi="Times New Roman" w:cs="Times New Roman"/>
-        </w:rPr>
-        <w:tab/>
-      </w:r>
-      <w:r>
-        <w:rPr>
-          <w:rFonts w:ascii="Times New Roman" w:eastAsia="Times New Roman" w:hAnsi="Times New Roman" w:cs="Times New Roman"/>
-        </w:rPr>
-        <w:tab/>
-      </w:r>
-      <w:r>
-        <w:rPr>
-          <w:rFonts w:ascii="Times New Roman" w:eastAsia="Times New Roman" w:hAnsi="Times New Roman" w:cs="Times New Roman"/>
-        </w:rPr>
-        <w:tab/>
-      </w:r>
-      <w:r>
-        <w:rPr>
-          <w:rFonts w:ascii="Times New Roman" w:eastAsia="Times New Roman" w:hAnsi="Times New Roman" w:cs="Times New Roman"/>
-        </w:rPr>
-        <w:tab/>
-      </w:r>
-      <w:r>
-        <w:rPr>
-          <w:rFonts w:ascii="Algerian" w:eastAsia="Times New Roman" w:hAnsi="Algerian" w:cs="Courier New"/>
-          <w:b/>
-          <w:bCs/>
-        </w:rPr>
-        <w:t>-</w:t>
-      </w:r>
-      <w:r>
-        <w:rPr>
-          <w:rFonts w:ascii="Amasis MT Pro Black" w:eastAsia="Times New Roman" w:hAnsi="Amasis MT Pro Black" w:cs="Courier New"/>
-          <w:b/>
-          <w:bCs/>
-        </w:rPr>
-        <w:t>&gt;</w:t>
-      </w:r>
-      <w:r>
-        <w:rPr>
-          <w:rFonts w:ascii="Times New Roman" w:eastAsia="Times New Roman" w:hAnsi="Times New Roman" w:cs="Times New Roman"/>
-        </w:rPr>
-        <w:t xml:space="preserve"> </w:t>
-      </w:r>
-      <w:r>
-        <w:rPr>
-          <w:rFonts w:ascii="Times New Roman" w:eastAsia="Times New Roman" w:hAnsi="Times New Roman" w:cs="Times New Roman"/>
-        </w:rPr>
-        <w:t xml:space="preserve"> </w:t>
-      </w:r>
-      <w:r>
-        <w:rPr>
-          <w:rFonts w:ascii="Times New Roman" w:eastAsia="Times New Roman" w:hAnsi="Times New Roman" w:cs="Times New Roman"/>
-        </w:rPr>
-        <w:t xml:space="preserve">moved to </w:t>
+        <w:t>P</w:t>
       </w:r>
       <w:r>
         <w:rPr>
@@ -2857,7 +2832,7 @@
           <w:sz w:val="20"/>
           <w:szCs w:val="20"/>
         </w:rPr>
-        <w:t>A</w:t>
+        <w:t>ending_</w:t>
       </w:r>
       <w:r>
         <w:rPr>
@@ -2865,287 +2840,7 @@
           <w:sz w:val="20"/>
           <w:szCs w:val="20"/>
         </w:rPr>
-        <w:t>pproved/</w:t>
-      </w:r>
-    </w:p>
-    <w:p>
-      <w:pPr>
-        <w:numPr>
-          <w:ilvl w:val="0"/>
-          <w:numId w:val="9"/>
-        </w:numPr>
-        <w:rPr>
-          <w:rFonts w:ascii="Times New Roman" w:eastAsia="Times New Roman" w:hAnsi="Times New Roman" w:cs="Times New Roman"/>
-        </w:rPr>
-      </w:pPr>
-      <w:r>
-        <w:rPr>
-          <w:rFonts w:ascii="Times New Roman" w:eastAsia="Times New Roman" w:hAnsi="Times New Roman" w:cs="Times New Roman"/>
-        </w:rPr>
-        <w:t xml:space="preserve">Chief Editor inserts approved </w:t>
-      </w:r>
-      <w:r>
-        <w:rPr>
-          <w:rFonts w:ascii="Times New Roman" w:eastAsia="Times New Roman" w:hAnsi="Times New Roman" w:cs="Times New Roman"/>
-        </w:rPr>
-        <w:t>deliverable</w:t>
-      </w:r>
-      <w:r>
-        <w:rPr>
-          <w:rFonts w:ascii="Times New Roman" w:eastAsia="Times New Roman" w:hAnsi="Times New Roman" w:cs="Times New Roman"/>
-        </w:rPr>
-        <w:t>s into the SDD</w:t>
-      </w:r>
-    </w:p>
-    <w:p>
-      <w:pPr>
-        <w:rPr>
-          <w:rFonts w:ascii="Times New Roman" w:eastAsia="Times New Roman" w:hAnsi="Times New Roman" w:cs="Times New Roman"/>
-        </w:rPr>
-      </w:pPr>
-      <w:r>
-        <w:rPr>
-          <w:rFonts w:ascii="Times New Roman" w:eastAsia="Times New Roman" w:hAnsi="Times New Roman" w:cs="Times New Roman"/>
-        </w:rPr>
-        <w:pict w14:anchorId="1A39BB98">
-          <v:rect id="_x0000_i1089" style="width:0;height:1.5pt" o:hralign="center" o:hrstd="t" o:hr="t" fillcolor="#a0a0a0" stroked="f"/>
-        </w:pict>
-      </w:r>
-    </w:p>
-    <w:p>
-      <w:pPr>
-        <w:outlineLvl w:val="1"/>
-        <w:rPr>
-          <w:rFonts w:ascii="Times New Roman" w:eastAsia="Times New Roman" w:hAnsi="Times New Roman" w:cs="Times New Roman"/>
-          <w:b/>
-          <w:bCs/>
-          <w:sz w:val="36"/>
-          <w:szCs w:val="36"/>
-        </w:rPr>
-      </w:pPr>
-      <w:r>
-        <w:rPr>
-          <w:rFonts w:ascii="Times New Roman" w:eastAsia="Times New Roman" w:hAnsi="Times New Roman" w:cs="Times New Roman"/>
-          <w:b/>
-          <w:bCs/>
-          <w:sz w:val="36"/>
-          <w:szCs w:val="36"/>
-        </w:rPr>
-        <w:t>5. QA Process</w:t>
-      </w:r>
-    </w:p>
-    <w:p>
-      <w:pPr>
-        <w:outlineLvl w:val="2"/>
-        <w:rPr>
-          <w:rFonts w:ascii="Times New Roman" w:eastAsia="Times New Roman" w:hAnsi="Times New Roman" w:cs="Times New Roman"/>
-          <w:b/>
-          <w:bCs/>
-          <w:sz w:val="27"/>
-          <w:szCs w:val="27"/>
-        </w:rPr>
-      </w:pPr>
-      <w:r>
-        <w:rPr>
-          <w:rFonts w:ascii="Times New Roman" w:eastAsia="Times New Roman" w:hAnsi="Times New Roman" w:cs="Times New Roman"/>
-          <w:b/>
-          <w:bCs/>
-          <w:sz w:val="27"/>
-          <w:szCs w:val="27"/>
-        </w:rPr>
-        <w:t>Acceptance Criteria</w:t>
-      </w:r>
-    </w:p>
-    <w:p>
-      <w:pPr>
-        <w:rPr>
-          <w:rFonts w:ascii="Times New Roman" w:eastAsia="Times New Roman" w:hAnsi="Times New Roman" w:cs="Times New Roman"/>
-        </w:rPr>
-      </w:pPr>
-      <w:r>
-        <w:rPr>
-          <w:rFonts w:ascii="Times New Roman" w:eastAsia="Times New Roman" w:hAnsi="Times New Roman" w:cs="Times New Roman"/>
-        </w:rPr>
-        <w:t xml:space="preserve">A </w:t>
-      </w:r>
-      <w:r>
-        <w:rPr>
-          <w:rFonts w:ascii="Times New Roman" w:eastAsia="Times New Roman" w:hAnsi="Times New Roman" w:cs="Times New Roman"/>
-        </w:rPr>
-        <w:t>project deliverable</w:t>
-      </w:r>
-      <w:r>
-        <w:rPr>
-          <w:rFonts w:ascii="Times New Roman" w:eastAsia="Times New Roman" w:hAnsi="Times New Roman" w:cs="Times New Roman"/>
-        </w:rPr>
-        <w:t xml:space="preserve"> must meet the following to be approved:</w:t>
-      </w:r>
-      <w:r>
-        <w:rPr>
-          <w:rFonts w:ascii="Times New Roman" w:eastAsia="Times New Roman" w:hAnsi="Times New Roman" w:cs="Times New Roman"/>
-        </w:rPr>
-        <w:t xml:space="preserve"> </w:t>
-      </w:r>
-    </w:p>
-    <w:p>
-      <w:pPr>
-        <w:numPr>
-          <w:ilvl w:val="0"/>
-          <w:numId w:val="10"/>
-        </w:numPr>
-        <w:rPr>
-          <w:rFonts w:ascii="Times New Roman" w:eastAsia="Times New Roman" w:hAnsi="Times New Roman" w:cs="Times New Roman"/>
-        </w:rPr>
-      </w:pPr>
-      <w:r>
-        <w:rPr>
-          <w:rFonts w:ascii="Times New Roman" w:eastAsia="Times New Roman" w:hAnsi="Times New Roman" w:cs="Times New Roman"/>
-        </w:rPr>
-        <w:t>Proper naming conventions</w:t>
-      </w:r>
-    </w:p>
-    <w:p>
-      <w:pPr>
-        <w:numPr>
-          <w:ilvl w:val="0"/>
-          <w:numId w:val="10"/>
-        </w:numPr>
-        <w:rPr>
-          <w:rFonts w:ascii="Times New Roman" w:eastAsia="Times New Roman" w:hAnsi="Times New Roman" w:cs="Times New Roman"/>
-        </w:rPr>
-      </w:pPr>
-      <w:r>
-        <w:rPr>
-          <w:rFonts w:ascii="Times New Roman" w:eastAsia="Times New Roman" w:hAnsi="Times New Roman" w:cs="Times New Roman"/>
-        </w:rPr>
-        <w:t>Matches SRS requirements</w:t>
-      </w:r>
-    </w:p>
-    <w:p>
-      <w:pPr>
-        <w:numPr>
-          <w:ilvl w:val="0"/>
-          <w:numId w:val="10"/>
-        </w:numPr>
-        <w:rPr>
-          <w:rFonts w:ascii="Times New Roman" w:eastAsia="Times New Roman" w:hAnsi="Times New Roman" w:cs="Times New Roman"/>
-        </w:rPr>
-      </w:pPr>
-      <w:r>
-        <w:rPr>
-          <w:rFonts w:ascii="Times New Roman" w:eastAsia="Times New Roman" w:hAnsi="Times New Roman" w:cs="Times New Roman"/>
-        </w:rPr>
-        <w:t>Clean layout and readable formatting</w:t>
-      </w:r>
-    </w:p>
-    <w:p>
-      <w:pPr>
-        <w:numPr>
-          <w:ilvl w:val="0"/>
-          <w:numId w:val="10"/>
-        </w:numPr>
-        <w:rPr>
-          <w:rFonts w:ascii="Times New Roman" w:eastAsia="Times New Roman" w:hAnsi="Times New Roman" w:cs="Times New Roman"/>
-        </w:rPr>
-      </w:pPr>
-      <w:r>
-        <w:rPr>
-          <w:rFonts w:ascii="Times New Roman" w:eastAsia="Times New Roman" w:hAnsi="Times New Roman" w:cs="Times New Roman"/>
-        </w:rPr>
-        <w:t>Consistent with project standards</w:t>
-      </w:r>
-    </w:p>
-    <w:p>
-      <w:pPr>
-        <w:rPr>
-          <w:rFonts w:ascii="Times New Roman" w:eastAsia="Times New Roman" w:hAnsi="Times New Roman" w:cs="Times New Roman"/>
-        </w:rPr>
-      </w:pPr>
-    </w:p>
-    <w:p>
-      <w:pPr>
-        <w:outlineLvl w:val="2"/>
-        <w:rPr>
-          <w:rFonts w:ascii="Times New Roman" w:eastAsia="Times New Roman" w:hAnsi="Times New Roman" w:cs="Times New Roman"/>
-          <w:b/>
-          <w:bCs/>
-          <w:sz w:val="27"/>
-          <w:szCs w:val="27"/>
-        </w:rPr>
-      </w:pPr>
-      <w:r>
-        <w:rPr>
-          <w:rFonts w:ascii="Times New Roman" w:eastAsia="Times New Roman" w:hAnsi="Times New Roman" w:cs="Times New Roman"/>
-          <w:b/>
-          <w:bCs/>
-          <w:sz w:val="27"/>
-          <w:szCs w:val="27"/>
-        </w:rPr>
-        <w:t>Rejection Process</w:t>
-      </w:r>
-    </w:p>
-    <w:p>
-      <w:pPr>
-        <w:rPr>
-          <w:rFonts w:ascii="Times New Roman" w:eastAsia="Times New Roman" w:hAnsi="Times New Roman" w:cs="Times New Roman"/>
-        </w:rPr>
-      </w:pPr>
-      <w:r>
-        <w:rPr>
-          <w:rFonts w:ascii="Times New Roman" w:eastAsia="Times New Roman" w:hAnsi="Times New Roman" w:cs="Times New Roman"/>
-        </w:rPr>
-        <w:t>If a diagram fails QA:</w:t>
-      </w:r>
-    </w:p>
-    <w:p>
-      <w:pPr>
-        <w:numPr>
-          <w:ilvl w:val="0"/>
-          <w:numId w:val="11"/>
-        </w:numPr>
-        <w:rPr>
-          <w:rFonts w:ascii="Times New Roman" w:eastAsia="Times New Roman" w:hAnsi="Times New Roman" w:cs="Times New Roman"/>
-        </w:rPr>
-      </w:pPr>
-      <w:r>
-        <w:rPr>
-          <w:rFonts w:ascii="Times New Roman" w:eastAsia="Times New Roman" w:hAnsi="Times New Roman" w:cs="Times New Roman"/>
-        </w:rPr>
-        <w:t>A defect report is created</w:t>
-      </w:r>
-    </w:p>
-    <w:p>
-      <w:pPr>
-        <w:numPr>
-          <w:ilvl w:val="0"/>
-          <w:numId w:val="11"/>
-        </w:numPr>
-        <w:rPr>
-          <w:rFonts w:ascii="Times New Roman" w:eastAsia="Times New Roman" w:hAnsi="Times New Roman" w:cs="Times New Roman"/>
-        </w:rPr>
-      </w:pPr>
-      <w:r>
-        <w:rPr>
-          <w:rFonts w:ascii="Times New Roman" w:eastAsia="Times New Roman" w:hAnsi="Times New Roman" w:cs="Times New Roman"/>
-        </w:rPr>
-        <w:t>The issue is documented clearly</w:t>
-      </w:r>
-    </w:p>
-    <w:p>
-      <w:pPr>
-        <w:numPr>
-          <w:ilvl w:val="0"/>
-          <w:numId w:val="11"/>
-        </w:numPr>
-        <w:rPr>
-          <w:rFonts w:ascii="Times New Roman" w:eastAsia="Times New Roman" w:hAnsi="Times New Roman" w:cs="Times New Roman"/>
-        </w:rPr>
-      </w:pPr>
-      <w:r>
-        <w:rPr>
-          <w:rFonts w:ascii="Times New Roman" w:eastAsia="Times New Roman" w:hAnsi="Times New Roman" w:cs="Times New Roman"/>
-        </w:rPr>
-        <w:t xml:space="preserve">The deliverable is returned to the team's </w:t>
+        <w:t>R</w:t>
       </w:r>
       <w:r>
         <w:rPr>
@@ -3153,109 +2848,671 @@
           <w:sz w:val="20"/>
           <w:szCs w:val="20"/>
         </w:rPr>
-        <w:t>Faulty_Final_Integrated/</w:t>
-      </w:r>
-    </w:p>
-    <w:p>
-      <w:pPr>
-        <w:numPr>
-          <w:ilvl w:val="0"/>
-          <w:numId w:val="11"/>
-        </w:numPr>
-        <w:rPr>
-          <w:rFonts w:ascii="Times New Roman" w:eastAsia="Times New Roman" w:hAnsi="Times New Roman" w:cs="Times New Roman"/>
-        </w:rPr>
-      </w:pPr>
-      <w:r>
-        <w:rPr>
-          <w:rFonts w:ascii="Times New Roman" w:eastAsia="Times New Roman" w:hAnsi="Times New Roman" w:cs="Times New Roman"/>
-        </w:rPr>
-        <w:t xml:space="preserve">The </w:t>
-      </w:r>
-      <w:r>
-        <w:rPr>
-          <w:rFonts w:ascii="Times New Roman" w:eastAsia="Times New Roman" w:hAnsi="Times New Roman" w:cs="Times New Roman"/>
-        </w:rPr>
-        <w:t>T</w:t>
-      </w:r>
-      <w:r>
-        <w:rPr>
-          <w:rFonts w:ascii="Times New Roman" w:eastAsia="Times New Roman" w:hAnsi="Times New Roman" w:cs="Times New Roman"/>
-        </w:rPr>
-        <w:t xml:space="preserve">eam </w:t>
-      </w:r>
-      <w:r>
-        <w:rPr>
-          <w:rFonts w:ascii="Times New Roman" w:eastAsia="Times New Roman" w:hAnsi="Times New Roman" w:cs="Times New Roman"/>
-        </w:rPr>
-        <w:t xml:space="preserve">Lead coordinates the </w:t>
-      </w:r>
-      <w:r>
-        <w:rPr>
-          <w:rFonts w:ascii="Times New Roman" w:eastAsia="Times New Roman" w:hAnsi="Times New Roman" w:cs="Times New Roman"/>
-        </w:rPr>
-        <w:t>revis</w:t>
-      </w:r>
-      <w:r>
-        <w:rPr>
-          <w:rFonts w:ascii="Times New Roman" w:eastAsia="Times New Roman" w:hAnsi="Times New Roman" w:cs="Times New Roman"/>
-        </w:rPr>
-        <w:t>ion of</w:t>
-      </w:r>
-      <w:r>
-        <w:rPr>
-          <w:rFonts w:ascii="Times New Roman" w:eastAsia="Times New Roman" w:hAnsi="Times New Roman" w:cs="Times New Roman"/>
-        </w:rPr>
-        <w:t xml:space="preserve"> the diagram</w:t>
-      </w:r>
-    </w:p>
-    <w:p>
-      <w:pPr>
-        <w:numPr>
-          <w:ilvl w:val="0"/>
-          <w:numId w:val="11"/>
-        </w:numPr>
-        <w:rPr>
-          <w:rFonts w:ascii="Times New Roman" w:eastAsia="Times New Roman" w:hAnsi="Times New Roman" w:cs="Times New Roman"/>
-        </w:rPr>
-      </w:pPr>
-      <w:r>
-        <w:rPr>
-          <w:rFonts w:ascii="Times New Roman" w:eastAsia="Times New Roman" w:hAnsi="Times New Roman" w:cs="Times New Roman"/>
-        </w:rPr>
-        <w:t xml:space="preserve">The </w:t>
-      </w:r>
-      <w:r>
-        <w:rPr>
-          <w:rFonts w:ascii="Times New Roman" w:eastAsia="Times New Roman" w:hAnsi="Times New Roman" w:cs="Times New Roman"/>
-        </w:rPr>
-        <w:t xml:space="preserve">Team Lead </w:t>
-      </w:r>
-      <w:r>
-        <w:rPr>
-          <w:rFonts w:ascii="Times New Roman" w:eastAsia="Times New Roman" w:hAnsi="Times New Roman" w:cs="Times New Roman"/>
-        </w:rPr>
-        <w:t>resubmit</w:t>
-      </w:r>
-      <w:r>
-        <w:rPr>
-          <w:rFonts w:ascii="Times New Roman" w:eastAsia="Times New Roman" w:hAnsi="Times New Roman" w:cs="Times New Roman"/>
-        </w:rPr>
-        <w:t>s the deliverable</w:t>
-      </w:r>
-      <w:r>
-        <w:rPr>
-          <w:rFonts w:ascii="Times New Roman" w:eastAsia="Times New Roman" w:hAnsi="Times New Roman" w:cs="Times New Roman"/>
-        </w:rPr>
-        <w:t xml:space="preserve"> to </w:t>
-      </w:r>
+        <w:t>eview</w:t>
+      </w:r>
+      <w:proofErr w:type="spellEnd"/>
       <w:r>
         <w:rPr>
           <w:rFonts w:ascii="Courier New" w:eastAsia="Times New Roman" w:hAnsi="Courier New" w:cs="Courier New"/>
           <w:sz w:val="20"/>
           <w:szCs w:val="20"/>
         </w:rPr>
-        <w:t>pending_review/</w:t>
+        <w:t>/</w:t>
+      </w:r>
+    </w:p>
+    <w:p>
+      <w:pPr>
+        <w:numPr>
+          <w:ilvl w:val="0"/>
+          <w:numId w:val="9"/>
+        </w:numPr>
+        <w:rPr>
+          <w:rFonts w:ascii="Times New Roman" w:eastAsia="Times New Roman" w:hAnsi="Times New Roman" w:cs="Times New Roman"/>
+        </w:rPr>
+      </w:pPr>
+      <w:r>
+        <w:rPr>
+          <w:rFonts w:ascii="Times New Roman" w:eastAsia="Times New Roman" w:hAnsi="Times New Roman" w:cs="Times New Roman"/>
+        </w:rPr>
+        <w:t>Chief QA reviews submission:</w:t>
+      </w:r>
+    </w:p>
+    <w:p>
+      <w:pPr>
+        <w:numPr>
+          <w:ilvl w:val="1"/>
+          <w:numId w:val="9"/>
+        </w:numPr>
+        <w:rPr>
+          <w:rFonts w:ascii="Times New Roman" w:eastAsia="Times New Roman" w:hAnsi="Times New Roman" w:cs="Times New Roman"/>
+        </w:rPr>
+      </w:pPr>
+      <w:r>
+        <w:rPr>
+          <w:rFonts w:ascii="Times New Roman" w:eastAsia="Times New Roman" w:hAnsi="Times New Roman" w:cs="Times New Roman"/>
+        </w:rPr>
+        <w:t xml:space="preserve">If rejected </w:t>
+      </w:r>
+      <w:r>
+        <w:rPr>
+          <w:rFonts w:ascii="Times New Roman" w:eastAsia="Times New Roman" w:hAnsi="Times New Roman" w:cs="Times New Roman"/>
+        </w:rPr>
+        <w:tab/>
+      </w:r>
+      <w:r>
+        <w:rPr>
+          <w:rFonts w:ascii="Times New Roman" w:eastAsia="Times New Roman" w:hAnsi="Times New Roman" w:cs="Times New Roman"/>
+        </w:rPr>
+        <w:tab/>
+      </w:r>
+      <w:r>
+        <w:rPr>
+          <w:rFonts w:ascii="Times New Roman" w:eastAsia="Times New Roman" w:hAnsi="Times New Roman" w:cs="Times New Roman"/>
+        </w:rPr>
+        <w:tab/>
+      </w:r>
+      <w:r>
+        <w:rPr>
+          <w:rFonts w:ascii="Times New Roman" w:eastAsia="Times New Roman" w:hAnsi="Times New Roman" w:cs="Times New Roman"/>
+        </w:rPr>
+        <w:tab/>
+      </w:r>
+      <w:r>
+        <w:rPr>
+          <w:rFonts w:ascii="Algerian" w:eastAsia="Times New Roman" w:hAnsi="Algerian" w:cs="Courier New"/>
+          <w:b/>
+          <w:bCs/>
+        </w:rPr>
+        <w:t>-</w:t>
+      </w:r>
+      <w:proofErr w:type="gramStart"/>
+      <w:r>
+        <w:rPr>
+          <w:rFonts w:ascii="Amasis MT Pro Black" w:eastAsia="Times New Roman" w:hAnsi="Amasis MT Pro Black" w:cs="Courier New"/>
+          <w:b/>
+          <w:bCs/>
+        </w:rPr>
+        <w:t>&gt;</w:t>
+      </w:r>
+      <w:r>
+        <w:rPr>
+          <w:rFonts w:ascii="Times New Roman" w:eastAsia="Times New Roman" w:hAnsi="Times New Roman" w:cs="Times New Roman"/>
+        </w:rPr>
+        <w:t xml:space="preserve"> </w:t>
+      </w:r>
+      <w:r>
+        <w:rPr>
+          <w:rFonts w:ascii="Times New Roman" w:eastAsia="Times New Roman" w:hAnsi="Times New Roman" w:cs="Times New Roman"/>
+        </w:rPr>
+        <w:t xml:space="preserve"> </w:t>
+      </w:r>
+      <w:r>
+        <w:rPr>
+          <w:rFonts w:ascii="Times New Roman" w:eastAsia="Times New Roman" w:hAnsi="Times New Roman" w:cs="Times New Roman"/>
+        </w:rPr>
+        <w:t>defect</w:t>
+      </w:r>
+      <w:proofErr w:type="gramEnd"/>
+      <w:r>
+        <w:rPr>
+          <w:rFonts w:ascii="Times New Roman" w:eastAsia="Times New Roman" w:hAnsi="Times New Roman" w:cs="Times New Roman"/>
+        </w:rPr>
+        <w:t xml:space="preserve"> report created</w:t>
+      </w:r>
+      <w:r>
+        <w:rPr>
+          <w:rFonts w:ascii="Times New Roman" w:eastAsia="Times New Roman" w:hAnsi="Times New Roman" w:cs="Times New Roman"/>
+        </w:rPr>
+        <w:t xml:space="preserve"> &amp; moved to Team's </w:t>
+      </w:r>
+    </w:p>
+    <w:p>
+      <w:pPr>
+        <w:ind w:left="4320" w:firstLine="720"/>
+        <w:rPr>
+          <w:rFonts w:ascii="Times New Roman" w:eastAsia="Times New Roman" w:hAnsi="Times New Roman" w:cs="Times New Roman"/>
+        </w:rPr>
+      </w:pPr>
+      <w:r>
+        <w:rPr>
+          <w:rFonts w:ascii="Times New Roman" w:eastAsia="Times New Roman" w:hAnsi="Times New Roman" w:cs="Times New Roman"/>
+        </w:rPr>
+        <w:t xml:space="preserve">    </w:t>
+      </w:r>
+      <w:r>
+        <w:rPr>
+          <w:rFonts w:ascii="Courier New" w:eastAsia="Times New Roman" w:hAnsi="Courier New" w:cs="Courier New"/>
+          <w:sz w:val="20"/>
+          <w:szCs w:val="20"/>
+        </w:rPr>
+        <w:t xml:space="preserve"> </w:t>
+      </w:r>
+      <w:proofErr w:type="spellStart"/>
+      <w:r>
+        <w:rPr>
+          <w:rFonts w:ascii="Courier New" w:eastAsia="Times New Roman" w:hAnsi="Courier New" w:cs="Courier New"/>
+          <w:sz w:val="20"/>
+          <w:szCs w:val="20"/>
+        </w:rPr>
+        <w:t>Faulty_Final_Integrated</w:t>
+      </w:r>
+      <w:proofErr w:type="spellEnd"/>
+      <w:r>
+        <w:rPr>
+          <w:rFonts w:ascii="Courier New" w:eastAsia="Times New Roman" w:hAnsi="Courier New" w:cs="Courier New"/>
+          <w:sz w:val="20"/>
+          <w:szCs w:val="20"/>
+        </w:rPr>
+        <w:t>/</w:t>
+      </w:r>
+    </w:p>
+    <w:p>
+      <w:pPr>
+        <w:numPr>
+          <w:ilvl w:val="1"/>
+          <w:numId w:val="9"/>
+        </w:numPr>
+        <w:rPr>
+          <w:rFonts w:ascii="Times New Roman" w:eastAsia="Times New Roman" w:hAnsi="Times New Roman" w:cs="Times New Roman"/>
+        </w:rPr>
+      </w:pPr>
+      <w:r>
+        <w:rPr>
+          <w:rFonts w:ascii="Times New Roman" w:eastAsia="Times New Roman" w:hAnsi="Times New Roman" w:cs="Times New Roman"/>
+        </w:rPr>
+        <w:t xml:space="preserve">If approved </w:t>
+      </w:r>
+      <w:r>
+        <w:rPr>
+          <w:rFonts w:ascii="Times New Roman" w:eastAsia="Times New Roman" w:hAnsi="Times New Roman" w:cs="Times New Roman"/>
+        </w:rPr>
+        <w:tab/>
+      </w:r>
+      <w:r>
+        <w:rPr>
+          <w:rFonts w:ascii="Times New Roman" w:eastAsia="Times New Roman" w:hAnsi="Times New Roman" w:cs="Times New Roman"/>
+        </w:rPr>
+        <w:tab/>
+      </w:r>
+      <w:r>
+        <w:rPr>
+          <w:rFonts w:ascii="Times New Roman" w:eastAsia="Times New Roman" w:hAnsi="Times New Roman" w:cs="Times New Roman"/>
+        </w:rPr>
+        <w:tab/>
+      </w:r>
+      <w:r>
+        <w:rPr>
+          <w:rFonts w:ascii="Times New Roman" w:eastAsia="Times New Roman" w:hAnsi="Times New Roman" w:cs="Times New Roman"/>
+        </w:rPr>
+        <w:tab/>
+      </w:r>
+      <w:r>
+        <w:rPr>
+          <w:rFonts w:ascii="Algerian" w:eastAsia="Times New Roman" w:hAnsi="Algerian" w:cs="Courier New"/>
+          <w:b/>
+          <w:bCs/>
+        </w:rPr>
+        <w:t>-</w:t>
+      </w:r>
+      <w:proofErr w:type="gramStart"/>
+      <w:r>
+        <w:rPr>
+          <w:rFonts w:ascii="Amasis MT Pro Black" w:eastAsia="Times New Roman" w:hAnsi="Amasis MT Pro Black" w:cs="Courier New"/>
+          <w:b/>
+          <w:bCs/>
+        </w:rPr>
+        <w:t>&gt;</w:t>
+      </w:r>
+      <w:r>
+        <w:rPr>
+          <w:rFonts w:ascii="Times New Roman" w:eastAsia="Times New Roman" w:hAnsi="Times New Roman" w:cs="Times New Roman"/>
+        </w:rPr>
+        <w:t xml:space="preserve"> </w:t>
+      </w:r>
+      <w:r>
+        <w:rPr>
+          <w:rFonts w:ascii="Times New Roman" w:eastAsia="Times New Roman" w:hAnsi="Times New Roman" w:cs="Times New Roman"/>
+        </w:rPr>
+        <w:t xml:space="preserve"> </w:t>
+      </w:r>
+      <w:r>
+        <w:rPr>
+          <w:rFonts w:ascii="Times New Roman" w:eastAsia="Times New Roman" w:hAnsi="Times New Roman" w:cs="Times New Roman"/>
+        </w:rPr>
+        <w:t>moved</w:t>
+      </w:r>
+      <w:proofErr w:type="gramEnd"/>
+      <w:r>
+        <w:rPr>
+          <w:rFonts w:ascii="Times New Roman" w:eastAsia="Times New Roman" w:hAnsi="Times New Roman" w:cs="Times New Roman"/>
+        </w:rPr>
+        <w:t xml:space="preserve"> to </w:t>
+      </w:r>
+      <w:r>
+        <w:rPr>
+          <w:rFonts w:ascii="Courier New" w:eastAsia="Times New Roman" w:hAnsi="Courier New" w:cs="Courier New"/>
+          <w:sz w:val="20"/>
+          <w:szCs w:val="20"/>
+        </w:rPr>
+        <w:t>A</w:t>
+      </w:r>
+      <w:r>
+        <w:rPr>
+          <w:rFonts w:ascii="Courier New" w:eastAsia="Times New Roman" w:hAnsi="Courier New" w:cs="Courier New"/>
+          <w:sz w:val="20"/>
+          <w:szCs w:val="20"/>
+        </w:rPr>
+        <w:t>pproved/</w:t>
+      </w:r>
+    </w:p>
+    <w:p>
+      <w:pPr>
+        <w:numPr>
+          <w:ilvl w:val="0"/>
+          <w:numId w:val="9"/>
+        </w:numPr>
+        <w:rPr>
+          <w:rFonts w:ascii="Times New Roman" w:eastAsia="Times New Roman" w:hAnsi="Times New Roman" w:cs="Times New Roman"/>
+        </w:rPr>
+      </w:pPr>
+      <w:r>
+        <w:rPr>
+          <w:rFonts w:ascii="Times New Roman" w:eastAsia="Times New Roman" w:hAnsi="Times New Roman" w:cs="Times New Roman"/>
+        </w:rPr>
+        <w:t xml:space="preserve">Chief Editor inserts approved </w:t>
+      </w:r>
+      <w:r>
+        <w:rPr>
+          <w:rFonts w:ascii="Times New Roman" w:eastAsia="Times New Roman" w:hAnsi="Times New Roman" w:cs="Times New Roman"/>
+        </w:rPr>
+        <w:t>deliverable</w:t>
+      </w:r>
+      <w:r>
+        <w:rPr>
+          <w:rFonts w:ascii="Times New Roman" w:eastAsia="Times New Roman" w:hAnsi="Times New Roman" w:cs="Times New Roman"/>
+        </w:rPr>
+        <w:t>s into the SDD</w:t>
+      </w:r>
+    </w:p>
+    <w:p>
+      <w:pPr>
+        <w:rPr>
+          <w:rFonts w:ascii="Times New Roman" w:eastAsia="Times New Roman" w:hAnsi="Times New Roman" w:cs="Times New Roman"/>
+        </w:rPr>
+      </w:pPr>
+      <w:r>
+        <w:rPr>
+          <w:rFonts w:ascii="Times New Roman" w:eastAsia="Times New Roman" w:hAnsi="Times New Roman" w:cs="Times New Roman"/>
+        </w:rPr>
+        <w:pict w14:anchorId="1A39BB98">
+          <v:rect id="_x0000_i1029" style="width:0;height:1.5pt" o:hralign="center" o:hrstd="t" o:hr="t" fillcolor="#a0a0a0" stroked="f"/>
+        </w:pict>
+      </w:r>
+    </w:p>
+    <w:p>
+      <w:pPr>
+        <w:outlineLvl w:val="1"/>
+        <w:rPr>
+          <w:rFonts w:ascii="Times New Roman" w:eastAsia="Times New Roman" w:hAnsi="Times New Roman" w:cs="Times New Roman"/>
+          <w:b/>
+          <w:bCs/>
+          <w:sz w:val="36"/>
+          <w:szCs w:val="36"/>
+        </w:rPr>
+      </w:pPr>
+      <w:r>
+        <w:rPr>
+          <w:rFonts w:ascii="Times New Roman" w:eastAsia="Times New Roman" w:hAnsi="Times New Roman" w:cs="Times New Roman"/>
+          <w:b/>
+          <w:bCs/>
+          <w:sz w:val="36"/>
+          <w:szCs w:val="36"/>
+        </w:rPr>
+        <w:t>5. QA Process</w:t>
+      </w:r>
+    </w:p>
+    <w:p>
+      <w:pPr>
+        <w:outlineLvl w:val="2"/>
+        <w:rPr>
+          <w:rFonts w:ascii="Times New Roman" w:eastAsia="Times New Roman" w:hAnsi="Times New Roman" w:cs="Times New Roman"/>
+          <w:b/>
+          <w:bCs/>
+          <w:sz w:val="27"/>
+          <w:szCs w:val="27"/>
+        </w:rPr>
+      </w:pPr>
+      <w:r>
+        <w:rPr>
+          <w:rFonts w:ascii="Times New Roman" w:eastAsia="Times New Roman" w:hAnsi="Times New Roman" w:cs="Times New Roman"/>
+          <w:b/>
+          <w:bCs/>
+          <w:sz w:val="27"/>
+          <w:szCs w:val="27"/>
+        </w:rPr>
+        <w:t>Acceptance Criteria</w:t>
+      </w:r>
+    </w:p>
+    <w:p>
+      <w:pPr>
+        <w:rPr>
+          <w:rFonts w:ascii="Times New Roman" w:eastAsia="Times New Roman" w:hAnsi="Times New Roman" w:cs="Times New Roman"/>
+        </w:rPr>
+      </w:pPr>
+      <w:r>
+        <w:rPr>
+          <w:rFonts w:ascii="Times New Roman" w:eastAsia="Times New Roman" w:hAnsi="Times New Roman" w:cs="Times New Roman"/>
+        </w:rPr>
+        <w:t xml:space="preserve">A </w:t>
+      </w:r>
+      <w:r>
+        <w:rPr>
+          <w:rFonts w:ascii="Times New Roman" w:eastAsia="Times New Roman" w:hAnsi="Times New Roman" w:cs="Times New Roman"/>
+        </w:rPr>
+        <w:t>project deliverable</w:t>
+      </w:r>
+      <w:r>
+        <w:rPr>
+          <w:rFonts w:ascii="Times New Roman" w:eastAsia="Times New Roman" w:hAnsi="Times New Roman" w:cs="Times New Roman"/>
+        </w:rPr>
+        <w:t xml:space="preserve"> must meet the following to be approved:</w:t>
+      </w:r>
+      <w:r>
+        <w:rPr>
+          <w:rFonts w:ascii="Times New Roman" w:eastAsia="Times New Roman" w:hAnsi="Times New Roman" w:cs="Times New Roman"/>
+        </w:rPr>
+        <w:t xml:space="preserve"> </w:t>
+      </w:r>
+    </w:p>
+    <w:p>
+      <w:pPr>
+        <w:numPr>
+          <w:ilvl w:val="0"/>
+          <w:numId w:val="10"/>
+        </w:numPr>
+        <w:rPr>
+          <w:rFonts w:ascii="Times New Roman" w:eastAsia="Times New Roman" w:hAnsi="Times New Roman" w:cs="Times New Roman"/>
+        </w:rPr>
+      </w:pPr>
+      <w:r>
+        <w:rPr>
+          <w:rFonts w:ascii="Times New Roman" w:eastAsia="Times New Roman" w:hAnsi="Times New Roman" w:cs="Times New Roman"/>
+        </w:rPr>
+        <w:t>Proper naming conventions</w:t>
+      </w:r>
+    </w:p>
+    <w:p>
+      <w:pPr>
+        <w:numPr>
+          <w:ilvl w:val="0"/>
+          <w:numId w:val="10"/>
+        </w:numPr>
+        <w:rPr>
+          <w:rFonts w:ascii="Times New Roman" w:eastAsia="Times New Roman" w:hAnsi="Times New Roman" w:cs="Times New Roman"/>
+        </w:rPr>
+      </w:pPr>
+      <w:r>
+        <w:rPr>
+          <w:rFonts w:ascii="Times New Roman" w:eastAsia="Times New Roman" w:hAnsi="Times New Roman" w:cs="Times New Roman"/>
+        </w:rPr>
+        <w:t>Matches SRS requirements</w:t>
+      </w:r>
+    </w:p>
+    <w:p>
+      <w:pPr>
+        <w:numPr>
+          <w:ilvl w:val="0"/>
+          <w:numId w:val="10"/>
+        </w:numPr>
+        <w:rPr>
+          <w:rFonts w:ascii="Times New Roman" w:eastAsia="Times New Roman" w:hAnsi="Times New Roman" w:cs="Times New Roman"/>
+        </w:rPr>
+      </w:pPr>
+      <w:r>
+        <w:rPr>
+          <w:rFonts w:ascii="Times New Roman" w:eastAsia="Times New Roman" w:hAnsi="Times New Roman" w:cs="Times New Roman"/>
+        </w:rPr>
+        <w:t>Clean layout and readable formatting</w:t>
+      </w:r>
+    </w:p>
+    <w:p>
+      <w:pPr>
+        <w:numPr>
+          <w:ilvl w:val="0"/>
+          <w:numId w:val="10"/>
+        </w:numPr>
+        <w:rPr>
+          <w:rFonts w:ascii="Times New Roman" w:eastAsia="Times New Roman" w:hAnsi="Times New Roman" w:cs="Times New Roman"/>
+        </w:rPr>
+      </w:pPr>
+      <w:r>
+        <w:rPr>
+          <w:rFonts w:ascii="Times New Roman" w:eastAsia="Times New Roman" w:hAnsi="Times New Roman" w:cs="Times New Roman"/>
+        </w:rPr>
+        <w:t>Consistent with project standards</w:t>
+      </w:r>
+    </w:p>
+    <w:p>
+      <w:pPr>
+        <w:rPr>
+          <w:rFonts w:ascii="Times New Roman" w:eastAsia="Times New Roman" w:hAnsi="Times New Roman" w:cs="Times New Roman"/>
+        </w:rPr>
+      </w:pPr>
+    </w:p>
+    <w:p>
+      <w:pPr>
+        <w:outlineLvl w:val="2"/>
+        <w:rPr>
+          <w:rFonts w:ascii="Times New Roman" w:eastAsia="Times New Roman" w:hAnsi="Times New Roman" w:cs="Times New Roman"/>
+          <w:b/>
+          <w:bCs/>
+          <w:sz w:val="27"/>
+          <w:szCs w:val="27"/>
+        </w:rPr>
+      </w:pPr>
+      <w:r>
+        <w:rPr>
+          <w:rFonts w:ascii="Times New Roman" w:eastAsia="Times New Roman" w:hAnsi="Times New Roman" w:cs="Times New Roman"/>
+          <w:b/>
+          <w:bCs/>
+          <w:sz w:val="27"/>
+          <w:szCs w:val="27"/>
+        </w:rPr>
+        <w:t>Rejection Process</w:t>
+      </w:r>
+    </w:p>
+    <w:p>
+      <w:pPr>
+        <w:rPr>
+          <w:rFonts w:ascii="Times New Roman" w:eastAsia="Times New Roman" w:hAnsi="Times New Roman" w:cs="Times New Roman"/>
+        </w:rPr>
+      </w:pPr>
+      <w:r>
+        <w:rPr>
+          <w:rFonts w:ascii="Times New Roman" w:eastAsia="Times New Roman" w:hAnsi="Times New Roman" w:cs="Times New Roman"/>
+        </w:rPr>
+        <w:t>If a diagram fails QA:</w:t>
+      </w:r>
+    </w:p>
+    <w:p>
+      <w:pPr>
+        <w:numPr>
+          <w:ilvl w:val="0"/>
+          <w:numId w:val="11"/>
+        </w:numPr>
+        <w:rPr>
+          <w:rFonts w:ascii="Times New Roman" w:eastAsia="Times New Roman" w:hAnsi="Times New Roman" w:cs="Times New Roman"/>
+        </w:rPr>
+      </w:pPr>
+      <w:r>
+        <w:rPr>
+          <w:rFonts w:ascii="Times New Roman" w:eastAsia="Times New Roman" w:hAnsi="Times New Roman" w:cs="Times New Roman"/>
+        </w:rPr>
+        <w:t>A defect report is created</w:t>
+      </w:r>
+    </w:p>
+    <w:p>
+      <w:pPr>
+        <w:numPr>
+          <w:ilvl w:val="0"/>
+          <w:numId w:val="11"/>
+        </w:numPr>
+        <w:rPr>
+          <w:rFonts w:ascii="Times New Roman" w:eastAsia="Times New Roman" w:hAnsi="Times New Roman" w:cs="Times New Roman"/>
+        </w:rPr>
+      </w:pPr>
+      <w:r>
+        <w:rPr>
+          <w:rFonts w:ascii="Times New Roman" w:eastAsia="Times New Roman" w:hAnsi="Times New Roman" w:cs="Times New Roman"/>
+        </w:rPr>
+        <w:t>The issue is documented clearly</w:t>
+      </w:r>
+    </w:p>
+    <w:p>
+      <w:pPr>
+        <w:numPr>
+          <w:ilvl w:val="0"/>
+          <w:numId w:val="11"/>
+        </w:numPr>
+        <w:rPr>
+          <w:rFonts w:ascii="Times New Roman" w:eastAsia="Times New Roman" w:hAnsi="Times New Roman" w:cs="Times New Roman"/>
+        </w:rPr>
+      </w:pPr>
+      <w:r>
+        <w:rPr>
+          <w:rFonts w:ascii="Times New Roman" w:eastAsia="Times New Roman" w:hAnsi="Times New Roman" w:cs="Times New Roman"/>
+        </w:rPr>
+        <w:t xml:space="preserve">The deliverable is returned to the team's </w:t>
+      </w:r>
+      <w:proofErr w:type="spellStart"/>
+      <w:r>
+        <w:rPr>
+          <w:rFonts w:ascii="Courier New" w:eastAsia="Times New Roman" w:hAnsi="Courier New" w:cs="Courier New"/>
+          <w:sz w:val="20"/>
+          <w:szCs w:val="20"/>
+        </w:rPr>
+        <w:t>Faulty_Final_Integrated</w:t>
+      </w:r>
+      <w:proofErr w:type="spellEnd"/>
+      <w:r>
+        <w:rPr>
+          <w:rFonts w:ascii="Courier New" w:eastAsia="Times New Roman" w:hAnsi="Courier New" w:cs="Courier New"/>
+          <w:sz w:val="20"/>
+          <w:szCs w:val="20"/>
+        </w:rPr>
+        <w:t>/</w:t>
+      </w:r>
+    </w:p>
+    <w:p>
+      <w:pPr>
+        <w:numPr>
+          <w:ilvl w:val="0"/>
+          <w:numId w:val="11"/>
+        </w:numPr>
+        <w:rPr>
+          <w:rFonts w:ascii="Times New Roman" w:eastAsia="Times New Roman" w:hAnsi="Times New Roman" w:cs="Times New Roman"/>
+        </w:rPr>
+      </w:pPr>
+      <w:r>
+        <w:rPr>
+          <w:rFonts w:ascii="Times New Roman" w:eastAsia="Times New Roman" w:hAnsi="Times New Roman" w:cs="Times New Roman"/>
+        </w:rPr>
+        <w:t xml:space="preserve">The </w:t>
+      </w:r>
+      <w:r>
+        <w:rPr>
+          <w:rFonts w:ascii="Times New Roman" w:eastAsia="Times New Roman" w:hAnsi="Times New Roman" w:cs="Times New Roman"/>
+        </w:rPr>
+        <w:t>T</w:t>
+      </w:r>
+      <w:r>
+        <w:rPr>
+          <w:rFonts w:ascii="Times New Roman" w:eastAsia="Times New Roman" w:hAnsi="Times New Roman" w:cs="Times New Roman"/>
+        </w:rPr>
+        <w:t xml:space="preserve">eam </w:t>
+      </w:r>
+      <w:r>
+        <w:rPr>
+          <w:rFonts w:ascii="Times New Roman" w:eastAsia="Times New Roman" w:hAnsi="Times New Roman" w:cs="Times New Roman"/>
+        </w:rPr>
+        <w:t xml:space="preserve">Lead coordinates the </w:t>
+      </w:r>
+      <w:r>
+        <w:rPr>
+          <w:rFonts w:ascii="Times New Roman" w:eastAsia="Times New Roman" w:hAnsi="Times New Roman" w:cs="Times New Roman"/>
+        </w:rPr>
+        <w:t>revis</w:t>
+      </w:r>
+      <w:r>
+        <w:rPr>
+          <w:rFonts w:ascii="Times New Roman" w:eastAsia="Times New Roman" w:hAnsi="Times New Roman" w:cs="Times New Roman"/>
+        </w:rPr>
+        <w:t>ion of</w:t>
+      </w:r>
+      <w:r>
+        <w:rPr>
+          <w:rFonts w:ascii="Times New Roman" w:eastAsia="Times New Roman" w:hAnsi="Times New Roman" w:cs="Times New Roman"/>
+        </w:rPr>
+        <w:t xml:space="preserve"> the diagram</w:t>
+      </w:r>
+    </w:p>
+    <w:p>
+      <w:pPr>
+        <w:numPr>
+          <w:ilvl w:val="0"/>
+          <w:numId w:val="11"/>
+        </w:numPr>
+        <w:rPr>
+          <w:rFonts w:ascii="Times New Roman" w:eastAsia="Times New Roman" w:hAnsi="Times New Roman" w:cs="Times New Roman"/>
+        </w:rPr>
+      </w:pPr>
+      <w:r>
+        <w:rPr>
+          <w:rFonts w:ascii="Times New Roman" w:eastAsia="Times New Roman" w:hAnsi="Times New Roman" w:cs="Times New Roman"/>
+        </w:rPr>
+        <w:t xml:space="preserve">The </w:t>
+      </w:r>
+      <w:r>
+        <w:rPr>
+          <w:rFonts w:ascii="Times New Roman" w:eastAsia="Times New Roman" w:hAnsi="Times New Roman" w:cs="Times New Roman"/>
+        </w:rPr>
+        <w:t xml:space="preserve">Team Lead </w:t>
+      </w:r>
+      <w:r>
+        <w:rPr>
+          <w:rFonts w:ascii="Times New Roman" w:eastAsia="Times New Roman" w:hAnsi="Times New Roman" w:cs="Times New Roman"/>
+        </w:rPr>
+        <w:t>resubmit</w:t>
+      </w:r>
+      <w:r>
+        <w:rPr>
+          <w:rFonts w:ascii="Times New Roman" w:eastAsia="Times New Roman" w:hAnsi="Times New Roman" w:cs="Times New Roman"/>
+        </w:rPr>
+        <w:t>s the deliverable</w:t>
+      </w:r>
+      <w:r>
+        <w:rPr>
+          <w:rFonts w:ascii="Times New Roman" w:eastAsia="Times New Roman" w:hAnsi="Times New Roman" w:cs="Times New Roman"/>
+        </w:rPr>
+        <w:t xml:space="preserve"> to </w:t>
+      </w:r>
+      <w:proofErr w:type="spellStart"/>
+      <w:r>
+        <w:rPr>
+          <w:rFonts w:ascii="Courier New" w:eastAsia="Times New Roman" w:hAnsi="Courier New" w:cs="Courier New"/>
+          <w:sz w:val="20"/>
+          <w:szCs w:val="20"/>
+        </w:rPr>
+        <w:t>pending_review</w:t>
+      </w:r>
+      <w:proofErr w:type="spellEnd"/>
+      <w:r>
+        <w:rPr>
+          <w:rFonts w:ascii="Courier New" w:eastAsia="Times New Roman" w:hAnsi="Courier New" w:cs="Courier New"/>
+          <w:sz w:val="20"/>
+          <w:szCs w:val="20"/>
+        </w:rPr>
+        <w:t>/</w:t>
       </w:r>
     </w:p>
     <w:p>
@@ -3269,7 +3526,7 @@
           <w:rFonts w:ascii="Times New Roman" w:eastAsia="Times New Roman" w:hAnsi="Times New Roman" w:cs="Times New Roman"/>
         </w:rPr>
         <w:pict w14:anchorId="33DE70BD">
-          <v:rect id="_x0000_i1090" style="width:0;height:1.5pt" o:hralign="center" o:hrstd="t" o:hr="t" fillcolor="#a0a0a0" stroked="f"/>
+          <v:rect id="_x0000_i1030" style="width:0;height:1.5pt" o:hralign="center" o:hrstd="t" o:hr="t" fillcolor="#a0a0a0" stroked="f"/>
         </w:pict>
       </w:r>
     </w:p>
@@ -3482,7 +3739,23 @@
         <w:rPr>
           <w:rFonts w:ascii="Times New Roman" w:eastAsia="Times New Roman" w:hAnsi="Times New Roman" w:cs="Times New Roman"/>
         </w:rPr>
-        <w:t>Do NOT use generic names (e.g., diagram.drawio)</w:t>
+        <w:t xml:space="preserve">Do NOT use generic names (e.g., </w:t>
+      </w:r>
+      <w:proofErr w:type="spellStart"/>
+      <w:proofErr w:type="gramStart"/>
+      <w:r>
+        <w:rPr>
+          <w:rFonts w:ascii="Times New Roman" w:eastAsia="Times New Roman" w:hAnsi="Times New Roman" w:cs="Times New Roman"/>
+        </w:rPr>
+        <w:t>diagram.drawio</w:t>
+      </w:r>
+      <w:proofErr w:type="spellEnd"/>
+      <w:proofErr w:type="gramEnd"/>
+      <w:r>
+        <w:rPr>
+          <w:rFonts w:ascii="Times New Roman" w:eastAsia="Times New Roman" w:hAnsi="Times New Roman" w:cs="Times New Roman"/>
+        </w:rPr>
+        <w:t>)</w:t>
       </w:r>
     </w:p>
     <w:p>
@@ -3496,7 +3769,7 @@
           <w:rFonts w:ascii="Times New Roman" w:eastAsia="Times New Roman" w:hAnsi="Times New Roman" w:cs="Times New Roman"/>
         </w:rPr>
         <w:pict w14:anchorId="7797E2AD">
-          <v:rect id="_x0000_i1091" style="width:0;height:1.5pt" o:hralign="center" o:hrstd="t" o:hr="t" fillcolor="#a0a0a0" stroked="f"/>
+          <v:rect id="_x0000_i1031" style="width:0;height:1.5pt" o:hralign="center" o:hrstd="t" o:hr="t" fillcolor="#a0a0a0" stroked="f"/>
         </w:pict>
       </w:r>
     </w:p>
@@ -3553,7 +3826,21 @@
         <w:rPr>
           <w:rFonts w:ascii="Times New Roman" w:eastAsia="Times New Roman" w:hAnsi="Times New Roman" w:cs="Times New Roman"/>
         </w:rPr>
-        <w:t>He creates a development branch</w:t>
+        <w:t xml:space="preserve">He </w:t>
+      </w:r>
+      <w:proofErr w:type="gramStart"/>
+      <w:r>
+        <w:rPr>
+          <w:rFonts w:ascii="Times New Roman" w:eastAsia="Times New Roman" w:hAnsi="Times New Roman" w:cs="Times New Roman"/>
+        </w:rPr>
+        <w:t>creates</w:t>
+      </w:r>
+      <w:proofErr w:type="gramEnd"/>
+      <w:r>
+        <w:rPr>
+          <w:rFonts w:ascii="Times New Roman" w:eastAsia="Times New Roman" w:hAnsi="Times New Roman" w:cs="Times New Roman"/>
+        </w:rPr>
+        <w:t xml:space="preserve"> a development branch</w:t>
       </w:r>
     </w:p>
     <w:p>
@@ -3603,13 +3890,7 @@
         <w:rPr>
           <w:rFonts w:ascii="Times New Roman" w:eastAsia="Times New Roman" w:hAnsi="Times New Roman" w:cs="Times New Roman"/>
         </w:rPr>
-        <w:t>C</w:t>
-      </w:r>
-      <w:r>
-        <w:rPr>
-          <w:rFonts w:ascii="Times New Roman" w:eastAsia="Times New Roman" w:hAnsi="Times New Roman" w:cs="Times New Roman"/>
-        </w:rPr>
-        <w:t>ommits the new branch to the Repository</w:t>
+        <w:t>Commits the new branch to the Repository</w:t>
       </w:r>
     </w:p>
     <w:p>
@@ -3622,17 +3903,19 @@
           <w:rFonts w:ascii="Times New Roman" w:eastAsia="Times New Roman" w:hAnsi="Times New Roman" w:cs="Times New Roman"/>
         </w:rPr>
       </w:pPr>
-      <w:r>
-        <w:rPr>
-          <w:rFonts w:ascii="Times New Roman" w:eastAsia="Times New Roman" w:hAnsi="Times New Roman" w:cs="Times New Roman"/>
-        </w:rPr>
-        <w:t xml:space="preserve">Creates a Pull Request for the </w:t>
-      </w:r>
-      <w:r>
-        <w:rPr>
-          <w:rFonts w:ascii="Times New Roman" w:eastAsia="Times New Roman" w:hAnsi="Times New Roman" w:cs="Times New Roman"/>
-        </w:rPr>
-        <w:t>project artifact</w:t>
+      <w:proofErr w:type="gramStart"/>
+      <w:r>
+        <w:rPr>
+          <w:rFonts w:ascii="Times New Roman" w:eastAsia="Times New Roman" w:hAnsi="Times New Roman" w:cs="Times New Roman"/>
+        </w:rPr>
+        <w:t>Creates</w:t>
+      </w:r>
+      <w:proofErr w:type="gramEnd"/>
+      <w:r>
+        <w:rPr>
+          <w:rFonts w:ascii="Times New Roman" w:eastAsia="Times New Roman" w:hAnsi="Times New Roman" w:cs="Times New Roman"/>
+        </w:rPr>
+        <w:t xml:space="preserve"> a Pull Request for the project artifact</w:t>
       </w:r>
     </w:p>
     <w:p>
@@ -3649,7 +3932,21 @@
         <w:rPr>
           <w:rFonts w:ascii="Times New Roman" w:eastAsia="Times New Roman" w:hAnsi="Times New Roman" w:cs="Times New Roman"/>
         </w:rPr>
-        <w:t xml:space="preserve">Only the a member of the </w:t>
+        <w:t xml:space="preserve">Only </w:t>
+      </w:r>
+      <w:proofErr w:type="gramStart"/>
+      <w:r>
+        <w:rPr>
+          <w:rFonts w:ascii="Times New Roman" w:eastAsia="Times New Roman" w:hAnsi="Times New Roman" w:cs="Times New Roman"/>
+        </w:rPr>
+        <w:t>the a</w:t>
+      </w:r>
+      <w:proofErr w:type="gramEnd"/>
+      <w:r>
+        <w:rPr>
+          <w:rFonts w:ascii="Times New Roman" w:eastAsia="Times New Roman" w:hAnsi="Times New Roman" w:cs="Times New Roman"/>
+        </w:rPr>
+        <w:t xml:space="preserve"> member of the </w:t>
       </w:r>
       <w:r>
         <w:rPr>
@@ -3824,7 +4121,7 @@
           <w:rFonts w:ascii="Times New Roman" w:eastAsia="Times New Roman" w:hAnsi="Times New Roman" w:cs="Times New Roman"/>
         </w:rPr>
         <w:pict w14:anchorId="18E01181">
-          <v:rect id="_x0000_i1092" style="width:0;height:1.5pt" o:hralign="center" o:hrstd="t" o:hr="t" fillcolor="#a0a0a0" stroked="f"/>
+          <v:rect id="_x0000_i1032" style="width:0;height:1.5pt" o:hralign="center" o:hrstd="t" o:hr="t" fillcolor="#a0a0a0" stroked="f"/>
         </w:pict>
       </w:r>
     </w:p>
@@ -3891,11 +4188,19 @@
           <w:rFonts w:ascii="Times New Roman" w:eastAsia="Times New Roman" w:hAnsi="Times New Roman" w:cs="Times New Roman"/>
         </w:rPr>
       </w:pPr>
-      <w:r>
-        <w:rPr>
-          <w:rFonts w:ascii="Times New Roman" w:eastAsia="Times New Roman" w:hAnsi="Times New Roman" w:cs="Times New Roman"/>
-        </w:rPr>
-        <w:t>Commit changes frequently with clear messages</w:t>
+      <w:proofErr w:type="gramStart"/>
+      <w:r>
+        <w:rPr>
+          <w:rFonts w:ascii="Times New Roman" w:eastAsia="Times New Roman" w:hAnsi="Times New Roman" w:cs="Times New Roman"/>
+        </w:rPr>
+        <w:t>Commit</w:t>
+      </w:r>
+      <w:proofErr w:type="gramEnd"/>
+      <w:r>
+        <w:rPr>
+          <w:rFonts w:ascii="Times New Roman" w:eastAsia="Times New Roman" w:hAnsi="Times New Roman" w:cs="Times New Roman"/>
+        </w:rPr>
+        <w:t xml:space="preserve"> changes frequently with clear messages</w:t>
       </w:r>
       <w:r>
         <w:rPr>
@@ -3955,7 +4260,7 @@
           <w:rFonts w:ascii="Times New Roman" w:eastAsia="Times New Roman" w:hAnsi="Times New Roman" w:cs="Times New Roman"/>
         </w:rPr>
         <w:pict w14:anchorId="670C4D77">
-          <v:rect id="_x0000_i1093" style="width:0;height:1.5pt" o:hralign="center" o:hrstd="t" o:hr="t" fillcolor="#a0a0a0" stroked="f"/>
+          <v:rect id="_x0000_i1033" style="width:0;height:1.5pt" o:hralign="center" o:hrstd="t" o:hr="t" fillcolor="#a0a0a0" stroked="f"/>
         </w:pict>
       </w:r>
     </w:p>
@@ -4012,7 +4317,21 @@
         <w:rPr>
           <w:rFonts w:ascii="Times New Roman" w:eastAsia="Times New Roman" w:hAnsi="Times New Roman" w:cs="Times New Roman"/>
         </w:rPr>
-        <w:t>Teams will meat via Teams virtual Meeting at least once a week</w:t>
+        <w:t xml:space="preserve">Teams will </w:t>
+      </w:r>
+      <w:proofErr w:type="spellStart"/>
+      <w:r>
+        <w:rPr>
+          <w:rFonts w:ascii="Times New Roman" w:eastAsia="Times New Roman" w:hAnsi="Times New Roman" w:cs="Times New Roman"/>
+        </w:rPr>
+        <w:t>meat</w:t>
+      </w:r>
+      <w:proofErr w:type="spellEnd"/>
+      <w:r>
+        <w:rPr>
+          <w:rFonts w:ascii="Times New Roman" w:eastAsia="Times New Roman" w:hAnsi="Times New Roman" w:cs="Times New Roman"/>
+        </w:rPr>
+        <w:t xml:space="preserve"> via Teams virtual Meeting at least once a week</w:t>
       </w:r>
     </w:p>
     <w:p>
@@ -4128,13 +4447,7 @@
         <w:rPr>
           <w:rFonts w:ascii="Times New Roman" w:eastAsia="Times New Roman" w:hAnsi="Times New Roman" w:cs="Times New Roman"/>
         </w:rPr>
-        <w:t xml:space="preserve"> Sponsor</w:t>
-      </w:r>
-      <w:r>
-        <w:rPr>
-          <w:rFonts w:ascii="Times New Roman" w:eastAsia="Times New Roman" w:hAnsi="Times New Roman" w:cs="Times New Roman"/>
-        </w:rPr>
-        <w:t xml:space="preserve"> </w:t>
+        <w:t xml:space="preserve"> Sponsor </w:t>
       </w:r>
       <w:r>
         <w:rPr>
@@ -4166,7 +4479,7 @@
           <w:rFonts w:ascii="Times New Roman" w:eastAsia="Times New Roman" w:hAnsi="Times New Roman" w:cs="Times New Roman"/>
         </w:rPr>
         <w:pict w14:anchorId="5E04B2A2">
-          <v:rect id="_x0000_i1094" style="width:0;height:1.5pt" o:hralign="center" o:hrstd="t" o:hr="t" fillcolor="#a0a0a0" stroked="f"/>
+          <v:rect id="_x0000_i1034" style="width:0;height:1.5pt" o:hralign="center" o:hrstd="t" o:hr="t" fillcolor="#a0a0a0" stroked="f"/>
         </w:pict>
       </w:r>
     </w:p>
@@ -4202,7 +4515,21 @@
         <w:rPr>
           <w:rFonts w:ascii="Times New Roman" w:eastAsia="Times New Roman" w:hAnsi="Times New Roman" w:cs="Times New Roman"/>
         </w:rPr>
-        <w:t>Tasks will be tracked using a project board (e.g., Trello or Teams Planner).</w:t>
+        <w:t xml:space="preserve">Tasks will be tracked using a project board (e.g., </w:t>
+      </w:r>
+      <w:proofErr w:type="gramStart"/>
+      <w:r>
+        <w:rPr>
+          <w:rFonts w:ascii="Times New Roman" w:eastAsia="Times New Roman" w:hAnsi="Times New Roman" w:cs="Times New Roman"/>
+        </w:rPr>
+        <w:t>Trello like</w:t>
+      </w:r>
+      <w:proofErr w:type="gramEnd"/>
+      <w:r>
+        <w:rPr>
+          <w:rFonts w:ascii="Times New Roman" w:eastAsia="Times New Roman" w:hAnsi="Times New Roman" w:cs="Times New Roman"/>
+        </w:rPr>
+        <w:t xml:space="preserve"> Teams Planner).</w:t>
       </w:r>
     </w:p>
     <w:p>
@@ -4223,7 +4550,7 @@
         <w:pStyle w:val="ListParagraph"/>
         <w:numPr>
           <w:ilvl w:val="0"/>
-          <w:numId w:val="17"/>
+          <w:numId w:val="18"/>
         </w:numPr>
         <w:rPr>
           <w:rFonts w:ascii="Times New Roman" w:eastAsia="Times New Roman" w:hAnsi="Times New Roman" w:cs="Times New Roman"/>
@@ -4243,7 +4570,7 @@
         <w:pStyle w:val="ListParagraph"/>
         <w:numPr>
           <w:ilvl w:val="0"/>
-          <w:numId w:val="17"/>
+          <w:numId w:val="18"/>
         </w:numPr>
         <w:rPr>
           <w:rFonts w:ascii="Times New Roman" w:eastAsia="Times New Roman" w:hAnsi="Times New Roman" w:cs="Times New Roman"/>
@@ -4255,35 +4582,35 @@
           <w:sz w:val="20"/>
           <w:szCs w:val="20"/>
         </w:rPr>
-        <w:t xml:space="preserve">In Progress </w:t>
-      </w:r>
-    </w:p>
-    <w:p>
-      <w:pPr>
-        <w:pStyle w:val="ListParagraph"/>
-        <w:numPr>
-          <w:ilvl w:val="0"/>
-          <w:numId w:val="17"/>
-        </w:numPr>
-        <w:rPr>
-          <w:rFonts w:ascii="Times New Roman" w:eastAsia="Times New Roman" w:hAnsi="Times New Roman" w:cs="Times New Roman"/>
-        </w:rPr>
-      </w:pPr>
+        <w:t>Working</w:t>
+      </w:r>
       <w:r>
         <w:rPr>
           <w:rFonts w:ascii="Courier New" w:eastAsia="Times New Roman" w:hAnsi="Courier New" w:cs="Courier New"/>
           <w:sz w:val="20"/>
           <w:szCs w:val="20"/>
         </w:rPr>
-        <w:t>IC' Portion Ready for QA</w:t>
-      </w:r>
+        <w:t xml:space="preserve"> on</w:t>
+      </w:r>
+    </w:p>
+    <w:p>
+      <w:pPr>
+        <w:pStyle w:val="ListParagraph"/>
+        <w:numPr>
+          <w:ilvl w:val="0"/>
+          <w:numId w:val="18"/>
+        </w:numPr>
+        <w:rPr>
+          <w:rFonts w:ascii="Times New Roman" w:eastAsia="Times New Roman" w:hAnsi="Times New Roman" w:cs="Times New Roman"/>
+        </w:rPr>
+      </w:pPr>
       <w:r>
         <w:rPr>
           <w:rFonts w:ascii="Courier New" w:eastAsia="Times New Roman" w:hAnsi="Courier New" w:cs="Courier New"/>
           <w:sz w:val="20"/>
           <w:szCs w:val="20"/>
         </w:rPr>
-        <w:t xml:space="preserve"> </w:t>
+        <w:t xml:space="preserve">Team QA </w:t>
       </w:r>
     </w:p>
     <w:p>
@@ -4291,7 +4618,7 @@
         <w:pStyle w:val="ListParagraph"/>
         <w:numPr>
           <w:ilvl w:val="0"/>
-          <w:numId w:val="17"/>
+          <w:numId w:val="18"/>
         </w:numPr>
         <w:rPr>
           <w:rFonts w:ascii="Times New Roman" w:eastAsia="Times New Roman" w:hAnsi="Times New Roman" w:cs="Times New Roman"/>
@@ -4303,137 +4630,625 @@
           <w:sz w:val="20"/>
           <w:szCs w:val="20"/>
         </w:rPr>
-        <w:t xml:space="preserve">Ready for Editor &amp; Integration into Team's Assigned </w:t>
-      </w:r>
+        <w:t xml:space="preserve">Team Editor </w:t>
+      </w:r>
+    </w:p>
+    <w:p>
+      <w:pPr>
+        <w:pStyle w:val="ListParagraph"/>
+        <w:numPr>
+          <w:ilvl w:val="0"/>
+          <w:numId w:val="18"/>
+        </w:numPr>
+        <w:rPr>
+          <w:rFonts w:ascii="Times New Roman" w:eastAsia="Times New Roman" w:hAnsi="Times New Roman" w:cs="Times New Roman"/>
+        </w:rPr>
+      </w:pPr>
       <w:r>
         <w:rPr>
           <w:rFonts w:ascii="Courier New" w:eastAsia="Times New Roman" w:hAnsi="Courier New" w:cs="Courier New"/>
           <w:sz w:val="20"/>
           <w:szCs w:val="20"/>
         </w:rPr>
-        <w:t>Sectio</w:t>
-      </w:r>
+        <w:t>Chief of Q/A</w:t>
+      </w:r>
+    </w:p>
+    <w:p>
+      <w:pPr>
+        <w:pStyle w:val="ListParagraph"/>
+        <w:numPr>
+          <w:ilvl w:val="0"/>
+          <w:numId w:val="18"/>
+        </w:numPr>
+        <w:rPr>
+          <w:rFonts w:ascii="Times New Roman" w:eastAsia="Times New Roman" w:hAnsi="Times New Roman" w:cs="Times New Roman"/>
+        </w:rPr>
+      </w:pPr>
       <w:r>
         <w:rPr>
           <w:rFonts w:ascii="Courier New" w:eastAsia="Times New Roman" w:hAnsi="Courier New" w:cs="Courier New"/>
           <w:sz w:val="20"/>
           <w:szCs w:val="20"/>
         </w:rPr>
-        <w:t>n</w:t>
-      </w:r>
+        <w:t>Chief Editor</w:t>
+      </w:r>
+    </w:p>
+    <w:p>
+      <w:pPr>
+        <w:pStyle w:val="ListParagraph"/>
+        <w:numPr>
+          <w:ilvl w:val="0"/>
+          <w:numId w:val="18"/>
+        </w:numPr>
+        <w:rPr>
+          <w:rFonts w:ascii="Times New Roman" w:eastAsia="Times New Roman" w:hAnsi="Times New Roman" w:cs="Times New Roman"/>
+        </w:rPr>
+      </w:pPr>
       <w:r>
         <w:rPr>
           <w:rFonts w:ascii="Courier New" w:eastAsia="Times New Roman" w:hAnsi="Courier New" w:cs="Courier New"/>
           <w:sz w:val="20"/>
           <w:szCs w:val="20"/>
         </w:rPr>
-        <w:t xml:space="preserve"> </w:t>
-      </w:r>
-    </w:p>
-    <w:p>
-      <w:pPr>
-        <w:pStyle w:val="ListParagraph"/>
+        <w:t>Completed</w:t>
+      </w:r>
+    </w:p>
+    <w:p>
+      <w:pPr>
+        <w:rPr>
+          <w:rFonts w:ascii="Times New Roman" w:eastAsia="Times New Roman" w:hAnsi="Times New Roman" w:cs="Times New Roman"/>
+        </w:rPr>
+      </w:pPr>
+      <w:r>
+        <w:rPr>
+          <w:rFonts w:ascii="Times New Roman" w:eastAsia="Times New Roman" w:hAnsi="Times New Roman" w:cs="Times New Roman"/>
+        </w:rPr>
+        <w:pict w14:anchorId="1EF04129">
+          <v:rect id="_x0000_i1042" style="width:0;height:1.5pt" o:hralign="center" o:hrstd="t" o:hr="t" fillcolor="#a0a0a0" stroked="f"/>
+        </w:pict>
+      </w:r>
+    </w:p>
+    <w:p>
+      <w:pPr>
+        <w:outlineLvl w:val="1"/>
+        <w:rPr>
+          <w:rFonts w:ascii="Times New Roman" w:eastAsia="Times New Roman" w:hAnsi="Times New Roman" w:cs="Times New Roman"/>
+          <w:b/>
+          <w:bCs/>
+          <w:sz w:val="36"/>
+          <w:szCs w:val="36"/>
+        </w:rPr>
+      </w:pPr>
+      <w:r>
+        <w:rPr>
+          <w:rFonts w:ascii="Times New Roman" w:eastAsia="Times New Roman" w:hAnsi="Times New Roman" w:cs="Times New Roman"/>
+          <w:b/>
+          <w:bCs/>
+          <w:sz w:val="36"/>
+          <w:szCs w:val="36"/>
+        </w:rPr>
+        <w:t xml:space="preserve">11. </w:t>
+      </w:r>
+      <w:r>
+        <w:rPr>
+          <w:rFonts w:ascii="Times New Roman" w:eastAsia="Times New Roman" w:hAnsi="Times New Roman" w:cs="Times New Roman"/>
+          <w:b/>
+          <w:bCs/>
+          <w:sz w:val="36"/>
+          <w:szCs w:val="36"/>
+        </w:rPr>
+        <w:t>Task Assignment, Handoff, and Notification</w:t>
+      </w:r>
+    </w:p>
+    <w:p>
+      <w:pPr>
         <w:numPr>
           <w:ilvl w:val="0"/>
-          <w:numId w:val="17"/>
-        </w:numPr>
-        <w:rPr>
-          <w:rFonts w:ascii="Times New Roman" w:eastAsia="Times New Roman" w:hAnsi="Times New Roman" w:cs="Times New Roman"/>
-        </w:rPr>
-      </w:pPr>
+          <w:numId w:val="20"/>
+        </w:numPr>
+        <w:rPr>
+          <w:rFonts w:ascii="Times New Roman" w:eastAsia="Times New Roman" w:hAnsi="Times New Roman" w:cs="Times New Roman"/>
+        </w:rPr>
+      </w:pPr>
+      <w:r>
+        <w:rPr>
+          <w:rFonts w:ascii="Times New Roman" w:eastAsia="Times New Roman" w:hAnsi="Times New Roman" w:cs="Times New Roman"/>
+        </w:rPr>
+        <w:t>Each task begins with a single assignee:</w:t>
+      </w:r>
+    </w:p>
+    <w:p>
+      <w:pPr>
+        <w:numPr>
+          <w:ilvl w:val="1"/>
+          <w:numId w:val="20"/>
+        </w:numPr>
+        <w:rPr>
+          <w:rFonts w:ascii="Times New Roman" w:eastAsia="Times New Roman" w:hAnsi="Times New Roman" w:cs="Times New Roman"/>
+        </w:rPr>
+      </w:pPr>
+      <w:r>
+        <w:rPr>
+          <w:rFonts w:ascii="Times New Roman" w:eastAsia="Times New Roman" w:hAnsi="Times New Roman" w:cs="Times New Roman"/>
+        </w:rPr>
+        <w:t xml:space="preserve">The </w:t>
+      </w:r>
+      <w:r>
+        <w:rPr>
+          <w:rFonts w:ascii="Times New Roman" w:eastAsia="Times New Roman" w:hAnsi="Times New Roman" w:cs="Times New Roman"/>
+          <w:b/>
+          <w:bCs/>
+        </w:rPr>
+        <w:t>Primary Assignee (IC)</w:t>
+      </w:r>
+      <w:r>
+        <w:rPr>
+          <w:rFonts w:ascii="Times New Roman" w:eastAsia="Times New Roman" w:hAnsi="Times New Roman" w:cs="Times New Roman"/>
+        </w:rPr>
+        <w:t>, who remains assigned for the entire lifecycle of the task</w:t>
+      </w:r>
+    </w:p>
+    <w:p>
+      <w:pPr>
+        <w:numPr>
+          <w:ilvl w:val="0"/>
+          <w:numId w:val="20"/>
+        </w:numPr>
+        <w:rPr>
+          <w:rFonts w:ascii="Times New Roman" w:eastAsia="Times New Roman" w:hAnsi="Times New Roman" w:cs="Times New Roman"/>
+        </w:rPr>
+      </w:pPr>
+      <w:r>
+        <w:rPr>
+          <w:rFonts w:ascii="Times New Roman" w:eastAsia="Times New Roman" w:hAnsi="Times New Roman" w:cs="Times New Roman"/>
+        </w:rPr>
+        <w:t>During the “To Do” and “Working” stages:</w:t>
+      </w:r>
+    </w:p>
+    <w:p>
+      <w:pPr>
+        <w:numPr>
+          <w:ilvl w:val="1"/>
+          <w:numId w:val="20"/>
+        </w:numPr>
+        <w:rPr>
+          <w:rFonts w:ascii="Times New Roman" w:eastAsia="Times New Roman" w:hAnsi="Times New Roman" w:cs="Times New Roman"/>
+        </w:rPr>
+      </w:pPr>
+      <w:r>
+        <w:rPr>
+          <w:rFonts w:ascii="Times New Roman" w:eastAsia="Times New Roman" w:hAnsi="Times New Roman" w:cs="Times New Roman"/>
+        </w:rPr>
+        <w:t xml:space="preserve">The </w:t>
+      </w:r>
+      <w:r>
+        <w:rPr>
+          <w:rFonts w:ascii="Times New Roman" w:eastAsia="Times New Roman" w:hAnsi="Times New Roman" w:cs="Times New Roman"/>
+          <w:b/>
+          <w:bCs/>
+        </w:rPr>
+        <w:t>Primary Assignee (IC)</w:t>
+      </w:r>
+      <w:r>
+        <w:rPr>
+          <w:rFonts w:ascii="Times New Roman" w:eastAsia="Times New Roman" w:hAnsi="Times New Roman" w:cs="Times New Roman"/>
+        </w:rPr>
+        <w:t xml:space="preserve"> is responsible for all work and task movement</w:t>
+      </w:r>
+    </w:p>
+    <w:p>
+      <w:pPr>
+        <w:numPr>
+          <w:ilvl w:val="0"/>
+          <w:numId w:val="20"/>
+        </w:numPr>
+        <w:rPr>
+          <w:rFonts w:ascii="Times New Roman" w:eastAsia="Times New Roman" w:hAnsi="Times New Roman" w:cs="Times New Roman"/>
+        </w:rPr>
+      </w:pPr>
+      <w:r>
+        <w:rPr>
+          <w:rFonts w:ascii="Times New Roman" w:eastAsia="Times New Roman" w:hAnsi="Times New Roman" w:cs="Times New Roman"/>
+        </w:rPr>
+        <w:t>After the “Working” stage:</w:t>
+      </w:r>
+    </w:p>
+    <w:p>
+      <w:pPr>
+        <w:numPr>
+          <w:ilvl w:val="1"/>
+          <w:numId w:val="20"/>
+        </w:numPr>
+        <w:rPr>
+          <w:rFonts w:ascii="Times New Roman" w:eastAsia="Times New Roman" w:hAnsi="Times New Roman" w:cs="Times New Roman"/>
+        </w:rPr>
+      </w:pPr>
+      <w:r>
+        <w:rPr>
+          <w:rFonts w:ascii="Times New Roman" w:eastAsia="Times New Roman" w:hAnsi="Times New Roman" w:cs="Times New Roman"/>
+        </w:rPr>
+        <w:t xml:space="preserve">A </w:t>
+      </w:r>
+      <w:r>
+        <w:rPr>
+          <w:rFonts w:ascii="Times New Roman" w:eastAsia="Times New Roman" w:hAnsi="Times New Roman" w:cs="Times New Roman"/>
+          <w:b/>
+          <w:bCs/>
+        </w:rPr>
+        <w:t>Current Stage Assignee</w:t>
+      </w:r>
+      <w:r>
+        <w:rPr>
+          <w:rFonts w:ascii="Times New Roman" w:eastAsia="Times New Roman" w:hAnsi="Times New Roman" w:cs="Times New Roman"/>
+        </w:rPr>
+        <w:t xml:space="preserve"> must be assigned for each subsequent stage (Team QA, Team Editor, Chief QA, Chief Editor)</w:t>
+      </w:r>
+    </w:p>
+    <w:p>
+      <w:pPr>
+        <w:numPr>
+          <w:ilvl w:val="0"/>
+          <w:numId w:val="20"/>
+        </w:numPr>
+        <w:rPr>
+          <w:rFonts w:ascii="Times New Roman" w:eastAsia="Times New Roman" w:hAnsi="Times New Roman" w:cs="Times New Roman"/>
+        </w:rPr>
+      </w:pPr>
+      <w:r>
+        <w:rPr>
+          <w:rFonts w:ascii="Times New Roman" w:eastAsia="Times New Roman" w:hAnsi="Times New Roman" w:cs="Times New Roman"/>
+        </w:rPr>
+        <w:t>For every stage transition (applies to both IC and Current Stage Assignee):</w:t>
+      </w:r>
+    </w:p>
+    <w:p>
+      <w:pPr>
+        <w:numPr>
+          <w:ilvl w:val="1"/>
+          <w:numId w:val="20"/>
+        </w:numPr>
+        <w:rPr>
+          <w:rFonts w:ascii="Times New Roman" w:eastAsia="Times New Roman" w:hAnsi="Times New Roman" w:cs="Times New Roman"/>
+        </w:rPr>
+      </w:pPr>
+      <w:r>
+        <w:rPr>
+          <w:rFonts w:ascii="Times New Roman" w:eastAsia="Times New Roman" w:hAnsi="Times New Roman" w:cs="Times New Roman"/>
+        </w:rPr>
+        <w:t>The person moving the task must:</w:t>
+      </w:r>
+    </w:p>
+    <w:p>
+      <w:pPr>
+        <w:numPr>
+          <w:ilvl w:val="2"/>
+          <w:numId w:val="20"/>
+        </w:numPr>
+        <w:rPr>
+          <w:rFonts w:ascii="Times New Roman" w:eastAsia="Times New Roman" w:hAnsi="Times New Roman" w:cs="Times New Roman"/>
+        </w:rPr>
+      </w:pPr>
+      <w:r>
+        <w:rPr>
+          <w:rFonts w:ascii="Times New Roman" w:eastAsia="Times New Roman" w:hAnsi="Times New Roman" w:cs="Times New Roman"/>
+        </w:rPr>
+        <w:t>Assign the next stage’s responsible person (if applicable)</w:t>
+      </w:r>
+    </w:p>
+    <w:p>
+      <w:pPr>
+        <w:numPr>
+          <w:ilvl w:val="2"/>
+          <w:numId w:val="20"/>
+        </w:numPr>
+        <w:rPr>
+          <w:rFonts w:ascii="Times New Roman" w:eastAsia="Times New Roman" w:hAnsi="Times New Roman" w:cs="Times New Roman"/>
+        </w:rPr>
+      </w:pPr>
+      <w:r>
+        <w:rPr>
+          <w:rFonts w:ascii="Times New Roman" w:eastAsia="Times New Roman" w:hAnsi="Times New Roman" w:cs="Times New Roman"/>
+        </w:rPr>
+        <w:t>Remove themselves as the Current Stage Assignee (if applicable)</w:t>
+      </w:r>
+    </w:p>
+    <w:p>
+      <w:pPr>
+        <w:numPr>
+          <w:ilvl w:val="2"/>
+          <w:numId w:val="20"/>
+        </w:numPr>
+        <w:rPr>
+          <w:rFonts w:ascii="Times New Roman" w:eastAsia="Times New Roman" w:hAnsi="Times New Roman" w:cs="Times New Roman"/>
+        </w:rPr>
+      </w:pPr>
+      <w:r>
+        <w:rPr>
+          <w:rFonts w:ascii="Times New Roman" w:eastAsia="Times New Roman" w:hAnsi="Times New Roman" w:cs="Times New Roman"/>
+        </w:rPr>
+        <w:t>Move the task to the next stage</w:t>
+      </w:r>
+    </w:p>
+    <w:p>
+      <w:pPr>
+        <w:numPr>
+          <w:ilvl w:val="2"/>
+          <w:numId w:val="20"/>
+        </w:numPr>
+        <w:rPr>
+          <w:rFonts w:ascii="Times New Roman" w:eastAsia="Times New Roman" w:hAnsi="Times New Roman" w:cs="Times New Roman"/>
+        </w:rPr>
+      </w:pPr>
+      <w:proofErr w:type="gramStart"/>
+      <w:r>
+        <w:rPr>
+          <w:rFonts w:ascii="Times New Roman" w:eastAsia="Times New Roman" w:hAnsi="Times New Roman" w:cs="Times New Roman"/>
+          <w:b/>
+          <w:bCs/>
+        </w:rPr>
+        <w:t>@mention</w:t>
+      </w:r>
+      <w:proofErr w:type="gramEnd"/>
+      <w:r>
+        <w:rPr>
+          <w:rFonts w:ascii="Times New Roman" w:eastAsia="Times New Roman" w:hAnsi="Times New Roman" w:cs="Times New Roman"/>
+          <w:b/>
+          <w:bCs/>
+        </w:rPr>
+        <w:t xml:space="preserve"> the Team Lead in the task’s comments and state the new stage</w:t>
+      </w:r>
+    </w:p>
+    <w:p>
+      <w:pPr>
+        <w:numPr>
+          <w:ilvl w:val="0"/>
+          <w:numId w:val="20"/>
+        </w:numPr>
+        <w:rPr>
+          <w:rFonts w:ascii="Times New Roman" w:eastAsia="Times New Roman" w:hAnsi="Times New Roman" w:cs="Times New Roman"/>
+        </w:rPr>
+      </w:pPr>
+      <w:r>
+        <w:rPr>
+          <w:rFonts w:ascii="Times New Roman" w:eastAsia="Times New Roman" w:hAnsi="Times New Roman" w:cs="Times New Roman"/>
+        </w:rPr>
+        <w:t xml:space="preserve">The Primary Assignee (IC) remains </w:t>
+      </w:r>
+      <w:proofErr w:type="gramStart"/>
+      <w:r>
+        <w:rPr>
+          <w:rFonts w:ascii="Times New Roman" w:eastAsia="Times New Roman" w:hAnsi="Times New Roman" w:cs="Times New Roman"/>
+        </w:rPr>
+        <w:t>assigned to the task at all times</w:t>
+      </w:r>
+      <w:proofErr w:type="gramEnd"/>
+    </w:p>
+    <w:p>
+      <w:pPr>
+        <w:numPr>
+          <w:ilvl w:val="0"/>
+          <w:numId w:val="20"/>
+        </w:numPr>
+        <w:rPr>
+          <w:rFonts w:ascii="Times New Roman" w:eastAsia="Times New Roman" w:hAnsi="Times New Roman" w:cs="Times New Roman"/>
+        </w:rPr>
+      </w:pPr>
+      <w:r>
+        <w:rPr>
+          <w:rFonts w:ascii="Times New Roman" w:eastAsia="Times New Roman" w:hAnsi="Times New Roman" w:cs="Times New Roman"/>
+        </w:rPr>
+        <w:t>When the task reaches “Completed”:</w:t>
+      </w:r>
+    </w:p>
+    <w:p>
+      <w:pPr>
+        <w:numPr>
+          <w:ilvl w:val="1"/>
+          <w:numId w:val="20"/>
+        </w:numPr>
+        <w:rPr>
+          <w:rFonts w:ascii="Times New Roman" w:eastAsia="Times New Roman" w:hAnsi="Times New Roman" w:cs="Times New Roman"/>
+        </w:rPr>
+      </w:pPr>
+      <w:r>
+        <w:rPr>
+          <w:rFonts w:ascii="Times New Roman" w:eastAsia="Times New Roman" w:hAnsi="Times New Roman" w:cs="Times New Roman"/>
+        </w:rPr>
+        <w:t>The Current Stage Assignee (Chief Editor) is removed</w:t>
+      </w:r>
+    </w:p>
+    <w:p>
+      <w:pPr>
+        <w:numPr>
+          <w:ilvl w:val="1"/>
+          <w:numId w:val="20"/>
+        </w:numPr>
+        <w:rPr>
+          <w:rFonts w:ascii="Times New Roman" w:eastAsia="Times New Roman" w:hAnsi="Times New Roman" w:cs="Times New Roman"/>
+        </w:rPr>
+      </w:pPr>
+      <w:r>
+        <w:rPr>
+          <w:rFonts w:ascii="Times New Roman" w:eastAsia="Times New Roman" w:hAnsi="Times New Roman" w:cs="Times New Roman"/>
+        </w:rPr>
+        <w:t>Only the Primary Assignee (IC) remains on the task</w:t>
+      </w:r>
+    </w:p>
+    <w:p>
+      <w:pPr>
+        <w:rPr>
+          <w:rFonts w:ascii="Times New Roman" w:eastAsia="Times New Roman" w:hAnsi="Times New Roman" w:cs="Times New Roman"/>
+        </w:rPr>
+      </w:pPr>
+      <w:r>
+        <w:rPr>
+          <w:rFonts w:ascii="Times New Roman" w:eastAsia="Times New Roman" w:hAnsi="Times New Roman" w:cs="Times New Roman"/>
+        </w:rPr>
+        <w:pict w14:anchorId="7545D9F9">
+          <v:rect id="_x0000_i1049" style="width:0;height:1.5pt" o:hralign="center" o:hrstd="t" o:hr="t" fillcolor="#a0a0a0" stroked="f"/>
+        </w:pict>
+      </w:r>
+    </w:p>
+    <w:p>
+      <w:pPr>
+        <w:outlineLvl w:val="1"/>
+        <w:rPr>
+          <w:rFonts w:ascii="Times New Roman" w:eastAsia="Times New Roman" w:hAnsi="Times New Roman" w:cs="Times New Roman"/>
+          <w:b/>
+          <w:bCs/>
+          <w:sz w:val="36"/>
+          <w:szCs w:val="36"/>
+        </w:rPr>
+      </w:pPr>
+      <w:r>
+        <w:rPr>
+          <w:rFonts w:ascii="Times New Roman" w:eastAsia="Times New Roman" w:hAnsi="Times New Roman" w:cs="Times New Roman"/>
+          <w:b/>
+          <w:bCs/>
+          <w:sz w:val="36"/>
+          <w:szCs w:val="36"/>
+        </w:rPr>
+        <w:t>1</w:t>
+      </w:r>
+      <w:r>
+        <w:rPr>
+          <w:rFonts w:ascii="Times New Roman" w:eastAsia="Times New Roman" w:hAnsi="Times New Roman" w:cs="Times New Roman"/>
+          <w:b/>
+          <w:bCs/>
+          <w:sz w:val="36"/>
+          <w:szCs w:val="36"/>
+        </w:rPr>
+        <w:t>2</w:t>
+      </w:r>
+      <w:r>
+        <w:rPr>
+          <w:rFonts w:ascii="Times New Roman" w:eastAsia="Times New Roman" w:hAnsi="Times New Roman" w:cs="Times New Roman"/>
+          <w:b/>
+          <w:bCs/>
+          <w:sz w:val="36"/>
+          <w:szCs w:val="36"/>
+        </w:rPr>
+        <w:t>. Definition of Done</w:t>
+      </w:r>
+    </w:p>
+    <w:p>
+      <w:pPr>
+        <w:rPr>
+          <w:rFonts w:ascii="Times New Roman" w:eastAsia="Times New Roman" w:hAnsi="Times New Roman" w:cs="Times New Roman"/>
+        </w:rPr>
+      </w:pPr>
+      <w:r>
+        <w:rPr>
+          <w:rFonts w:ascii="Times New Roman" w:eastAsia="Times New Roman" w:hAnsi="Times New Roman" w:cs="Times New Roman"/>
+        </w:rPr>
+        <w:t>A diagram is considered complete when:</w:t>
+      </w:r>
+    </w:p>
+    <w:p>
+      <w:pPr>
+        <w:numPr>
+          <w:ilvl w:val="0"/>
+          <w:numId w:val="16"/>
+        </w:numPr>
+        <w:rPr>
+          <w:rFonts w:ascii="Times New Roman" w:eastAsia="Times New Roman" w:hAnsi="Times New Roman" w:cs="Times New Roman"/>
+        </w:rPr>
+      </w:pPr>
+      <w:r>
+        <w:rPr>
+          <w:rFonts w:ascii="Times New Roman" w:eastAsia="Times New Roman" w:hAnsi="Times New Roman" w:cs="Times New Roman"/>
+        </w:rPr>
+        <w:t>It has been reviewed by Team QA</w:t>
+      </w:r>
+    </w:p>
+    <w:p>
+      <w:pPr>
+        <w:numPr>
+          <w:ilvl w:val="0"/>
+          <w:numId w:val="16"/>
+        </w:numPr>
+        <w:rPr>
+          <w:rFonts w:ascii="Times New Roman" w:eastAsia="Times New Roman" w:hAnsi="Times New Roman" w:cs="Times New Roman"/>
+        </w:rPr>
+      </w:pPr>
+      <w:r>
+        <w:rPr>
+          <w:rFonts w:ascii="Times New Roman" w:eastAsia="Times New Roman" w:hAnsi="Times New Roman" w:cs="Times New Roman"/>
+        </w:rPr>
+        <w:t>It has been submitted to QA Review</w:t>
+      </w:r>
+    </w:p>
+    <w:p>
+      <w:pPr>
+        <w:numPr>
+          <w:ilvl w:val="0"/>
+          <w:numId w:val="16"/>
+        </w:numPr>
+        <w:rPr>
+          <w:rFonts w:ascii="Times New Roman" w:eastAsia="Times New Roman" w:hAnsi="Times New Roman" w:cs="Times New Roman"/>
+        </w:rPr>
+      </w:pPr>
+      <w:r>
+        <w:rPr>
+          <w:rFonts w:ascii="Times New Roman" w:eastAsia="Times New Roman" w:hAnsi="Times New Roman" w:cs="Times New Roman"/>
+        </w:rPr>
+        <w:t>It has been approved by Chief QA</w:t>
+      </w:r>
+    </w:p>
+    <w:p>
+      <w:pPr>
+        <w:numPr>
+          <w:ilvl w:val="0"/>
+          <w:numId w:val="16"/>
+        </w:numPr>
+        <w:rPr>
+          <w:rFonts w:ascii="Times New Roman" w:eastAsia="Times New Roman" w:hAnsi="Times New Roman" w:cs="Times New Roman"/>
+        </w:rPr>
+      </w:pPr>
+      <w:r>
+        <w:rPr>
+          <w:rFonts w:ascii="Times New Roman" w:eastAsia="Times New Roman" w:hAnsi="Times New Roman" w:cs="Times New Roman"/>
+        </w:rPr>
+        <w:t xml:space="preserve">It is placed in </w:t>
+      </w:r>
       <w:r>
         <w:rPr>
           <w:rFonts w:ascii="Courier New" w:eastAsia="Times New Roman" w:hAnsi="Courier New" w:cs="Courier New"/>
           <w:sz w:val="20"/>
           <w:szCs w:val="20"/>
         </w:rPr>
-        <w:t xml:space="preserve">Assigned Section Ready for </w:t>
-      </w:r>
-      <w:r>
-        <w:rPr>
-          <w:rFonts w:ascii="Courier New" w:eastAsia="Times New Roman" w:hAnsi="Courier New" w:cs="Courier New"/>
-          <w:sz w:val="20"/>
-          <w:szCs w:val="20"/>
-        </w:rPr>
-        <w:t>Chief</w:t>
-      </w:r>
-      <w:r>
-        <w:rPr>
-          <w:rFonts w:ascii="Courier New" w:eastAsia="Times New Roman" w:hAnsi="Courier New" w:cs="Courier New"/>
-          <w:sz w:val="20"/>
-          <w:szCs w:val="20"/>
-        </w:rPr>
-        <w:t xml:space="preserve"> of Q/A to Approve</w:t>
-      </w:r>
-    </w:p>
-    <w:p>
-      <w:pPr>
-        <w:pStyle w:val="ListParagraph"/>
+        <w:t>approved/</w:t>
+      </w:r>
+    </w:p>
+    <w:p>
+      <w:pPr>
         <w:numPr>
           <w:ilvl w:val="0"/>
-          <w:numId w:val="17"/>
-        </w:numPr>
-        <w:rPr>
-          <w:rFonts w:ascii="Times New Roman" w:eastAsia="Times New Roman" w:hAnsi="Times New Roman" w:cs="Times New Roman"/>
-        </w:rPr>
-      </w:pPr>
-      <w:r>
-        <w:rPr>
-          <w:rFonts w:ascii="Courier New" w:eastAsia="Times New Roman" w:hAnsi="Courier New" w:cs="Courier New"/>
-          <w:sz w:val="20"/>
-          <w:szCs w:val="20"/>
-        </w:rPr>
-        <w:t>Deliverable Ready for Ch</w:t>
-      </w:r>
-      <w:r>
-        <w:rPr>
-          <w:rFonts w:ascii="Courier New" w:eastAsia="Times New Roman" w:hAnsi="Courier New" w:cs="Courier New"/>
-          <w:sz w:val="20"/>
-          <w:szCs w:val="20"/>
-        </w:rPr>
-        <w:t>ie</w:t>
-      </w:r>
-      <w:r>
-        <w:rPr>
-          <w:rFonts w:ascii="Courier New" w:eastAsia="Times New Roman" w:hAnsi="Courier New" w:cs="Courier New"/>
-          <w:sz w:val="20"/>
-          <w:szCs w:val="20"/>
-        </w:rPr>
-        <w:t>f Editor to merge into Final Doc</w:t>
-      </w:r>
-    </w:p>
-    <w:p>
-      <w:pPr>
-        <w:pStyle w:val="ListParagraph"/>
-        <w:numPr>
-          <w:ilvl w:val="0"/>
-          <w:numId w:val="17"/>
-        </w:numPr>
-        <w:rPr>
-          <w:rFonts w:ascii="Times New Roman" w:eastAsia="Times New Roman" w:hAnsi="Times New Roman" w:cs="Times New Roman"/>
-        </w:rPr>
-      </w:pPr>
-      <w:r>
-        <w:rPr>
-          <w:rFonts w:ascii="Courier New" w:eastAsia="Times New Roman" w:hAnsi="Courier New" w:cs="Courier New"/>
-          <w:sz w:val="20"/>
-          <w:szCs w:val="20"/>
-        </w:rPr>
-        <w:t>Completed</w:t>
-      </w:r>
-    </w:p>
-    <w:p>
-      <w:pPr>
-        <w:rPr>
-          <w:rFonts w:ascii="Times New Roman" w:eastAsia="Times New Roman" w:hAnsi="Times New Roman" w:cs="Times New Roman"/>
-        </w:rPr>
-      </w:pPr>
-      <w:r>
-        <w:rPr>
-          <w:rFonts w:ascii="Times New Roman" w:eastAsia="Times New Roman" w:hAnsi="Times New Roman" w:cs="Times New Roman"/>
-        </w:rPr>
-        <w:pict w14:anchorId="7545D9F9">
-          <v:rect id="_x0000_i1095" style="width:0;height:1.5pt" o:hralign="center" o:hrstd="t" o:hr="t" fillcolor="#a0a0a0" stroked="f"/>
+          <w:numId w:val="16"/>
+        </w:numPr>
+        <w:rPr>
+          <w:rFonts w:ascii="Times New Roman" w:eastAsia="Times New Roman" w:hAnsi="Times New Roman" w:cs="Times New Roman"/>
+        </w:rPr>
+      </w:pPr>
+      <w:r>
+        <w:rPr>
+          <w:rFonts w:ascii="Times New Roman" w:eastAsia="Times New Roman" w:hAnsi="Times New Roman" w:cs="Times New Roman"/>
+        </w:rPr>
+        <w:t>It has been inserted into the SDD</w:t>
+      </w:r>
+    </w:p>
+    <w:p>
+      <w:pPr>
+        <w:rPr>
+          <w:rFonts w:ascii="Times New Roman" w:eastAsia="Times New Roman" w:hAnsi="Times New Roman" w:cs="Times New Roman"/>
+        </w:rPr>
+      </w:pPr>
+      <w:r>
+        <w:rPr>
+          <w:rFonts w:ascii="Times New Roman" w:eastAsia="Times New Roman" w:hAnsi="Times New Roman" w:cs="Times New Roman"/>
+        </w:rPr>
+        <w:pict w14:anchorId="13C81F98">
+          <v:rect id="_x0000_i1036" style="width:0;height:1.5pt" o:hralign="center" o:hrstd="t" o:hr="t" fillcolor="#a0a0a0" stroked="f"/>
         </w:pict>
       </w:r>
     </w:p>
@@ -4456,133 +5271,10 @@
           <w:sz w:val="36"/>
           <w:szCs w:val="36"/>
         </w:rPr>
-        <w:t>11. Definition of Done</w:t>
-      </w:r>
-    </w:p>
-    <w:p>
-      <w:pPr>
-        <w:rPr>
-          <w:rFonts w:ascii="Times New Roman" w:eastAsia="Times New Roman" w:hAnsi="Times New Roman" w:cs="Times New Roman"/>
-        </w:rPr>
-      </w:pPr>
-      <w:r>
-        <w:rPr>
-          <w:rFonts w:ascii="Times New Roman" w:eastAsia="Times New Roman" w:hAnsi="Times New Roman" w:cs="Times New Roman"/>
-        </w:rPr>
-        <w:t>A diagram is considered complete when:</w:t>
-      </w:r>
-    </w:p>
-    <w:p>
-      <w:pPr>
-        <w:numPr>
-          <w:ilvl w:val="0"/>
-          <w:numId w:val="16"/>
-        </w:numPr>
-        <w:rPr>
-          <w:rFonts w:ascii="Times New Roman" w:eastAsia="Times New Roman" w:hAnsi="Times New Roman" w:cs="Times New Roman"/>
-        </w:rPr>
-      </w:pPr>
-      <w:r>
-        <w:rPr>
-          <w:rFonts w:ascii="Times New Roman" w:eastAsia="Times New Roman" w:hAnsi="Times New Roman" w:cs="Times New Roman"/>
-        </w:rPr>
-        <w:t>It has been reviewed by Team QA</w:t>
-      </w:r>
-    </w:p>
-    <w:p>
-      <w:pPr>
-        <w:numPr>
-          <w:ilvl w:val="0"/>
-          <w:numId w:val="16"/>
-        </w:numPr>
-        <w:rPr>
-          <w:rFonts w:ascii="Times New Roman" w:eastAsia="Times New Roman" w:hAnsi="Times New Roman" w:cs="Times New Roman"/>
-        </w:rPr>
-      </w:pPr>
-      <w:r>
-        <w:rPr>
-          <w:rFonts w:ascii="Times New Roman" w:eastAsia="Times New Roman" w:hAnsi="Times New Roman" w:cs="Times New Roman"/>
-        </w:rPr>
-        <w:t>It has been submitted to QA Review</w:t>
-      </w:r>
-    </w:p>
-    <w:p>
-      <w:pPr>
-        <w:numPr>
-          <w:ilvl w:val="0"/>
-          <w:numId w:val="16"/>
-        </w:numPr>
-        <w:rPr>
-          <w:rFonts w:ascii="Times New Roman" w:eastAsia="Times New Roman" w:hAnsi="Times New Roman" w:cs="Times New Roman"/>
-        </w:rPr>
-      </w:pPr>
-      <w:r>
-        <w:rPr>
-          <w:rFonts w:ascii="Times New Roman" w:eastAsia="Times New Roman" w:hAnsi="Times New Roman" w:cs="Times New Roman"/>
-        </w:rPr>
-        <w:t>It has been approved by Chief QA</w:t>
-      </w:r>
-    </w:p>
-    <w:p>
-      <w:pPr>
-        <w:numPr>
-          <w:ilvl w:val="0"/>
-          <w:numId w:val="16"/>
-        </w:numPr>
-        <w:rPr>
-          <w:rFonts w:ascii="Times New Roman" w:eastAsia="Times New Roman" w:hAnsi="Times New Roman" w:cs="Times New Roman"/>
-        </w:rPr>
-      </w:pPr>
-      <w:r>
-        <w:rPr>
-          <w:rFonts w:ascii="Times New Roman" w:eastAsia="Times New Roman" w:hAnsi="Times New Roman" w:cs="Times New Roman"/>
-        </w:rPr>
-        <w:t xml:space="preserve">It is placed in </w:t>
-      </w:r>
-      <w:r>
-        <w:rPr>
-          <w:rFonts w:ascii="Courier New" w:eastAsia="Times New Roman" w:hAnsi="Courier New" w:cs="Courier New"/>
-          <w:sz w:val="20"/>
-          <w:szCs w:val="20"/>
-        </w:rPr>
-        <w:t>approved/</w:t>
-      </w:r>
-    </w:p>
-    <w:p>
-      <w:pPr>
-        <w:numPr>
-          <w:ilvl w:val="0"/>
-          <w:numId w:val="16"/>
-        </w:numPr>
-        <w:rPr>
-          <w:rFonts w:ascii="Times New Roman" w:eastAsia="Times New Roman" w:hAnsi="Times New Roman" w:cs="Times New Roman"/>
-        </w:rPr>
-      </w:pPr>
-      <w:r>
-        <w:rPr>
-          <w:rFonts w:ascii="Times New Roman" w:eastAsia="Times New Roman" w:hAnsi="Times New Roman" w:cs="Times New Roman"/>
-        </w:rPr>
-        <w:t>It has been inserted into the SDD</w:t>
-      </w:r>
-    </w:p>
-    <w:p>
-      <w:pPr>
-        <w:rPr>
-          <w:rFonts w:ascii="Times New Roman" w:eastAsia="Times New Roman" w:hAnsi="Times New Roman" w:cs="Times New Roman"/>
-        </w:rPr>
-      </w:pPr>
-      <w:r>
-        <w:rPr>
-          <w:rFonts w:ascii="Times New Roman" w:eastAsia="Times New Roman" w:hAnsi="Times New Roman" w:cs="Times New Roman"/>
-        </w:rPr>
-        <w:pict w14:anchorId="13C81F98">
-          <v:rect id="_x0000_i1096" style="width:0;height:1.5pt" o:hralign="center" o:hrstd="t" o:hr="t" fillcolor="#a0a0a0" stroked="f"/>
-        </w:pict>
-      </w:r>
-    </w:p>
-    <w:p>
-      <w:pPr>
-        <w:outlineLvl w:val="1"/>
+        <w:lastRenderedPageBreak/>
+        <w:t>1</w:t>
+      </w:r>
+      <w:r>
         <w:rPr>
           <w:rFonts w:ascii="Times New Roman" w:eastAsia="Times New Roman" w:hAnsi="Times New Roman" w:cs="Times New Roman"/>
           <w:b/>
@@ -4590,7 +5282,8 @@
           <w:sz w:val="36"/>
           <w:szCs w:val="36"/>
         </w:rPr>
-      </w:pPr>
+        <w:t>3</w:t>
+      </w:r>
       <w:r>
         <w:rPr>
           <w:rFonts w:ascii="Times New Roman" w:eastAsia="Times New Roman" w:hAnsi="Times New Roman" w:cs="Times New Roman"/>
@@ -4599,7 +5292,7 @@
           <w:sz w:val="36"/>
           <w:szCs w:val="36"/>
         </w:rPr>
-        <w:t>12. Summary</w:t>
+        <w:t>. Summary</w:t>
       </w:r>
     </w:p>
     <w:p>
@@ -5977,6 +6670,155 @@
     </w:lvl>
   </w:abstractNum>
   <w:abstractNum w:abstractNumId="8" w15:restartNumberingAfterBreak="0">
+    <w:nsid w:val="3C84640D"/>
+    <w:multiLevelType w:val="multilevel"/>
+    <w:tmpl w:val="45402598"/>
+    <w:lvl w:ilvl="0">
+      <w:start w:val="1"/>
+      <w:numFmt w:val="bullet"/>
+      <w:lvlText w:val=""/>
+      <w:lvlJc w:val="left"/>
+      <w:pPr>
+        <w:tabs>
+          <w:tab w:val="num" w:pos="720"/>
+        </w:tabs>
+        <w:ind w:left="720" w:hanging="360"/>
+      </w:pPr>
+      <w:rPr>
+        <w:rFonts w:ascii="Symbol" w:hAnsi="Symbol" w:hint="default"/>
+        <w:sz w:val="20"/>
+      </w:rPr>
+    </w:lvl>
+    <w:lvl w:ilvl="1">
+      <w:start w:val="1"/>
+      <w:numFmt w:val="bullet"/>
+      <w:lvlText w:val="o"/>
+      <w:lvlJc w:val="left"/>
+      <w:pPr>
+        <w:tabs>
+          <w:tab w:val="num" w:pos="1440"/>
+        </w:tabs>
+        <w:ind w:left="1440" w:hanging="360"/>
+      </w:pPr>
+      <w:rPr>
+        <w:rFonts w:ascii="Courier New" w:hAnsi="Courier New" w:hint="default"/>
+        <w:sz w:val="20"/>
+      </w:rPr>
+    </w:lvl>
+    <w:lvl w:ilvl="2">
+      <w:start w:val="1"/>
+      <w:numFmt w:val="bullet"/>
+      <w:lvlText w:val=""/>
+      <w:lvlJc w:val="left"/>
+      <w:pPr>
+        <w:tabs>
+          <w:tab w:val="num" w:pos="2160"/>
+        </w:tabs>
+        <w:ind w:left="2160" w:hanging="360"/>
+      </w:pPr>
+      <w:rPr>
+        <w:rFonts w:ascii="Wingdings" w:hAnsi="Wingdings" w:hint="default"/>
+        <w:sz w:val="20"/>
+      </w:rPr>
+    </w:lvl>
+    <w:lvl w:ilvl="3" w:tentative="1">
+      <w:start w:val="1"/>
+      <w:numFmt w:val="bullet"/>
+      <w:lvlText w:val=""/>
+      <w:lvlJc w:val="left"/>
+      <w:pPr>
+        <w:tabs>
+          <w:tab w:val="num" w:pos="2880"/>
+        </w:tabs>
+        <w:ind w:left="2880" w:hanging="360"/>
+      </w:pPr>
+      <w:rPr>
+        <w:rFonts w:ascii="Wingdings" w:hAnsi="Wingdings" w:hint="default"/>
+        <w:sz w:val="20"/>
+      </w:rPr>
+    </w:lvl>
+    <w:lvl w:ilvl="4" w:tentative="1">
+      <w:start w:val="1"/>
+      <w:numFmt w:val="bullet"/>
+      <w:lvlText w:val=""/>
+      <w:lvlJc w:val="left"/>
+      <w:pPr>
+        <w:tabs>
+          <w:tab w:val="num" w:pos="3600"/>
+        </w:tabs>
+        <w:ind w:left="3600" w:hanging="360"/>
+      </w:pPr>
+      <w:rPr>
+        <w:rFonts w:ascii="Wingdings" w:hAnsi="Wingdings" w:hint="default"/>
+        <w:sz w:val="20"/>
+      </w:rPr>
+    </w:lvl>
+    <w:lvl w:ilvl="5" w:tentative="1">
+      <w:start w:val="1"/>
+      <w:numFmt w:val="bullet"/>
+      <w:lvlText w:val=""/>
+      <w:lvlJc w:val="left"/>
+      <w:pPr>
+        <w:tabs>
+          <w:tab w:val="num" w:pos="4320"/>
+        </w:tabs>
+        <w:ind w:left="4320" w:hanging="360"/>
+      </w:pPr>
+      <w:rPr>
+        <w:rFonts w:ascii="Wingdings" w:hAnsi="Wingdings" w:hint="default"/>
+        <w:sz w:val="20"/>
+      </w:rPr>
+    </w:lvl>
+    <w:lvl w:ilvl="6" w:tentative="1">
+      <w:start w:val="1"/>
+      <w:numFmt w:val="bullet"/>
+      <w:lvlText w:val=""/>
+      <w:lvlJc w:val="left"/>
+      <w:pPr>
+        <w:tabs>
+          <w:tab w:val="num" w:pos="5040"/>
+        </w:tabs>
+        <w:ind w:left="5040" w:hanging="360"/>
+      </w:pPr>
+      <w:rPr>
+        <w:rFonts w:ascii="Wingdings" w:hAnsi="Wingdings" w:hint="default"/>
+        <w:sz w:val="20"/>
+      </w:rPr>
+    </w:lvl>
+    <w:lvl w:ilvl="7" w:tentative="1">
+      <w:start w:val="1"/>
+      <w:numFmt w:val="bullet"/>
+      <w:lvlText w:val=""/>
+      <w:lvlJc w:val="left"/>
+      <w:pPr>
+        <w:tabs>
+          <w:tab w:val="num" w:pos="5760"/>
+        </w:tabs>
+        <w:ind w:left="5760" w:hanging="360"/>
+      </w:pPr>
+      <w:rPr>
+        <w:rFonts w:ascii="Wingdings" w:hAnsi="Wingdings" w:hint="default"/>
+        <w:sz w:val="20"/>
+      </w:rPr>
+    </w:lvl>
+    <w:lvl w:ilvl="8" w:tentative="1">
+      <w:start w:val="1"/>
+      <w:numFmt w:val="bullet"/>
+      <w:lvlText w:val=""/>
+      <w:lvlJc w:val="left"/>
+      <w:pPr>
+        <w:tabs>
+          <w:tab w:val="num" w:pos="6480"/>
+        </w:tabs>
+        <w:ind w:left="6480" w:hanging="360"/>
+      </w:pPr>
+      <w:rPr>
+        <w:rFonts w:ascii="Wingdings" w:hAnsi="Wingdings" w:hint="default"/>
+        <w:sz w:val="20"/>
+      </w:rPr>
+    </w:lvl>
+  </w:abstractNum>
+  <w:abstractNum w:abstractNumId="9" w15:restartNumberingAfterBreak="0">
     <w:nsid w:val="489F4974"/>
     <w:multiLevelType w:val="multilevel"/>
     <w:tmpl w:val="58844CE0"/>
@@ -6125,7 +6967,7 @@
       </w:rPr>
     </w:lvl>
   </w:abstractNum>
-  <w:abstractNum w:abstractNumId="9" w15:restartNumberingAfterBreak="0">
+  <w:abstractNum w:abstractNumId="10" w15:restartNumberingAfterBreak="0">
     <w:nsid w:val="49D66DEF"/>
     <w:multiLevelType w:val="multilevel"/>
     <w:tmpl w:val="5F7A4EF0"/>
@@ -6274,7 +7116,7 @@
       </w:rPr>
     </w:lvl>
   </w:abstractNum>
-  <w:abstractNum w:abstractNumId="10" w15:restartNumberingAfterBreak="0">
+  <w:abstractNum w:abstractNumId="11" w15:restartNumberingAfterBreak="0">
     <w:nsid w:val="52624E8F"/>
     <w:multiLevelType w:val="hybridMultilevel"/>
     <w:tmpl w:val="37201AEE"/>
@@ -6363,7 +7205,7 @@
       </w:pPr>
     </w:lvl>
   </w:abstractNum>
-  <w:abstractNum w:abstractNumId="11" w15:restartNumberingAfterBreak="0">
+  <w:abstractNum w:abstractNumId="12" w15:restartNumberingAfterBreak="0">
     <w:nsid w:val="56E54830"/>
     <w:multiLevelType w:val="multilevel"/>
     <w:tmpl w:val="40DA7062"/>
@@ -6512,7 +7354,7 @@
       </w:rPr>
     </w:lvl>
   </w:abstractNum>
-  <w:abstractNum w:abstractNumId="12" w15:restartNumberingAfterBreak="0">
+  <w:abstractNum w:abstractNumId="13" w15:restartNumberingAfterBreak="0">
     <w:nsid w:val="58DF3AC5"/>
     <w:multiLevelType w:val="multilevel"/>
     <w:tmpl w:val="C402199C"/>
@@ -6661,7 +7503,7 @@
       </w:rPr>
     </w:lvl>
   </w:abstractNum>
-  <w:abstractNum w:abstractNumId="13" w15:restartNumberingAfterBreak="0">
+  <w:abstractNum w:abstractNumId="14" w15:restartNumberingAfterBreak="0">
     <w:nsid w:val="669B1120"/>
     <w:multiLevelType w:val="multilevel"/>
     <w:tmpl w:val="5A5284C0"/>
@@ -6810,7 +7652,7 @@
       </w:rPr>
     </w:lvl>
   </w:abstractNum>
-  <w:abstractNum w:abstractNumId="14" w15:restartNumberingAfterBreak="0">
+  <w:abstractNum w:abstractNumId="15" w15:restartNumberingAfterBreak="0">
     <w:nsid w:val="66F76C58"/>
     <w:multiLevelType w:val="multilevel"/>
     <w:tmpl w:val="5D6A1F7A"/>
@@ -6959,7 +7801,7 @@
       </w:rPr>
     </w:lvl>
   </w:abstractNum>
-  <w:abstractNum w:abstractNumId="15" w15:restartNumberingAfterBreak="0">
+  <w:abstractNum w:abstractNumId="16" w15:restartNumberingAfterBreak="0">
     <w:nsid w:val="6B026A71"/>
     <w:multiLevelType w:val="multilevel"/>
     <w:tmpl w:val="63BA7276"/>
@@ -7076,7 +7918,120 @@
       </w:pPr>
     </w:lvl>
   </w:abstractNum>
-  <w:abstractNum w:abstractNumId="16" w15:restartNumberingAfterBreak="0">
+  <w:abstractNum w:abstractNumId="17" w15:restartNumberingAfterBreak="0">
+    <w:nsid w:val="729B68B3"/>
+    <w:multiLevelType w:val="hybridMultilevel"/>
+    <w:tmpl w:val="C058739E"/>
+    <w:lvl w:ilvl="0" w:tplc="04090001">
+      <w:start w:val="1"/>
+      <w:numFmt w:val="bullet"/>
+      <w:lvlText w:val=""/>
+      <w:lvlJc w:val="left"/>
+      <w:pPr>
+        <w:ind w:left="720" w:hanging="360"/>
+      </w:pPr>
+      <w:rPr>
+        <w:rFonts w:ascii="Symbol" w:hAnsi="Symbol" w:hint="default"/>
+      </w:rPr>
+    </w:lvl>
+    <w:lvl w:ilvl="1" w:tplc="04090003" w:tentative="1">
+      <w:start w:val="1"/>
+      <w:numFmt w:val="bullet"/>
+      <w:lvlText w:val="o"/>
+      <w:lvlJc w:val="left"/>
+      <w:pPr>
+        <w:ind w:left="1440" w:hanging="360"/>
+      </w:pPr>
+      <w:rPr>
+        <w:rFonts w:ascii="Courier New" w:hAnsi="Courier New" w:cs="Courier New" w:hint="default"/>
+      </w:rPr>
+    </w:lvl>
+    <w:lvl w:ilvl="2" w:tplc="04090005" w:tentative="1">
+      <w:start w:val="1"/>
+      <w:numFmt w:val="bullet"/>
+      <w:lvlText w:val=""/>
+      <w:lvlJc w:val="left"/>
+      <w:pPr>
+        <w:ind w:left="2160" w:hanging="360"/>
+      </w:pPr>
+      <w:rPr>
+        <w:rFonts w:ascii="Wingdings" w:hAnsi="Wingdings" w:hint="default"/>
+      </w:rPr>
+    </w:lvl>
+    <w:lvl w:ilvl="3" w:tplc="04090001" w:tentative="1">
+      <w:start w:val="1"/>
+      <w:numFmt w:val="bullet"/>
+      <w:lvlText w:val=""/>
+      <w:lvlJc w:val="left"/>
+      <w:pPr>
+        <w:ind w:left="2880" w:hanging="360"/>
+      </w:pPr>
+      <w:rPr>
+        <w:rFonts w:ascii="Symbol" w:hAnsi="Symbol" w:hint="default"/>
+      </w:rPr>
+    </w:lvl>
+    <w:lvl w:ilvl="4" w:tplc="04090003" w:tentative="1">
+      <w:start w:val="1"/>
+      <w:numFmt w:val="bullet"/>
+      <w:lvlText w:val="o"/>
+      <w:lvlJc w:val="left"/>
+      <w:pPr>
+        <w:ind w:left="3600" w:hanging="360"/>
+      </w:pPr>
+      <w:rPr>
+        <w:rFonts w:ascii="Courier New" w:hAnsi="Courier New" w:cs="Courier New" w:hint="default"/>
+      </w:rPr>
+    </w:lvl>
+    <w:lvl w:ilvl="5" w:tplc="04090005" w:tentative="1">
+      <w:start w:val="1"/>
+      <w:numFmt w:val="bullet"/>
+      <w:lvlText w:val=""/>
+      <w:lvlJc w:val="left"/>
+      <w:pPr>
+        <w:ind w:left="4320" w:hanging="360"/>
+      </w:pPr>
+      <w:rPr>
+        <w:rFonts w:ascii="Wingdings" w:hAnsi="Wingdings" w:hint="default"/>
+      </w:rPr>
+    </w:lvl>
+    <w:lvl w:ilvl="6" w:tplc="04090001" w:tentative="1">
+      <w:start w:val="1"/>
+      <w:numFmt w:val="bullet"/>
+      <w:lvlText w:val=""/>
+      <w:lvlJc w:val="left"/>
+      <w:pPr>
+        <w:ind w:left="5040" w:hanging="360"/>
+      </w:pPr>
+      <w:rPr>
+        <w:rFonts w:ascii="Symbol" w:hAnsi="Symbol" w:hint="default"/>
+      </w:rPr>
+    </w:lvl>
+    <w:lvl w:ilvl="7" w:tplc="04090003" w:tentative="1">
+      <w:start w:val="1"/>
+      <w:numFmt w:val="bullet"/>
+      <w:lvlText w:val="o"/>
+      <w:lvlJc w:val="left"/>
+      <w:pPr>
+        <w:ind w:left="5760" w:hanging="360"/>
+      </w:pPr>
+      <w:rPr>
+        <w:rFonts w:ascii="Courier New" w:hAnsi="Courier New" w:cs="Courier New" w:hint="default"/>
+      </w:rPr>
+    </w:lvl>
+    <w:lvl w:ilvl="8" w:tplc="04090005" w:tentative="1">
+      <w:start w:val="1"/>
+      <w:numFmt w:val="bullet"/>
+      <w:lvlText w:val=""/>
+      <w:lvlJc w:val="left"/>
+      <w:pPr>
+        <w:ind w:left="6480" w:hanging="360"/>
+      </w:pPr>
+      <w:rPr>
+        <w:rFonts w:ascii="Wingdings" w:hAnsi="Wingdings" w:hint="default"/>
+      </w:rPr>
+    </w:lvl>
+  </w:abstractNum>
+  <w:abstractNum w:abstractNumId="18" w15:restartNumberingAfterBreak="0">
     <w:nsid w:val="73E613F9"/>
     <w:multiLevelType w:val="multilevel"/>
     <w:tmpl w:val="D8AA7E7C"/>
@@ -7229,7 +8184,7 @@
     <w:abstractNumId w:val="7"/>
   </w:num>
   <w:num w:numId="2" w16cid:durableId="1931309997">
-    <w:abstractNumId w:val="16"/>
+    <w:abstractNumId w:val="18"/>
   </w:num>
   <w:num w:numId="3" w16cid:durableId="89281168">
     <w:abstractNumId w:val="0"/>
@@ -7241,40 +8196,76 @@
     <w:abstractNumId w:val="4"/>
   </w:num>
   <w:num w:numId="6" w16cid:durableId="1741100207">
-    <w:abstractNumId w:val="12"/>
+    <w:abstractNumId w:val="13"/>
   </w:num>
   <w:num w:numId="7" w16cid:durableId="1603686941">
     <w:abstractNumId w:val="5"/>
   </w:num>
   <w:num w:numId="8" w16cid:durableId="2014410015">
-    <w:abstractNumId w:val="14"/>
+    <w:abstractNumId w:val="15"/>
   </w:num>
   <w:num w:numId="9" w16cid:durableId="1548103535">
-    <w:abstractNumId w:val="15"/>
+    <w:abstractNumId w:val="16"/>
   </w:num>
   <w:num w:numId="10" w16cid:durableId="415052630">
-    <w:abstractNumId w:val="13"/>
+    <w:abstractNumId w:val="14"/>
   </w:num>
   <w:num w:numId="11" w16cid:durableId="1297374169">
     <w:abstractNumId w:val="3"/>
   </w:num>
   <w:num w:numId="12" w16cid:durableId="1795293662">
-    <w:abstractNumId w:val="11"/>
+    <w:abstractNumId w:val="12"/>
   </w:num>
   <w:num w:numId="13" w16cid:durableId="1665356299">
-    <w:abstractNumId w:val="8"/>
+    <w:abstractNumId w:val="9"/>
   </w:num>
   <w:num w:numId="14" w16cid:durableId="1709253739">
     <w:abstractNumId w:val="2"/>
   </w:num>
   <w:num w:numId="15" w16cid:durableId="1678846652">
-    <w:abstractNumId w:val="9"/>
+    <w:abstractNumId w:val="10"/>
   </w:num>
   <w:num w:numId="16" w16cid:durableId="1123812555">
     <w:abstractNumId w:val="6"/>
   </w:num>
   <w:num w:numId="17" w16cid:durableId="59404428">
-    <w:abstractNumId w:val="10"/>
+    <w:abstractNumId w:val="11"/>
+  </w:num>
+  <w:num w:numId="18" w16cid:durableId="1279139324">
+    <w:abstractNumId w:val="11"/>
+    <w:lvlOverride w:ilvl="0">
+      <w:startOverride w:val="1"/>
+    </w:lvlOverride>
+    <w:lvlOverride w:ilvl="1">
+      <w:startOverride w:val="1"/>
+    </w:lvlOverride>
+    <w:lvlOverride w:ilvl="2">
+      <w:startOverride w:val="1"/>
+    </w:lvlOverride>
+    <w:lvlOverride w:ilvl="3">
+      <w:startOverride w:val="1"/>
+    </w:lvlOverride>
+    <w:lvlOverride w:ilvl="4">
+      <w:startOverride w:val="1"/>
+    </w:lvlOverride>
+    <w:lvlOverride w:ilvl="5">
+      <w:startOverride w:val="1"/>
+    </w:lvlOverride>
+    <w:lvlOverride w:ilvl="6">
+      <w:startOverride w:val="1"/>
+    </w:lvlOverride>
+    <w:lvlOverride w:ilvl="7">
+      <w:startOverride w:val="1"/>
+    </w:lvlOverride>
+    <w:lvlOverride w:ilvl="8">
+      <w:startOverride w:val="1"/>
+    </w:lvlOverride>
+  </w:num>
+  <w:num w:numId="19" w16cid:durableId="743841132">
+    <w:abstractNumId w:val="17"/>
+  </w:num>
+  <w:num w:numId="20" w16cid:durableId="1511607537">
+    <w:abstractNumId w:val="8"/>
   </w:num>
 </w:numbering>
 </file>
